--- a/downloads/student/bridge-week-10.docx
+++ b/downloads/student/bridge-week-10.docx
@@ -864,6 +864,16 @@
     <w:p>
       <w:r>
         <w:t>None is also a possible explicitly stored value; real record contracts must define how missing and null values are represented.</w:t>
+      </w:r>
+    </w:p>
+    <w:p>
+      <w:r>
+        <w:t>Read the labelled picture: Predict all three original outputs. Explain the difference between count=0 and missing price, then predict the lookup after price=0 is added.</w:t>
+      </w:r>
+    </w:p>
+    <w:p>
+      <w:r>
+        <w:t>Change one thing: Add the field price with value 0. Predict the result before checking the explanation. What remains the same?</w:t>
       </w:r>
     </w:p>
     <w:p>
@@ -2014,6 +2024,187 @@
         <w:t>Attempt the independent case before hints. Record whether you worked alone, used a hint or followed a model. After feedback, fix the first unsupported step and explain why it changed. A later check uses a changed case, not a copied answer.</w:t>
       </w:r>
     </w:p>
+    <w:p>
+      <w:pPr>
+        <w:pStyle w:val="Heading1"/>
+      </w:pPr>
+      <w:r>
+        <w:t>15. Your lesson route</w:t>
+      </w:r>
+    </w:p>
+    <w:p>
+      <w:r>
+        <w:t>Start with this question: A zero field is still present. A dictionary record describes a shelf. The program distinguishes missing data from an actual zero.</w:t>
+      </w:r>
+    </w:p>
+    <w:tbl>
+      <w:tblPr>
+        <w:tblStyle w:val="LightShading-Accent1"/>
+        <w:tblW w:type="auto" w:w="0"/>
+        <w:tblLook w:firstColumn="1" w:firstRow="1" w:lastColumn="0" w:lastRow="0" w:noHBand="0" w:noVBand="1" w:val="04A0"/>
+      </w:tblPr>
+      <w:tblGrid>
+        <w:gridCol w:w="5112"/>
+        <w:gridCol w:w="5112"/>
+      </w:tblGrid>
+      <w:tr>
+        <w:trPr>
+          <w:tblHeader/>
+        </w:trPr>
+        <w:tc>
+          <w:tcPr>
+            <w:tcW w:type="dxa" w:w="5112"/>
+          </w:tcPr>
+          <w:p>
+            <w:r>
+              <w:t>By the end, I can</w:t>
+            </w:r>
+          </w:p>
+        </w:tc>
+        <w:tc>
+          <w:tcPr>
+            <w:tcW w:type="dxa" w:w="5112"/>
+          </w:tcPr>
+          <w:p>
+            <w:r>
+              <w:t>How I will show it</w:t>
+            </w:r>
+          </w:p>
+        </w:tc>
+      </w:tr>
+      <w:tr>
+        <w:tc>
+          <w:tcPr>
+            <w:tcW w:type="dxa" w:w="5112"/>
+          </w:tcPr>
+          <w:p>
+            <w:r>
+              <w:t>Read and update named dictionary fields</w:t>
+            </w:r>
+          </w:p>
+        </w:tc>
+        <w:tc>
+          <w:tcPr>
+            <w:tcW w:type="dxa" w:w="5112"/>
+          </w:tcPr>
+          <w:p>
+            <w:r>
+              <w:t>Explain the deciding step, show a trace or test, and state one limit.</w:t>
+            </w:r>
+          </w:p>
+        </w:tc>
+      </w:tr>
+      <w:tr>
+        <w:tc>
+          <w:tcPr>
+            <w:tcW w:type="dxa" w:w="5112"/>
+          </w:tcPr>
+          <w:p>
+            <w:r>
+              <w:t>Connect a record to a function call</w:t>
+            </w:r>
+          </w:p>
+        </w:tc>
+        <w:tc>
+          <w:tcPr>
+            <w:tcW w:type="dxa" w:w="5112"/>
+          </w:tcPr>
+          <w:p>
+            <w:r>
+              <w:t>Explain the deciding step, show a trace or test, and state one limit.</w:t>
+            </w:r>
+          </w:p>
+        </w:tc>
+      </w:tr>
+      <w:tr>
+        <w:tc>
+          <w:tcPr>
+            <w:tcW w:type="dxa" w:w="5112"/>
+          </w:tcPr>
+          <w:p>
+            <w:r>
+              <w:t>Distinguish missing fields from zero values</w:t>
+            </w:r>
+          </w:p>
+        </w:tc>
+        <w:tc>
+          <w:tcPr>
+            <w:tcW w:type="dxa" w:w="5112"/>
+          </w:tcPr>
+          <w:p>
+            <w:r>
+              <w:t>Explain the deciding step, show a trace or test, and state one limit.</w:t>
+            </w:r>
+          </w:p>
+        </w:tc>
+      </w:tr>
+    </w:tbl>
+    <w:p>
+      <w:r>
+        <w:t>Remember → watch and explain → try with help → investigate → try independently → keep project evidence. Your teacher may spread this lesson across several classes.</w:t>
+      </w:r>
+    </w:p>
+    <w:p>
+      <w:r>
+        <w:t>Keep your first prediction. Compare it with what the evidence shows and explain any change.</w:t>
+      </w:r>
+    </w:p>
+    <w:p>
+      <w:pPr>
+        <w:pStyle w:val="Heading1"/>
+      </w:pPr>
+      <w:r>
+        <w:t>16. Finish and return</w:t>
+      </w:r>
+    </w:p>
+    <w:p>
+      <w:r>
+        <w:t>Close your notes. Explain this goal in your own words: Read and update named dictionary fields</w:t>
+      </w:r>
+    </w:p>
+    <w:p>
+      <w:pPr>
+        <w:pStyle w:val="Heading3"/>
+      </w:pPr>
+      <w:r>
+        <w:t>My deciding step, evidence and one remaining question</w:t>
+      </w:r>
+    </w:p>
+    <w:p>
+      <w:r>
+        <w:t>________________________________________________________________</w:t>
+      </w:r>
+    </w:p>
+    <w:p>
+      <w:r>
+        <w:t>________________________________________________________________</w:t>
+      </w:r>
+    </w:p>
+    <w:p>
+      <w:r>
+        <w:t>________________________________________________________________</w:t>
+      </w:r>
+    </w:p>
+    <w:p>
+      <w:r>
+        <w:t>________________________________________________________________</w:t>
+      </w:r>
+    </w:p>
+    <w:p>
+      <w:r>
+        <w:t>________________________________________________________________</w:t>
+      </w:r>
+    </w:p>
+    <w:p>
+      <w:r>
+        <w:t>If you are unsure, return to the worked picture and explain one arrow. If you are ready, change an input or assumption and justify your prediction.</w:t>
+      </w:r>
+    </w:p>
+    <w:p>
+      <w:r>
+        <w:t>Save your workbook evidence. At the next review, try a different case before opening your old answer.</w:t>
+      </w:r>
+    </w:p>
     <w:sectPr>
       <w:pgSz w:w="12240" w:h="15840"/>
       <w:pgMar w:top="936" w:right="1008" w:bottom="936" w:left="1008" w:header="720" w:footer="720" w:gutter="0"/>

--- a/downloads/student/bridge-week-10.docx
+++ b/downloads/student/bridge-week-10.docx
@@ -2205,6 +2205,215 @@
         <w:t>Save your workbook evidence. At the next review, try a different case before opening your old answer.</w:t>
       </w:r>
     </w:p>
+    <w:p>
+      <w:pPr>
+        <w:pStyle w:val="Heading1"/>
+      </w:pPr>
+      <w:r>
+        <w:t>17. Supported practice, repair and portfolio</w:t>
+      </w:r>
+    </w:p>
+    <w:p>
+      <w:r>
+        <w:t>Use this supported practice once, in the browser or on paper. Keep the reserved independent assessment for a separate first attempt before teacher feedback.</w:t>
+      </w:r>
+    </w:p>
+    <w:p>
+      <w:r>
+        <w:t>A zero field is still present. A dictionary record describes a shelf. The program distinguishes missing data from an actual zero.</w:t>
+      </w:r>
+    </w:p>
+    <w:p>
+      <w:pPr>
+        <w:pStyle w:val="Heading3"/>
+      </w:pPr>
+      <w:r>
+        <w:t>Practice 1: explain the deciding evidence</w:t>
+      </w:r>
+    </w:p>
+    <w:p>
+      <w:r>
+        <w:t>Which labelled step matches this detail? "count" in shelf is True even though its value is zero.</w:t>
+      </w:r>
+    </w:p>
+    <w:p>
+      <w:r>
+        <w:t>1. Test key membership</w:t>
+      </w:r>
+    </w:p>
+    <w:p>
+      <w:r>
+        <w:t>2. Read an absent field</w:t>
+      </w:r>
+    </w:p>
+    <w:p>
+      <w:r>
+        <w:t>3. Read a stored field</w:t>
+      </w:r>
+    </w:p>
+    <w:p>
+      <w:pPr>
+        <w:pStyle w:val="Heading3"/>
+      </w:pPr>
+      <w:r>
+        <w:t>My selected conclusion, deciding fact and explanation</w:t>
+      </w:r>
+    </w:p>
+    <w:p>
+      <w:r>
+        <w:t>________________________________________________________________</w:t>
+      </w:r>
+    </w:p>
+    <w:p>
+      <w:r>
+        <w:t>________________________________________________________________</w:t>
+      </w:r>
+    </w:p>
+    <w:p>
+      <w:r>
+        <w:t>________________________________________________________________</w:t>
+      </w:r>
+    </w:p>
+    <w:p>
+      <w:r>
+        <w:t>________________________________________________________________</w:t>
+      </w:r>
+    </w:p>
+    <w:p>
+      <w:r>
+        <w:t>________________________________________________________________</w:t>
+      </w:r>
+    </w:p>
+    <w:p>
+      <w:r>
+        <w:t>Hint if needed: Read the steps in the pictorial case. Match the supplied detail to the stage that performs or records it.</w:t>
+      </w:r>
+    </w:p>
+    <w:p>
+      <w:r>
+        <w:t>After your attempt, compare with the supported explanation: Test key membership "count" in shelf is True even though its value is zero. Dictionary keys name fields. Presence is different from truthiness of a value; a measured zero should not be discarded as if the field were absent.</w:t>
+      </w:r>
+    </w:p>
+    <w:p>
+      <w:pPr>
+        <w:pStyle w:val="Heading3"/>
+      </w:pPr>
+      <w:r>
+        <w:t>Practice 2: explain the deciding evidence</w:t>
+      </w:r>
+    </w:p>
+    <w:p>
+      <w:r>
+        <w:t>Changed-case practice: Add the field price with value 0. Which conclusion is supported by the supplied facts?</w:t>
+      </w:r>
+    </w:p>
+    <w:p>
+      <w:r>
+        <w:t>1. The price lookup now returns 0 instead of None.</w:t>
+      </w:r>
+    </w:p>
+    <w:p>
+      <w:r>
+        <w:t>2. We can decide the result without examining the changed input or the procedure.</w:t>
+      </w:r>
+    </w:p>
+    <w:p>
+      <w:r>
+        <w:t>3. This one example guarantees correct results for every future input.</w:t>
+      </w:r>
+    </w:p>
+    <w:p>
+      <w:pPr>
+        <w:pStyle w:val="Heading3"/>
+      </w:pPr>
+      <w:r>
+        <w:t>My selected conclusion, deciding fact and explanation</w:t>
+      </w:r>
+    </w:p>
+    <w:p>
+      <w:r>
+        <w:t>________________________________________________________________</w:t>
+      </w:r>
+    </w:p>
+    <w:p>
+      <w:r>
+        <w:t>________________________________________________________________</w:t>
+      </w:r>
+    </w:p>
+    <w:p>
+      <w:r>
+        <w:t>________________________________________________________________</w:t>
+      </w:r>
+    </w:p>
+    <w:p>
+      <w:r>
+        <w:t>________________________________________________________________</w:t>
+      </w:r>
+    </w:p>
+    <w:p>
+      <w:r>
+        <w:t>________________________________________________________________</w:t>
+      </w:r>
+    </w:p>
+    <w:p>
+      <w:r>
+        <w:t>Hint if needed: Use the changed condition and the deciding step in the pictorial trace. The answer must say what follows from those facts.</w:t>
+      </w:r>
+    </w:p>
+    <w:p>
+      <w:r>
+        <w:t>After your attempt, compare with the supported explanation: The price lookup now returns 0 instead of None. A recorded zero is a present value, whereas the earlier lookup had no field.</w:t>
+      </w:r>
+    </w:p>
+    <w:p>
+      <w:pPr>
+        <w:pStyle w:val="Heading3"/>
+      </w:pPr>
+      <w:r>
+        <w:t>Repair a missing building block</w:t>
+      </w:r>
+    </w:p>
+    <w:p>
+      <w:r>
+        <w:t>Review Return values and local state (python-bridge/9). Goal: Use a returned value in a later calculation. Short practice: Trace the two returned values and explain why first stays seven. What happens if the caller tries to print result directly?. Return to this week and explain what you changed.</w:t>
+      </w:r>
+    </w:p>
+    <w:p>
+      <w:r>
+        <w:t>Review Lists and indexing (python-bridge/7). Goal: Distinguish a list index from the value stored at that position. Short practice: Label the three index positions. Predict all original outputs, then name the first output and stopping point after using index 3.. Return to this week and explain what you changed.</w:t>
+      </w:r>
+    </w:p>
+    <w:p>
+      <w:r>
+        <w:t>Review Boolean conditions (python-bridge/4). Goal: Translate stated requirements into comparisons. Short practice: Give both comparison results for ages 11, 15 and 16. Which comparison rejects each outside value, and why does and matter?. Return to this week and explain what you changed.</w:t>
+      </w:r>
+    </w:p>
+    <w:p>
+      <w:pPr>
+        <w:pStyle w:val="Heading3"/>
+      </w:pPr>
+      <w:r>
+        <w:t>Predict, run and debug</w:t>
+      </w:r>
+    </w:p>
+    <w:p>
+      <w:r>
+        <w:t>The browser lab lets you edit the supported Python examples already included in this lesson. Predict first, run, inspect the actual output or error, change one input, then run again. Keep code, predictions, actual results and a reasoned revision together. On paper, label your result as a trace rather than an execution.</w:t>
+      </w:r>
+    </w:p>
+    <w:p>
+      <w:pPr>
+        <w:pStyle w:val="Heading3"/>
+      </w:pPr>
+      <w:r>
+        <w:t>Keep your completed work</w:t>
+      </w:r>
+    </w:p>
+    <w:p>
+      <w:r>
+        <w:t>Use Download completed work in the hosted lesson to export your answers, reflections, practice feedback and code-run evidence. Open the HTML copy to read or print it. Drafts stay in this browser when storage is available; clear drafts on a shared device.</w:t>
+      </w:r>
+    </w:p>
     <w:sectPr>
       <w:pgSz w:w="12240" w:h="15840"/>
       <w:pgMar w:top="936" w:right="1008" w:bottom="936" w:left="1008" w:header="720" w:footer="720" w:gutter="0"/>

--- a/downloads/student/bridge-week-10.docx
+++ b/downloads/student/bridge-week-10.docx
@@ -42,6 +42,11 @@
       </w:r>
     </w:p>
     <w:p>
+      <w:r>
+        <w:t>Start with the target: Read and update named dictionary fields. Try the recall before opening notes.</w:t>
+      </w:r>
+    </w:p>
+    <w:p>
       <w:pPr>
         <w:pStyle w:val="Heading3"/>
       </w:pPr>
@@ -50,17 +55,59 @@
       </w:r>
     </w:p>
     <w:p>
-      <w:r>
-        <w:t>I can read and update named dictionary fields.</w:t>
-      </w:r>
-    </w:p>
-    <w:p>
-      <w:r>
-        <w:t>I can connect a record to a function call.</w:t>
-      </w:r>
-    </w:p>
-    <w:p>
-      <w:r>
+      <w:pPr>
+        <w:spacing w:line="336" w:lineRule="auto" w:after="180"/>
+      </w:pPr>
+      <w:r>
+        <w:rPr>
+          <w:b w:val="0"/>
+        </w:rPr>
+        <w:t xml:space="preserve">I can read and update named </w:t>
+      </w:r>
+      <w:r>
+        <w:rPr>
+          <w:b/>
+        </w:rPr>
+        <w:t>dictionary</w:t>
+      </w:r>
+      <w:r>
+        <w:rPr>
+          <w:b w:val="0"/>
+        </w:rPr>
+        <w:t xml:space="preserve"> fields.</w:t>
+      </w:r>
+    </w:p>
+    <w:p>
+      <w:pPr>
+        <w:spacing w:line="336" w:lineRule="auto" w:after="180"/>
+      </w:pPr>
+      <w:r>
+        <w:rPr>
+          <w:b w:val="0"/>
+        </w:rPr>
+        <w:t xml:space="preserve">I can connect a </w:t>
+      </w:r>
+      <w:r>
+        <w:rPr>
+          <w:b/>
+        </w:rPr>
+        <w:t>record</w:t>
+      </w:r>
+      <w:r>
+        <w:rPr>
+          <w:b w:val="0"/>
+        </w:rPr>
+        <w:t xml:space="preserve"> to a function call.</w:t>
+      </w:r>
+    </w:p>
+    <w:p>
+      <w:pPr>
+        <w:spacing w:line="336" w:lineRule="auto" w:after="180"/>
+      </w:pPr>
+      <w:r>
+        <w:rPr>
+          <w:b w:val="0"/>
+        </w:rPr>
         <w:t>I can distinguish missing fields from zero values.</w:t>
       </w:r>
     </w:p>
@@ -73,47 +120,137 @@
       </w:r>
     </w:p>
     <w:p>
-      <w:r>
+      <w:pPr>
+        <w:spacing w:line="336" w:lineRule="auto" w:after="180"/>
+      </w:pPr>
+      <w:r>
+        <w:rPr>
+          <w:b w:val="0"/>
+        </w:rPr>
         <w:t>Close your notes first. A rough first answer helps us choose the right starting point; it is not a score for your ability.</w:t>
       </w:r>
     </w:p>
     <w:p>
-      <w:r>
+      <w:pPr>
+        <w:spacing w:line="336" w:lineRule="auto" w:after="180"/>
+      </w:pPr>
+      <w:r>
+        <w:rPr>
+          <w:b w:val="0"/>
+        </w:rPr>
         <w:t>Without opening the old lesson, explain one key idea from Return values and local state. Give an example and a mistake that the idea helps you avoid.</w:t>
       </w:r>
     </w:p>
     <w:p>
-      <w:r>
+      <w:pPr>
+        <w:spacing w:line="336" w:lineRule="auto" w:after="180"/>
+      </w:pPr>
+      <w:r>
+        <w:rPr>
+          <w:b w:val="0"/>
+        </w:rPr>
         <w:t>Without opening the old lesson, explain one key idea from Lists and indexing. Give an example and a mistake that the idea helps you avoid.</w:t>
       </w:r>
     </w:p>
     <w:p>
-      <w:r>
+      <w:pPr>
+        <w:spacing w:line="336" w:lineRule="auto" w:after="180"/>
+      </w:pPr>
+      <w:r>
+        <w:rPr>
+          <w:b w:val="0"/>
+        </w:rPr>
         <w:t>Without opening the old lesson, explain one key idea from Boolean conditions. Give an example and a mistake that the idea helps you avoid.</w:t>
       </w:r>
     </w:p>
     <w:p>
-      <w:r>
-        <w:t>After trying, check the relevant lesson or ask your teacher. Change the part of your explanation that the evidence shows was wrong.</w:t>
-      </w:r>
-    </w:p>
-    <w:p>
-      <w:r>
+      <w:pPr>
+        <w:spacing w:line="336" w:lineRule="auto" w:after="180"/>
+      </w:pPr>
+      <w:r>
+        <w:rPr>
+          <w:b w:val="0"/>
+        </w:rPr>
+        <w:t xml:space="preserve">After trying, check the relevant lesson or ask your teacher. Change the part of your explanation that the </w:t>
+      </w:r>
+      <w:r>
+        <w:rPr>
+          <w:b/>
+        </w:rPr>
+        <w:t>evidence</w:t>
+      </w:r>
+      <w:r>
+        <w:rPr>
+          <w:b w:val="0"/>
+        </w:rPr>
+        <w:t xml:space="preserve"> shows was wrong.</w:t>
+      </w:r>
+    </w:p>
+    <w:p>
+      <w:pPr>
+        <w:spacing w:line="336" w:lineRule="auto" w:after="180"/>
+      </w:pPr>
+      <w:r>
+        <w:rPr>
+          <w:b w:val="0"/>
+        </w:rPr>
         <w:t>This week you will practise:</w:t>
       </w:r>
     </w:p>
     <w:p>
-      <w:r>
-        <w:t>Read and update named dictionary fields</w:t>
-      </w:r>
-    </w:p>
-    <w:p>
-      <w:r>
-        <w:t>Connect a record to a function call</w:t>
-      </w:r>
-    </w:p>
-    <w:p>
-      <w:r>
+      <w:pPr>
+        <w:spacing w:line="336" w:lineRule="auto" w:after="180"/>
+      </w:pPr>
+      <w:r>
+        <w:rPr>
+          <w:b w:val="0"/>
+        </w:rPr>
+        <w:t xml:space="preserve">Read and update named </w:t>
+      </w:r>
+      <w:r>
+        <w:rPr>
+          <w:b/>
+        </w:rPr>
+        <w:t>dictionary</w:t>
+      </w:r>
+      <w:r>
+        <w:rPr>
+          <w:b w:val="0"/>
+        </w:rPr>
+        <w:t xml:space="preserve"> fields</w:t>
+      </w:r>
+    </w:p>
+    <w:p>
+      <w:pPr>
+        <w:spacing w:line="336" w:lineRule="auto" w:after="180"/>
+      </w:pPr>
+      <w:r>
+        <w:rPr>
+          <w:b w:val="0"/>
+        </w:rPr>
+        <w:t xml:space="preserve">Connect a </w:t>
+      </w:r>
+      <w:r>
+        <w:rPr>
+          <w:b/>
+        </w:rPr>
+        <w:t>record</w:t>
+      </w:r>
+      <w:r>
+        <w:rPr>
+          <w:b w:val="0"/>
+        </w:rPr>
+        <w:t xml:space="preserve"> to a function call</w:t>
+      </w:r>
+    </w:p>
+    <w:p>
+      <w:pPr>
+        <w:spacing w:line="336" w:lineRule="auto" w:after="180"/>
+      </w:pPr>
+      <w:r>
+        <w:rPr>
+          <w:b w:val="0"/>
+        </w:rPr>
         <w:t>Distinguish missing fields from zero values</w:t>
       </w:r>
     </w:p>
@@ -126,7 +263,14 @@
       </w:r>
     </w:p>
     <w:p>
-      <w:r>
+      <w:pPr>
+        <w:spacing w:line="336" w:lineRule="auto" w:after="180"/>
+        <w:shd w:fill="F5F1FB"/>
+      </w:pPr>
+      <w:r>
+        <w:rPr>
+          <w:b w:val="0"/>
+        </w:rPr>
         <w:t>What does remaining(8, 3) return when its body returns capacity - used?</w:t>
       </w:r>
     </w:p>
@@ -162,8 +306,26 @@
       </w:r>
     </w:p>
     <w:p>
-      <w:r>
-        <w:t>Trace dictionaries and records and explain the changed program before running it.</w:t>
+      <w:pPr>
+        <w:spacing w:line="336" w:lineRule="auto" w:after="180"/>
+      </w:pPr>
+      <w:r>
+        <w:rPr>
+          <w:b w:val="0"/>
+        </w:rPr>
+        <w:t xml:space="preserve">Trace dictionaries and </w:t>
+      </w:r>
+      <w:r>
+        <w:rPr>
+          <w:b/>
+        </w:rPr>
+        <w:t>record</w:t>
+      </w:r>
+      <w:r>
+        <w:rPr>
+          <w:b w:val="0"/>
+        </w:rPr>
+        <w:t>s and explain the changed program before running it.</w:t>
       </w:r>
     </w:p>
     <w:p>
@@ -176,7 +338,41 @@
     </w:p>
     <w:p>
       <w:r>
-        <w:t>A fictional cupboard record has a name, capacity and used count. A list asks us to remember positions. Named fields make the intended meaning visible. Our schema requires name as text and capacity and used as nonnegative integers, with used no greater than capacity.</w:t>
+        <w:t>Investigate the supplied Dictionaries and records case. Separate observations, given facts and assumptions before choosing an explanation.</w:t>
+      </w:r>
+    </w:p>
+    <w:p>
+      <w:pPr>
+        <w:spacing w:line="336" w:lineRule="auto" w:after="180"/>
+      </w:pPr>
+      <w:r>
+        <w:rPr>
+          <w:b w:val="0"/>
+        </w:rPr>
+        <w:t xml:space="preserve">A fictional cupboard </w:t>
+      </w:r>
+      <w:r>
+        <w:rPr>
+          <w:b/>
+        </w:rPr>
+        <w:t>record</w:t>
+      </w:r>
+      <w:r>
+        <w:rPr>
+          <w:b w:val="0"/>
+        </w:rPr>
+        <w:t xml:space="preserve"> has a name, capacity and used count. A list asks us to remember positions. Named fields make the intended meaning visible.</w:t>
+      </w:r>
+    </w:p>
+    <w:p>
+      <w:pPr>
+        <w:spacing w:line="336" w:lineRule="auto" w:after="180"/>
+      </w:pPr>
+      <w:r>
+        <w:rPr>
+          <w:b w:val="0"/>
+        </w:rPr>
+        <w:t>Our schema requires name as text and capacity and used as nonnegative integers, with used no greater than capacity.</w:t>
       </w:r>
     </w:p>
     <w:p>
@@ -208,6 +404,11 @@
       </w:pPr>
       <w:r>
         <w:t>03. See how it works</w:t>
+      </w:r>
+    </w:p>
+    <w:p>
+      <w:r>
+        <w:t>Follow the mechanism for Dictionaries and records. Connect each labelled input, deciding step and result.</w:t>
       </w:r>
     </w:p>
     <w:p>
@@ -355,8 +556,31 @@
       </w:r>
     </w:p>
     <w:p>
-      <w:r>
-        <w:t>Square brackets look up the value for a key. The quoted key "used" is text; its value is an integer. Assigning to an existing key replaces that field. Other fields remain the same. Dictionary syntax does not enforce our schema: the programmer must check it.</w:t>
+      <w:pPr>
+        <w:spacing w:line="336" w:lineRule="auto" w:after="180"/>
+      </w:pPr>
+      <w:r>
+        <w:rPr>
+          <w:b w:val="0"/>
+        </w:rPr>
+        <w:t>Square brackets look up the value for a key. The quoted key "used" is text; its value is an integer. Assigning to an existing key replaces that field. Other fields remain the same.</w:t>
+      </w:r>
+    </w:p>
+    <w:p>
+      <w:pPr>
+        <w:spacing w:line="336" w:lineRule="auto" w:after="180"/>
+      </w:pPr>
+      <w:r>
+        <w:rPr>
+          <w:b/>
+        </w:rPr>
+        <w:t>Dictionary</w:t>
+      </w:r>
+      <w:r>
+        <w:rPr>
+          <w:b w:val="0"/>
+        </w:rPr>
+        <w:t xml:space="preserve"> syntax does not enforce our schema: the programmer must check it.</w:t>
       </w:r>
     </w:p>
     <w:p>
@@ -368,8 +592,26 @@
       </w:r>
     </w:p>
     <w:p>
-      <w:r>
-        <w:t>Point to the input, the deciding step and the result in this week’s visual. Explain the same step in ordinary words. A picture helps when you can say what each part represents.</w:t>
+      <w:pPr>
+        <w:spacing w:line="336" w:lineRule="auto" w:after="180"/>
+      </w:pPr>
+      <w:r>
+        <w:rPr>
+          <w:b w:val="0"/>
+        </w:rPr>
+        <w:t xml:space="preserve">Point to the </w:t>
+      </w:r>
+      <w:r>
+        <w:rPr>
+          <w:b/>
+        </w:rPr>
+        <w:t>input</w:t>
+      </w:r>
+      <w:r>
+        <w:rPr>
+          <w:b w:val="0"/>
+        </w:rPr>
+        <w:t>, the deciding step and the result in this week’s visual. Explain the same step in ordinary words. A picture helps when you can say what each part represents.</w:t>
       </w:r>
     </w:p>
     <w:p>
@@ -381,6 +623,11 @@
       </w:r>
     </w:p>
     <w:p>
+      <w:r>
+        <w:t>Compare the supplied cases for Dictionaries and records. Identify the detail that changes the conclusion.</w:t>
+      </w:r>
+    </w:p>
+    <w:p>
       <w:pPr>
         <w:pStyle w:val="Heading3"/>
       </w:pPr>
@@ -389,8 +636,26 @@
       </w:r>
     </w:p>
     <w:p>
-      <w:r>
-        <w:t>Change the Red record used to 9. State remaining spaces and whether capacity changes.</w:t>
+      <w:pPr>
+        <w:spacing w:line="336" w:lineRule="auto" w:after="180"/>
+      </w:pPr>
+      <w:r>
+        <w:rPr>
+          <w:b w:val="0"/>
+        </w:rPr>
+        <w:t xml:space="preserve">Change the Red </w:t>
+      </w:r>
+      <w:r>
+        <w:rPr>
+          <w:b/>
+        </w:rPr>
+        <w:t>record</w:t>
+      </w:r>
+      <w:r>
+        <w:rPr>
+          <w:b w:val="0"/>
+        </w:rPr>
+        <w:t xml:space="preserve"> used to 9. State remaining spaces and whether capacity changes.</w:t>
       </w:r>
     </w:p>
     <w:p>
@@ -435,18 +700,81 @@
       </w:r>
     </w:p>
     <w:p>
-      <w:r>
+      <w:pPr>
+        <w:pStyle w:val="Heading3"/>
+      </w:pPr>
+      <w:r>
+        <w:t>Change one thing</w:t>
+      </w:r>
+    </w:p>
+    <w:p>
+      <w:pPr>
+        <w:spacing w:line="336" w:lineRule="auto" w:after="180"/>
+        <w:shd w:fill="F5F1FB"/>
+      </w:pPr>
+      <w:r>
+        <w:rPr>
+          <w:b w:val="0"/>
+        </w:rPr>
         <w:t>Change: Add the field price with value 0.</w:t>
       </w:r>
     </w:p>
     <w:p>
-      <w:r>
-        <w:t>Prediction: The price lookup now returns 0 instead of None.</w:t>
-      </w:r>
-    </w:p>
-    <w:p>
-      <w:r>
-        <w:t>Reason: A recorded zero is a present value, whereas the earlier lookup had no field.</w:t>
+      <w:pPr>
+        <w:pStyle w:val="Heading3"/>
+      </w:pPr>
+      <w:r>
+        <w:t>Predicted result</w:t>
+      </w:r>
+    </w:p>
+    <w:p>
+      <w:pPr>
+        <w:spacing w:line="336" w:lineRule="auto" w:after="180"/>
+        <w:shd w:fill="F1F6FC"/>
+      </w:pPr>
+      <w:r>
+        <w:rPr>
+          <w:b/>
+        </w:rPr>
+        <w:t>Prediction</w:t>
+      </w:r>
+      <w:r>
+        <w:rPr>
+          <w:b w:val="0"/>
+        </w:rPr>
+        <w:t>: The price lookup now returns 0 instead of None.</w:t>
+      </w:r>
+    </w:p>
+    <w:p>
+      <w:pPr>
+        <w:pStyle w:val="Heading3"/>
+      </w:pPr>
+      <w:r>
+        <w:t>Why the result follows</w:t>
+      </w:r>
+    </w:p>
+    <w:p>
+      <w:pPr>
+        <w:spacing w:line="336" w:lineRule="auto" w:after="180"/>
+        <w:shd w:fill="F1F6FC"/>
+      </w:pPr>
+      <w:r>
+        <w:rPr>
+          <w:b w:val="0"/>
+        </w:rPr>
+        <w:t xml:space="preserve">Reason: A </w:t>
+      </w:r>
+      <w:r>
+        <w:rPr>
+          <w:b/>
+        </w:rPr>
+        <w:t>record</w:t>
+      </w:r>
+      <w:r>
+        <w:rPr>
+          <w:b w:val="0"/>
+        </w:rPr>
+        <w:t>ed zero is a present value, whereas the earlier lookup had no field.</w:t>
       </w:r>
     </w:p>
     <w:p>
@@ -455,6 +783,11 @@
       </w:pPr>
       <w:r>
         <w:t>05. Words that unlock the idea</w:t>
+      </w:r>
+    </w:p>
+    <w:p>
+      <w:r>
+        <w:t>Use the vocabulary of Dictionaries and records to explain a concrete decision, rather than only memorising definitions.</w:t>
       </w:r>
     </w:p>
     <w:tbl>
@@ -613,6 +946,11 @@
       </w:r>
     </w:p>
     <w:p>
+      <w:r>
+        <w:t>Follow the worked trace for Dictionaries and records, predict a step, then compare with its explanation.</w:t>
+      </w:r>
+    </w:p>
+    <w:p>
       <w:pPr>
         <w:pStyle w:val="Heading3"/>
       </w:pPr>
@@ -659,7 +997,13 @@
       </w:r>
     </w:p>
     <w:p>
-      <w:r>
+      <w:pPr>
+        <w:spacing w:line="336" w:lineRule="auto" w:after="180"/>
+      </w:pPr>
+      <w:r>
+        <w:rPr>
+          <w:b w:val="0"/>
+        </w:rPr>
         <w:t>Cover the result before checking it. Say what is given, choose the procedure, and follow one step at a time. Then uncover the result and explain your first mismatch. Ask why a step is allowed, not only what number it produces.</w:t>
       </w:r>
     </w:p>
@@ -672,8 +1016,38 @@
       </w:r>
     </w:p>
     <w:p>
-      <w:r>
-        <w:t>A zero field is still present. A dictionary record describes a shelf. The program distinguishes missing data from an actual zero.</w:t>
+      <w:pPr>
+        <w:spacing w:line="336" w:lineRule="auto" w:after="180"/>
+      </w:pPr>
+      <w:r>
+        <w:rPr>
+          <w:b w:val="0"/>
+        </w:rPr>
+        <w:t xml:space="preserve">A zero field is still present. A </w:t>
+      </w:r>
+      <w:r>
+        <w:rPr>
+          <w:b/>
+        </w:rPr>
+        <w:t>dictionary</w:t>
+      </w:r>
+      <w:r>
+        <w:rPr>
+          <w:b w:val="0"/>
+        </w:rPr>
+        <w:t xml:space="preserve"> </w:t>
+      </w:r>
+      <w:r>
+        <w:rPr>
+          <w:b/>
+        </w:rPr>
+        <w:t>record</w:t>
+      </w:r>
+      <w:r>
+        <w:rPr>
+          <w:b w:val="0"/>
+        </w:rPr>
+        <w:t xml:space="preserve"> describes a shelf. The program distinguishes missing data from an actual zero.</w:t>
       </w:r>
     </w:p>
     <w:p>
@@ -685,7 +1059,22 @@
       </w:r>
     </w:p>
     <w:p>
-      <w:r>
+      <w:pPr>
+        <w:pStyle w:val="Heading3"/>
+      </w:pPr>
+      <w:r>
+        <w:t>Supplied facts</w:t>
+      </w:r>
+    </w:p>
+    <w:p>
+      <w:pPr>
+        <w:spacing w:line="336" w:lineRule="auto" w:after="180"/>
+        <w:shd w:fill="F1F6FC"/>
+      </w:pPr>
+      <w:r>
+        <w:rPr>
+          <w:b w:val="0"/>
+        </w:rPr>
         <w:t>Python 3: shelf={"count":0,"name":"Atlas"}; print(shelf["count"]); print(shelf.get("price")); print("count" in shelf).</w:t>
       </w:r>
     </w:p>
@@ -849,30 +1238,120 @@
       </w:r>
     </w:p>
     <w:p>
-      <w:r>
-        <w:t>Dictionary keys name fields. Presence is different from truthiness of a value; a measured zero should not be discarded as if the field were absent.</w:t>
-      </w:r>
-    </w:p>
-    <w:p>
       <w:pPr>
         <w:pStyle w:val="Heading3"/>
       </w:pPr>
       <w:r>
+        <w:t>Why the result follows</w:t>
+      </w:r>
+    </w:p>
+    <w:p>
+      <w:pPr>
+        <w:spacing w:line="336" w:lineRule="auto" w:after="180"/>
+        <w:shd w:fill="F1F6FC"/>
+      </w:pPr>
+      <w:r>
+        <w:rPr>
+          <w:b/>
+        </w:rPr>
+        <w:t>Dictionary</w:t>
+      </w:r>
+      <w:r>
+        <w:rPr>
+          <w:b w:val="0"/>
+        </w:rPr>
+        <w:t xml:space="preserve"> keys name fields. Presence is different from truthiness of a value; a measured zero should not be discarded as if the field were absent.</w:t>
+      </w:r>
+    </w:p>
+    <w:p>
+      <w:pPr>
+        <w:pStyle w:val="Heading3"/>
+      </w:pPr>
+      <w:r>
         <w:t>What this example does not establish</w:t>
       </w:r>
     </w:p>
     <w:p>
-      <w:r>
-        <w:t>None is also a possible explicitly stored value; real record contracts must define how missing and null values are represented.</w:t>
-      </w:r>
-    </w:p>
-    <w:p>
-      <w:r>
-        <w:t>Read the labelled picture: Predict all three original outputs. Explain the difference between count=0 and missing price, then predict the lookup after price=0 is added.</w:t>
-      </w:r>
-    </w:p>
-    <w:p>
-      <w:r>
+      <w:pPr>
+        <w:pStyle w:val="Heading3"/>
+      </w:pPr>
+      <w:r>
+        <w:t>Keep the stated limit</w:t>
+      </w:r>
+    </w:p>
+    <w:p>
+      <w:pPr>
+        <w:spacing w:line="336" w:lineRule="auto" w:after="180"/>
+        <w:shd w:fill="FFF5E6"/>
+      </w:pPr>
+      <w:r>
+        <w:rPr>
+          <w:b w:val="0"/>
+        </w:rPr>
+        <w:t xml:space="preserve">None is also a possible explicitly stored value; real </w:t>
+      </w:r>
+      <w:r>
+        <w:rPr>
+          <w:b/>
+        </w:rPr>
+        <w:t>record</w:t>
+      </w:r>
+      <w:r>
+        <w:rPr>
+          <w:b w:val="0"/>
+        </w:rPr>
+        <w:t xml:space="preserve"> contracts must define how missing and null values are represented.</w:t>
+      </w:r>
+    </w:p>
+    <w:p>
+      <w:pPr>
+        <w:pStyle w:val="Heading3"/>
+      </w:pPr>
+      <w:r>
+        <w:t>Keep the stated limit</w:t>
+      </w:r>
+    </w:p>
+    <w:p>
+      <w:pPr>
+        <w:spacing w:line="336" w:lineRule="auto" w:after="180"/>
+        <w:shd w:fill="FFF5E6"/>
+      </w:pPr>
+      <w:r>
+        <w:rPr>
+          <w:b w:val="0"/>
+        </w:rPr>
+        <w:t xml:space="preserve">Read the labelled picture: Predict all three original </w:t>
+      </w:r>
+      <w:r>
+        <w:rPr>
+          <w:b/>
+        </w:rPr>
+        <w:t>output</w:t>
+      </w:r>
+      <w:r>
+        <w:rPr>
+          <w:b w:val="0"/>
+        </w:rPr>
+        <w:t>s. Explain the difference between count=0 and missing price, then predict the lookup after price=0 is added.</w:t>
+      </w:r>
+    </w:p>
+    <w:p>
+      <w:pPr>
+        <w:pStyle w:val="Heading3"/>
+      </w:pPr>
+      <w:r>
+        <w:t>Keep the stated limit</w:t>
+      </w:r>
+    </w:p>
+    <w:p>
+      <w:pPr>
+        <w:spacing w:line="336" w:lineRule="auto" w:after="180"/>
+        <w:shd w:fill="FFF5E6"/>
+      </w:pPr>
+      <w:r>
+        <w:rPr>
+          <w:b w:val="0"/>
+        </w:rPr>
         <w:t>Change one thing: Add the field price with value 0. Predict the result before checking the explanation. What remains the same?</w:t>
       </w:r>
     </w:p>
@@ -886,7 +1365,30 @@
     </w:p>
     <w:p>
       <w:r>
-        <w:t>cupboard["Used"] raises KeyError here because keys are case sensitive. Correct it to "used". Adding a new field called "Used" would create a second key and leave the original unchanged; it would not repair the intended lookup.</w:t>
+        <w:t>Find the unsupported step in the Dictionaries and records claim and explain a repair using the supplied evidence.</w:t>
+      </w:r>
+    </w:p>
+    <w:p>
+      <w:pPr>
+        <w:spacing w:line="336" w:lineRule="auto" w:after="180"/>
+      </w:pPr>
+      <w:r>
+        <w:rPr>
+          <w:b w:val="0"/>
+        </w:rPr>
+        <w:t xml:space="preserve">cupboard["Used"] raises </w:t>
+      </w:r>
+      <w:r>
+        <w:rPr>
+          <w:b/>
+        </w:rPr>
+        <w:t>KeyError</w:t>
+      </w:r>
+      <w:r>
+        <w:rPr>
+          <w:b w:val="0"/>
+        </w:rPr>
+        <w:t xml:space="preserve"> here because keys are case sensitive. Correct it to "used". Adding a new field called "Used" would create a second key and leave the original unchanged; it would not repair the intended lookup.</w:t>
       </w:r>
     </w:p>
     <w:p>
@@ -898,8 +1400,38 @@
       </w:r>
     </w:p>
     <w:p>
-      <w:r>
-        <w:t>The code reads record["Used"] from the Red record. Explain the error and repair it without adding a field.</w:t>
+      <w:pPr>
+        <w:spacing w:line="336" w:lineRule="auto" w:after="180"/>
+      </w:pPr>
+      <w:r>
+        <w:rPr>
+          <w:b w:val="0"/>
+        </w:rPr>
+        <w:t xml:space="preserve">The code reads </w:t>
+      </w:r>
+      <w:r>
+        <w:rPr>
+          <w:b/>
+        </w:rPr>
+        <w:t>record</w:t>
+      </w:r>
+      <w:r>
+        <w:rPr>
+          <w:b w:val="0"/>
+        </w:rPr>
+        <w:t xml:space="preserve">["Used"] from the Red </w:t>
+      </w:r>
+      <w:r>
+        <w:rPr>
+          <w:b/>
+        </w:rPr>
+        <w:t>record</w:t>
+      </w:r>
+      <w:r>
+        <w:rPr>
+          <w:b w:val="0"/>
+        </w:rPr>
+        <w:t>. Explain the error and repair it without adding a field.</w:t>
       </w:r>
     </w:p>
     <w:p>
@@ -950,6 +1482,17 @@
     </w:p>
     <w:p>
       <w:r>
+        <w:t>Practise Dictionaries and records with support, then explain the deciding step in your own words.</w:t>
+      </w:r>
+    </w:p>
+    <w:p>
+      <w:pPr>
+        <w:spacing w:line="336" w:lineRule="auto" w:after="180"/>
+      </w:pPr>
+      <w:r>
+        <w:rPr>
+          <w:b w:val="0"/>
+        </w:rPr>
         <w:t>For {"name": "Red", "capacity": 9, "used": 2}, state the keys, value of used and remaining spaces.</w:t>
       </w:r>
     </w:p>
@@ -1028,8 +1571,38 @@
       </w:r>
     </w:p>
     <w:p>
-      <w:r>
-        <w:t>Use workbook W2 for the connected example “Dictionaries and records”. First fill the input and rule boxes. Try the middle steps before asking for a hint. After a hint, try the next step yourself.</w:t>
+      <w:pPr>
+        <w:spacing w:line="336" w:lineRule="auto" w:after="180"/>
+      </w:pPr>
+      <w:r>
+        <w:rPr>
+          <w:b w:val="0"/>
+        </w:rPr>
+        <w:t xml:space="preserve">Use workbook W2 for the connected example “Dictionaries and </w:t>
+      </w:r>
+      <w:r>
+        <w:rPr>
+          <w:b/>
+        </w:rPr>
+        <w:t>record</w:t>
+      </w:r>
+      <w:r>
+        <w:rPr>
+          <w:b w:val="0"/>
+        </w:rPr>
+        <w:t xml:space="preserve">s”. First fill the </w:t>
+      </w:r>
+      <w:r>
+        <w:rPr>
+          <w:b/>
+        </w:rPr>
+        <w:t>input</w:t>
+      </w:r>
+      <w:r>
+        <w:rPr>
+          <w:b w:val="0"/>
+        </w:rPr>
+        <w:t xml:space="preserve"> and rule boxes. Try the middle steps before asking for a hint. After a hint, try the next step yourself.</w:t>
       </w:r>
     </w:p>
     <w:tbl>
@@ -1112,7 +1685,13 @@
       </w:tr>
     </w:tbl>
     <w:p>
-      <w:r>
+      <w:pPr>
+        <w:spacing w:line="336" w:lineRule="auto" w:after="180"/>
+      </w:pPr>
+      <w:r>
+        <w:rPr>
+          <w:b w:val="0"/>
+        </w:rPr>
         <w:t>Explain your trace to a partner. Your partner points to one step to check. Swap roles on the next case. Each person writes their own explanation.</w:t>
       </w:r>
     </w:p>
@@ -1125,12 +1704,47 @@
       </w:r>
     </w:p>
     <w:p>
-      <w:r>
-        <w:t>Use the worked case for Dictionaries and records. Proposed explanation: “A successful run proves the conclusion”. Decide whether this explanation is supported. Point to the step or supplied fact that decides; explain your repair if needed.</w:t>
-      </w:r>
-    </w:p>
-    <w:p>
-      <w:r>
+      <w:pPr>
+        <w:spacing w:line="336" w:lineRule="auto" w:after="180"/>
+      </w:pPr>
+      <w:r>
+        <w:rPr>
+          <w:b w:val="0"/>
+        </w:rPr>
+        <w:t xml:space="preserve">Use the worked case for Dictionaries and </w:t>
+      </w:r>
+      <w:r>
+        <w:rPr>
+          <w:b/>
+        </w:rPr>
+        <w:t>record</w:t>
+      </w:r>
+      <w:r>
+        <w:rPr>
+          <w:b w:val="0"/>
+        </w:rPr>
+        <w:t>s. Proposed explanation: “A successful run proves the conclusion”. Decide whether this explanation is supported.</w:t>
+      </w:r>
+    </w:p>
+    <w:p>
+      <w:pPr>
+        <w:spacing w:line="336" w:lineRule="auto" w:after="180"/>
+      </w:pPr>
+      <w:r>
+        <w:rPr>
+          <w:b w:val="0"/>
+        </w:rPr>
+        <w:t>Point to the step or supplied fact that decides; explain your repair if needed.</w:t>
+      </w:r>
+    </w:p>
+    <w:p>
+      <w:pPr>
+        <w:spacing w:line="336" w:lineRule="auto" w:after="180"/>
+      </w:pPr>
+      <w:r>
+        <w:rPr>
+          <w:b w:val="0"/>
+        </w:rPr>
         <w:t>Answer on your own before discussion. If you are unsure, say which step you need help with.</w:t>
       </w:r>
     </w:p>
@@ -1143,8 +1757,26 @@
       </w:r>
     </w:p>
     <w:p>
-      <w:r>
-        <w:t>Predict all three original outputs. Explain the difference between count=0 and missing price, then predict the lookup after price=0 is added.</w:t>
+      <w:pPr>
+        <w:spacing w:line="336" w:lineRule="auto" w:after="180"/>
+      </w:pPr>
+      <w:r>
+        <w:rPr>
+          <w:b w:val="0"/>
+        </w:rPr>
+        <w:t xml:space="preserve">Predict all three original </w:t>
+      </w:r>
+      <w:r>
+        <w:rPr>
+          <w:b/>
+        </w:rPr>
+        <w:t>output</w:t>
+      </w:r>
+      <w:r>
+        <w:rPr>
+          <w:b w:val="0"/>
+        </w:rPr>
+        <w:t>s. Explain the difference between count=0 and missing price, then predict the lookup after price=0 is added.</w:t>
       </w:r>
     </w:p>
     <w:p>
@@ -1176,7 +1808,13 @@
       </w:r>
     </w:p>
     <w:p>
-      <w:r>
+      <w:pPr>
+        <w:spacing w:line="336" w:lineRule="auto" w:after="180"/>
+      </w:pPr>
+      <w:r>
+        <w:rPr>
+          <w:b w:val="0"/>
+        </w:rPr>
         <w:t>This is supported practice. Keep the separately named independent case for an attempt before feedback.</w:t>
       </w:r>
     </w:p>
@@ -1189,6 +1827,11 @@
       </w:r>
     </w:p>
     <w:p>
+      <w:r>
+        <w:t>Investigate Dictionaries and records. Record the prediction, actual observation or labelled paper trace, explanation and next test separately.</w:t>
+      </w:r>
+    </w:p>
+    <w:p>
       <w:pPr>
         <w:pStyle w:val="Heading3"/>
       </w:pPr>
@@ -1197,8 +1840,26 @@
       </w:r>
     </w:p>
     <w:p>
-      <w:r>
-        <w:t>Change the Red record used to 9. State remaining spaces and whether capacity changes.</w:t>
+      <w:pPr>
+        <w:spacing w:line="336" w:lineRule="auto" w:after="180"/>
+      </w:pPr>
+      <w:r>
+        <w:rPr>
+          <w:b w:val="0"/>
+        </w:rPr>
+        <w:t xml:space="preserve">Change the Red </w:t>
+      </w:r>
+      <w:r>
+        <w:rPr>
+          <w:b/>
+        </w:rPr>
+        <w:t>record</w:t>
+      </w:r>
+      <w:r>
+        <w:rPr>
+          <w:b w:val="0"/>
+        </w:rPr>
+        <w:t xml:space="preserve"> used to 9. State remaining spaces and whether capacity changes.</w:t>
       </w:r>
     </w:p>
     <w:p>
@@ -1358,7 +2019,13 @@
       </w:tr>
     </w:tbl>
     <w:p>
-      <w:r>
+      <w:pPr>
+        <w:spacing w:line="336" w:lineRule="auto" w:after="180"/>
+      </w:pPr>
+      <w:r>
+        <w:rPr>
+          <w:b w:val="0"/>
+        </w:rPr>
         <w:t>On paper, trace the supplied procedure. If code is provided, predict before running it in a local practice file. Never write an expected answer as though it were an observed run.</w:t>
       </w:r>
     </w:p>
@@ -1371,7 +2038,13 @@
       </w:r>
     </w:p>
     <w:p>
-      <w:r>
+      <w:pPr>
+        <w:spacing w:line="336" w:lineRule="auto" w:after="180"/>
+      </w:pPr>
+      <w:r>
+        <w:rPr>
+          <w:b w:val="0"/>
+        </w:rPr>
         <w:t>Before trying: what do I expect, and why? While trying: which step could first go wrong? Afterwards: what did I actually observe, and what should change? Keep “not run” if you only traced the procedure.</w:t>
       </w:r>
     </w:p>
@@ -1384,6 +2057,11 @@
       </w:r>
     </w:p>
     <w:p>
+      <w:r>
+        <w:t>Move from recall to tracing, diagnosis and transfer in Dictionaries and records. Explain why each step is justified.</w:t>
+      </w:r>
+    </w:p>
+    <w:p>
       <w:pPr>
         <w:pStyle w:val="Heading3"/>
       </w:pPr>
@@ -1392,18 +2070,72 @@
       </w:r>
     </w:p>
     <w:p>
-      <w:r>
+      <w:pPr>
+        <w:spacing w:line="336" w:lineRule="auto" w:after="180"/>
+      </w:pPr>
+      <w:r>
+        <w:rPr>
+          <w:b w:val="0"/>
+        </w:rPr>
         <w:t>For {"name": "Red", "capacity": 9, "used": 2}, state the keys, value of used and remaining spaces.</w:t>
       </w:r>
     </w:p>
     <w:p>
-      <w:r>
-        <w:t>The code reads record["Used"] from the Red record. Explain the error and repair it without adding a field.</w:t>
-      </w:r>
-    </w:p>
-    <w:p>
-      <w:r>
-        <w:t>A record has capacity 3 and used 4. It gives -1 spaces without an error. Should it be accepted? Explain.</w:t>
+      <w:pPr>
+        <w:spacing w:line="336" w:lineRule="auto" w:after="180"/>
+      </w:pPr>
+      <w:r>
+        <w:rPr>
+          <w:b w:val="0"/>
+        </w:rPr>
+        <w:t xml:space="preserve">The code reads </w:t>
+      </w:r>
+      <w:r>
+        <w:rPr>
+          <w:b/>
+        </w:rPr>
+        <w:t>record</w:t>
+      </w:r>
+      <w:r>
+        <w:rPr>
+          <w:b w:val="0"/>
+        </w:rPr>
+        <w:t xml:space="preserve">["Used"] from the Red </w:t>
+      </w:r>
+      <w:r>
+        <w:rPr>
+          <w:b/>
+        </w:rPr>
+        <w:t>record</w:t>
+      </w:r>
+      <w:r>
+        <w:rPr>
+          <w:b w:val="0"/>
+        </w:rPr>
+        <w:t>. Explain the error and repair it without adding a field.</w:t>
+      </w:r>
+    </w:p>
+    <w:p>
+      <w:pPr>
+        <w:spacing w:line="336" w:lineRule="auto" w:after="180"/>
+      </w:pPr>
+      <w:r>
+        <w:rPr>
+          <w:b w:val="0"/>
+        </w:rPr>
+        <w:t xml:space="preserve">A </w:t>
+      </w:r>
+      <w:r>
+        <w:rPr>
+          <w:b/>
+        </w:rPr>
+        <w:t>record</w:t>
+      </w:r>
+      <w:r>
+        <w:rPr>
+          <w:b w:val="0"/>
+        </w:rPr>
+        <w:t xml:space="preserve"> has capacity 3 and used 4. It gives -1 spaces without an error. Should it be accepted? Explain.</w:t>
       </w:r>
     </w:p>
     <w:p>
@@ -1449,7 +2181,113 @@
     </w:p>
     <w:p>
       <w:r>
-        <w:t>Add a labelled dictionaries and records evidence sheet to Python readiness portfolio. Show how you can read and update named dictionary fields. Use the supplied fictional case and keep its inputs, intermediate steps, calculation or prediction, and limitation. Connect this record to last week’s record; a matching answer without a trace is insufficient.</w:t>
+        <w:t>Apply this week’s idea to Python readiness portfolio. Keep an annotated decision and the evidence supporting it.</w:t>
+      </w:r>
+    </w:p>
+    <w:p>
+      <w:pPr>
+        <w:spacing w:line="336" w:lineRule="auto" w:after="180"/>
+      </w:pPr>
+      <w:r>
+        <w:rPr>
+          <w:b w:val="0"/>
+        </w:rPr>
+        <w:t xml:space="preserve">Add a labelled dictionaries and </w:t>
+      </w:r>
+      <w:r>
+        <w:rPr>
+          <w:b/>
+        </w:rPr>
+        <w:t>record</w:t>
+      </w:r>
+      <w:r>
+        <w:rPr>
+          <w:b w:val="0"/>
+        </w:rPr>
+        <w:t xml:space="preserve">s </w:t>
+      </w:r>
+      <w:r>
+        <w:rPr>
+          <w:b/>
+        </w:rPr>
+        <w:t>evidence</w:t>
+      </w:r>
+      <w:r>
+        <w:rPr>
+          <w:b w:val="0"/>
+        </w:rPr>
+        <w:t xml:space="preserve"> sheet to Python readiness portfolio. Show how you can read and update named </w:t>
+      </w:r>
+      <w:r>
+        <w:rPr>
+          <w:b/>
+        </w:rPr>
+        <w:t>dictionary</w:t>
+      </w:r>
+      <w:r>
+        <w:rPr>
+          <w:b w:val="0"/>
+        </w:rPr>
+        <w:t xml:space="preserve"> fields.</w:t>
+      </w:r>
+    </w:p>
+    <w:p>
+      <w:pPr>
+        <w:spacing w:line="336" w:lineRule="auto" w:after="180"/>
+      </w:pPr>
+      <w:r>
+        <w:rPr>
+          <w:b w:val="0"/>
+        </w:rPr>
+        <w:t xml:space="preserve">Use the supplied fictional case and keep its </w:t>
+      </w:r>
+      <w:r>
+        <w:rPr>
+          <w:b/>
+        </w:rPr>
+        <w:t>input</w:t>
+      </w:r>
+      <w:r>
+        <w:rPr>
+          <w:b w:val="0"/>
+        </w:rPr>
+        <w:t xml:space="preserve">s, intermediate steps, calculation or </w:t>
+      </w:r>
+      <w:r>
+        <w:rPr>
+          <w:b/>
+        </w:rPr>
+        <w:t>prediction</w:t>
+      </w:r>
+      <w:r>
+        <w:rPr>
+          <w:b w:val="0"/>
+        </w:rPr>
+        <w:t xml:space="preserve">, and limitation. Connect this </w:t>
+      </w:r>
+      <w:r>
+        <w:rPr>
+          <w:b/>
+        </w:rPr>
+        <w:t>record</w:t>
+      </w:r>
+      <w:r>
+        <w:rPr>
+          <w:b w:val="0"/>
+        </w:rPr>
+        <w:t xml:space="preserve"> to last week’s </w:t>
+      </w:r>
+      <w:r>
+        <w:rPr>
+          <w:b/>
+        </w:rPr>
+        <w:t>record</w:t>
+      </w:r>
+      <w:r>
+        <w:rPr>
+          <w:b w:val="0"/>
+        </w:rPr>
+        <w:t>; a matching answer without a trace is insufficient.</w:t>
       </w:r>
     </w:p>
     <w:tbl>
@@ -1577,8 +2415,38 @@
       </w:r>
     </w:p>
     <w:p>
-      <w:r>
-        <w:t>For Python readiness before the Responsible Plant Classifier, retain a trace of the values, the predicted outputs and the changed-case explanation. Use actual Python 3 results to check the prediction after reasoning first.</w:t>
+      <w:pPr>
+        <w:spacing w:line="336" w:lineRule="auto" w:after="180"/>
+      </w:pPr>
+      <w:r>
+        <w:rPr>
+          <w:b w:val="0"/>
+        </w:rPr>
+        <w:t xml:space="preserve">For Python readiness before the Responsible Plant Classifier, retain a trace of the values, the predicted </w:t>
+      </w:r>
+      <w:r>
+        <w:rPr>
+          <w:b/>
+        </w:rPr>
+        <w:t>output</w:t>
+      </w:r>
+      <w:r>
+        <w:rPr>
+          <w:b w:val="0"/>
+        </w:rPr>
+        <w:t xml:space="preserve">s and the changed-case explanation. Use actual Python 3 results to check the </w:t>
+      </w:r>
+      <w:r>
+        <w:rPr>
+          <w:b/>
+        </w:rPr>
+        <w:t>prediction</w:t>
+      </w:r>
+      <w:r>
+        <w:rPr>
+          <w:b w:val="0"/>
+        </w:rPr>
+        <w:t xml:space="preserve"> after reasoning first.</w:t>
       </w:r>
     </w:p>
     <w:p>
@@ -1591,7 +2459,42 @@
     </w:p>
     <w:p>
       <w:r>
-        <w:t>Named fields reduce position mistakes but do not prove that a record is accurate. A capacity of 2 with used of 5 is representable in a dictionary and violates this schema.</w:t>
+        <w:t>Use a genuinely new case for independent evidence. Previously discussed examples remain practice; use the separately named independent case before feedback.</w:t>
+      </w:r>
+    </w:p>
+    <w:p>
+      <w:pPr>
+        <w:spacing w:line="336" w:lineRule="auto" w:after="180"/>
+      </w:pPr>
+      <w:r>
+        <w:rPr>
+          <w:b w:val="0"/>
+        </w:rPr>
+        <w:t xml:space="preserve">Named fields reduce position mistakes but do not prove that a </w:t>
+      </w:r>
+      <w:r>
+        <w:rPr>
+          <w:b/>
+        </w:rPr>
+        <w:t>record</w:t>
+      </w:r>
+      <w:r>
+        <w:rPr>
+          <w:b w:val="0"/>
+        </w:rPr>
+        <w:t xml:space="preserve"> is accurate. A capacity of 2 with used of 5 is representable in a </w:t>
+      </w:r>
+      <w:r>
+        <w:rPr>
+          <w:b/>
+        </w:rPr>
+        <w:t>dictionary</w:t>
+      </w:r>
+      <w:r>
+        <w:rPr>
+          <w:b w:val="0"/>
+        </w:rPr>
+        <w:t xml:space="preserve"> and violates this schema.</w:t>
       </w:r>
     </w:p>
     <w:p>
@@ -1633,8 +2536,26 @@
       </w:r>
     </w:p>
     <w:p>
-      <w:r>
-        <w:t>A record has capacity 3 and used 4. It gives -1 spaces without an error. Should it be accepted? Explain.</w:t>
+      <w:pPr>
+        <w:spacing w:line="336" w:lineRule="auto" w:after="180"/>
+      </w:pPr>
+      <w:r>
+        <w:rPr>
+          <w:b w:val="0"/>
+        </w:rPr>
+        <w:t xml:space="preserve">A </w:t>
+      </w:r>
+      <w:r>
+        <w:rPr>
+          <w:b/>
+        </w:rPr>
+        <w:t>record</w:t>
+      </w:r>
+      <w:r>
+        <w:rPr>
+          <w:b w:val="0"/>
+        </w:rPr>
+        <w:t xml:space="preserve"> has capacity 3 and used 4. It gives -1 spaces without an error. Should it be accepted? Explain.</w:t>
       </w:r>
     </w:p>
     <w:p>
@@ -1671,6 +2592,11 @@
       </w:pPr>
       <w:r>
         <w:t>13. Study a complete case</w:t>
+      </w:r>
+    </w:p>
+    <w:p>
+      <w:r>
+        <w:t>Revisit the complete Dictionaries and records case for supported practice. Repeated examples do not become fresh assessments.</w:t>
       </w:r>
     </w:p>
     <w:p>
@@ -1806,8 +2732,26 @@
       </w:r>
     </w:p>
     <w:p>
-      <w:r>
-        <w:t>Follow the input through the stated procedure to its result. Cover the result first, predict it, then explain every intermediate step. The text/table accompanies the figure so the example can be read without colour.</w:t>
+      <w:pPr>
+        <w:spacing w:line="336" w:lineRule="auto" w:after="180"/>
+      </w:pPr>
+      <w:r>
+        <w:rPr>
+          <w:b w:val="0"/>
+        </w:rPr>
+        <w:t xml:space="preserve">Follow the </w:t>
+      </w:r>
+      <w:r>
+        <w:rPr>
+          <w:b/>
+        </w:rPr>
+        <w:t>input</w:t>
+      </w:r>
+      <w:r>
+        <w:rPr>
+          <w:b w:val="0"/>
+        </w:rPr>
+        <w:t xml:space="preserve"> through the stated procedure to its result. Cover the result first, predict it, then explain every intermediate step. The text/table accompanies the figure so the example can be read without colour.</w:t>
       </w:r>
     </w:p>
     <w:p>
@@ -1857,6 +2801,11 @@
       </w:r>
     </w:p>
     <w:p>
+      <w:r>
+        <w:t>Attempt the reserved new case before feedback. Record support; the earlier examples below remain additional practice.</w:t>
+      </w:r>
+    </w:p>
+    <w:p>
       <w:pPr>
         <w:pStyle w:val="Heading3"/>
       </w:pPr>
@@ -1865,8 +2814,39 @@
       </w:r>
     </w:p>
     <w:p>
-      <w:r>
-        <w:t>Predict the three outputs and trace the named-field update. Explain why zero and a missing count produce different results. If the condition becomes if not count, which supplied record is first handled incorrectly?</w:t>
+      <w:pPr>
+        <w:spacing w:line="336" w:lineRule="auto" w:after="180"/>
+        <w:shd w:fill="F5F1FB"/>
+      </w:pPr>
+      <w:r>
+        <w:rPr>
+          <w:b w:val="0"/>
+        </w:rPr>
+        <w:t xml:space="preserve">Predict the three </w:t>
+      </w:r>
+      <w:r>
+        <w:rPr>
+          <w:b/>
+        </w:rPr>
+        <w:t>output</w:t>
+      </w:r>
+      <w:r>
+        <w:rPr>
+          <w:b w:val="0"/>
+        </w:rPr>
+        <w:t xml:space="preserve">s and trace the named-field update. Explain why zero and a missing count produce different results. If the condition becomes if not count, which supplied </w:t>
+      </w:r>
+      <w:r>
+        <w:rPr>
+          <w:b/>
+        </w:rPr>
+        <w:t>record</w:t>
+      </w:r>
+      <w:r>
+        <w:rPr>
+          <w:b w:val="0"/>
+        </w:rPr>
+        <w:t xml:space="preserve"> is first handled incorrectly?</w:t>
       </w:r>
     </w:p>
     <w:p>
@@ -1941,8 +2921,26 @@
       </w:r>
     </w:p>
     <w:p>
-      <w:r>
-        <w:t>Attempt this case before feedback. Record any help. Earlier examples below are further practice; a case already practised with feedback cannot establish fresh transfer.</w:t>
+      <w:pPr>
+        <w:spacing w:line="336" w:lineRule="auto" w:after="180"/>
+      </w:pPr>
+      <w:r>
+        <w:rPr>
+          <w:b w:val="0"/>
+        </w:rPr>
+        <w:t xml:space="preserve">Attempt this case before feedback. </w:t>
+      </w:r>
+      <w:r>
+        <w:rPr>
+          <w:b/>
+        </w:rPr>
+        <w:t>Record</w:t>
+      </w:r>
+      <w:r>
+        <w:rPr>
+          <w:b w:val="0"/>
+        </w:rPr>
+        <w:t xml:space="preserve"> any help. Earlier examples below are further practice; a case already practised with feedback cannot establish fresh transfer.</w:t>
       </w:r>
     </w:p>
     <w:p>
@@ -1954,8 +2952,26 @@
       </w:r>
     </w:p>
     <w:p>
-      <w:r>
-        <w:t>Create a Green record with capacity 15 and used 6. Pass its fields to remaining and store the result. Update used to 10 and repeat. Predict both results.</w:t>
+      <w:pPr>
+        <w:spacing w:line="336" w:lineRule="auto" w:after="180"/>
+      </w:pPr>
+      <w:r>
+        <w:rPr>
+          <w:b w:val="0"/>
+        </w:rPr>
+        <w:t xml:space="preserve">Create a Green </w:t>
+      </w:r>
+      <w:r>
+        <w:rPr>
+          <w:b/>
+        </w:rPr>
+        <w:t>record</w:t>
+      </w:r>
+      <w:r>
+        <w:rPr>
+          <w:b w:val="0"/>
+        </w:rPr>
+        <w:t xml:space="preserve"> with capacity 15 and used 6. Pass its fields to remaining and store the result. Update used to 10 and repeat. Predict both results.</w:t>
       </w:r>
     </w:p>
     <w:p>
@@ -2007,8 +3023,20 @@
       </w:r>
     </w:p>
     <w:p>
-      <w:r>
-        <w:t>Record support used: none, hint or teacher explanation. After feedback, a different case is needed to demonstrate independence.</w:t>
+      <w:pPr>
+        <w:spacing w:line="336" w:lineRule="auto" w:after="180"/>
+      </w:pPr>
+      <w:r>
+        <w:rPr>
+          <w:b/>
+        </w:rPr>
+        <w:t>Record</w:t>
+      </w:r>
+      <w:r>
+        <w:rPr>
+          <w:b w:val="0"/>
+        </w:rPr>
+        <w:t xml:space="preserve"> support used: none, hint or teacher explanation. After feedback, a different case is needed to demonstrate independence.</w:t>
       </w:r>
     </w:p>
     <w:p>
@@ -2020,8 +3048,37 @@
       </w:r>
     </w:p>
     <w:p>
-      <w:r>
-        <w:t>Attempt the independent case before hints. Record whether you worked alone, used a hint or followed a model. After feedback, fix the first unsupported step and explain why it changed. A later check uses a changed case, not a copied answer.</w:t>
+      <w:pPr>
+        <w:spacing w:line="336" w:lineRule="auto" w:after="180"/>
+      </w:pPr>
+      <w:r>
+        <w:rPr>
+          <w:b w:val="0"/>
+        </w:rPr>
+        <w:t xml:space="preserve">Attempt the independent case before hints. </w:t>
+      </w:r>
+      <w:r>
+        <w:rPr>
+          <w:b/>
+        </w:rPr>
+        <w:t>Record</w:t>
+      </w:r>
+      <w:r>
+        <w:rPr>
+          <w:b w:val="0"/>
+        </w:rPr>
+        <w:t xml:space="preserve"> whether you worked alone, used a hint or followed a model. After feedback, fix the first unsupported step and explain why it changed.</w:t>
+      </w:r>
+    </w:p>
+    <w:p>
+      <w:pPr>
+        <w:spacing w:line="336" w:lineRule="auto" w:after="180"/>
+      </w:pPr>
+      <w:r>
+        <w:rPr>
+          <w:b w:val="0"/>
+        </w:rPr>
+        <w:t>A later check uses a changed case, not a copied answer.</w:t>
       </w:r>
     </w:p>
     <w:p>
@@ -2034,7 +3091,42 @@
     </w:p>
     <w:p>
       <w:r>
-        <w:t>Start with this question: A zero field is still present. A dictionary record describes a shelf. The program distinguishes missing data from an actual zero.</w:t>
+        <w:t>Use this map to navigate Dictionaries and records, connect the goals to tasks and keep one evidence record for each attempt.</w:t>
+      </w:r>
+    </w:p>
+    <w:p>
+      <w:pPr>
+        <w:spacing w:line="336" w:lineRule="auto" w:after="180"/>
+      </w:pPr>
+      <w:r>
+        <w:rPr>
+          <w:b w:val="0"/>
+        </w:rPr>
+        <w:t xml:space="preserve">Start with this question: A zero field is still present. A </w:t>
+      </w:r>
+      <w:r>
+        <w:rPr>
+          <w:b/>
+        </w:rPr>
+        <w:t>dictionary</w:t>
+      </w:r>
+      <w:r>
+        <w:rPr>
+          <w:b w:val="0"/>
+        </w:rPr>
+        <w:t xml:space="preserve"> </w:t>
+      </w:r>
+      <w:r>
+        <w:rPr>
+          <w:b/>
+        </w:rPr>
+        <w:t>record</w:t>
+      </w:r>
+      <w:r>
+        <w:rPr>
+          <w:b w:val="0"/>
+        </w:rPr>
+        <w:t xml:space="preserve"> describes a shelf. The program distinguishes missing data from an actual zero.</w:t>
       </w:r>
     </w:p>
     <w:tbl>
@@ -2140,13 +3232,61 @@
       </w:tr>
     </w:tbl>
     <w:p>
-      <w:r>
-        <w:t>Remember → watch and explain → try with help → investigate → try independently → keep project evidence. Your teacher may spread this lesson across several classes.</w:t>
-      </w:r>
-    </w:p>
-    <w:p>
-      <w:r>
-        <w:t>Keep your first prediction. Compare it with what the evidence shows and explain any change.</w:t>
+      <w:pPr>
+        <w:spacing w:line="336" w:lineRule="auto" w:after="180"/>
+      </w:pPr>
+      <w:r>
+        <w:rPr>
+          <w:b w:val="0"/>
+        </w:rPr>
+        <w:t xml:space="preserve">Remember → watch and explain → try with help → investigate → try independently → keep project </w:t>
+      </w:r>
+      <w:r>
+        <w:rPr>
+          <w:b/>
+        </w:rPr>
+        <w:t>evidence</w:t>
+      </w:r>
+      <w:r>
+        <w:rPr>
+          <w:b w:val="0"/>
+        </w:rPr>
+        <w:t>. Your teacher may spread this lesson across several classes.</w:t>
+      </w:r>
+    </w:p>
+    <w:p>
+      <w:pPr>
+        <w:spacing w:line="336" w:lineRule="auto" w:after="180"/>
+      </w:pPr>
+      <w:r>
+        <w:rPr>
+          <w:b w:val="0"/>
+        </w:rPr>
+        <w:t xml:space="preserve">Keep your first </w:t>
+      </w:r>
+      <w:r>
+        <w:rPr>
+          <w:b/>
+        </w:rPr>
+        <w:t>prediction</w:t>
+      </w:r>
+      <w:r>
+        <w:rPr>
+          <w:b w:val="0"/>
+        </w:rPr>
+        <w:t xml:space="preserve">. Compare it with what the </w:t>
+      </w:r>
+      <w:r>
+        <w:rPr>
+          <w:b/>
+        </w:rPr>
+        <w:t>evidence</w:t>
+      </w:r>
+      <w:r>
+        <w:rPr>
+          <w:b w:val="0"/>
+        </w:rPr>
+        <w:t xml:space="preserve"> shows and explain any change.</w:t>
       </w:r>
     </w:p>
     <w:p>
@@ -2159,7 +3299,30 @@
     </w:p>
     <w:p>
       <w:r>
-        <w:t>Close your notes. Explain this goal in your own words: Read and update named dictionary fields</w:t>
+        <w:t>Explain Dictionaries and records without notes, identify a remaining question and plan a later check with a changed case.</w:t>
+      </w:r>
+    </w:p>
+    <w:p>
+      <w:pPr>
+        <w:spacing w:line="336" w:lineRule="auto" w:after="180"/>
+      </w:pPr>
+      <w:r>
+        <w:rPr>
+          <w:b w:val="0"/>
+        </w:rPr>
+        <w:t xml:space="preserve">Close your notes. Explain this goal in your own words: Read and update named </w:t>
+      </w:r>
+      <w:r>
+        <w:rPr>
+          <w:b/>
+        </w:rPr>
+        <w:t>dictionary</w:t>
+      </w:r>
+      <w:r>
+        <w:rPr>
+          <w:b w:val="0"/>
+        </w:rPr>
+        <w:t xml:space="preserve"> fields</w:t>
       </w:r>
     </w:p>
     <w:p>
@@ -2196,13 +3359,61 @@
       </w:r>
     </w:p>
     <w:p>
-      <w:r>
-        <w:t>If you are unsure, return to the worked picture and explain one arrow. If you are ready, change an input or assumption and justify your prediction.</w:t>
-      </w:r>
-    </w:p>
-    <w:p>
-      <w:r>
-        <w:t>Save your workbook evidence. At the next review, try a different case before opening your old answer.</w:t>
+      <w:pPr>
+        <w:spacing w:line="336" w:lineRule="auto" w:after="180"/>
+      </w:pPr>
+      <w:r>
+        <w:rPr>
+          <w:b w:val="0"/>
+        </w:rPr>
+        <w:t xml:space="preserve">If you are unsure, return to the worked picture and explain one arrow. If you are ready, change an </w:t>
+      </w:r>
+      <w:r>
+        <w:rPr>
+          <w:b/>
+        </w:rPr>
+        <w:t>input</w:t>
+      </w:r>
+      <w:r>
+        <w:rPr>
+          <w:b w:val="0"/>
+        </w:rPr>
+        <w:t xml:space="preserve"> or assumption and justify your </w:t>
+      </w:r>
+      <w:r>
+        <w:rPr>
+          <w:b/>
+        </w:rPr>
+        <w:t>prediction</w:t>
+      </w:r>
+      <w:r>
+        <w:rPr>
+          <w:b w:val="0"/>
+        </w:rPr>
+        <w:t>.</w:t>
+      </w:r>
+    </w:p>
+    <w:p>
+      <w:pPr>
+        <w:spacing w:line="336" w:lineRule="auto" w:after="180"/>
+      </w:pPr>
+      <w:r>
+        <w:rPr>
+          <w:b w:val="0"/>
+        </w:rPr>
+        <w:t xml:space="preserve">Save your workbook </w:t>
+      </w:r>
+      <w:r>
+        <w:rPr>
+          <w:b/>
+        </w:rPr>
+        <w:t>evidence</w:t>
+      </w:r>
+      <w:r>
+        <w:rPr>
+          <w:b w:val="0"/>
+        </w:rPr>
+        <w:t>. At the next review, try a different case before opening your old answer.</w:t>
       </w:r>
     </w:p>
     <w:p>
@@ -2215,12 +3426,53 @@
     </w:p>
     <w:p>
       <w:r>
+        <w:t>Attempt supported questions before using hints or feedback. Review a missing building block, then keep the completed work.</w:t>
+      </w:r>
+    </w:p>
+    <w:p>
+      <w:pPr>
+        <w:spacing w:line="336" w:lineRule="auto" w:after="180"/>
+      </w:pPr>
+      <w:r>
+        <w:rPr>
+          <w:b w:val="0"/>
+        </w:rPr>
         <w:t>Use this supported practice once, in the browser or on paper. Keep the reserved independent assessment for a separate first attempt before teacher feedback.</w:t>
       </w:r>
     </w:p>
     <w:p>
-      <w:r>
-        <w:t>A zero field is still present. A dictionary record describes a shelf. The program distinguishes missing data from an actual zero.</w:t>
+      <w:pPr>
+        <w:spacing w:line="336" w:lineRule="auto" w:after="180"/>
+      </w:pPr>
+      <w:r>
+        <w:rPr>
+          <w:b w:val="0"/>
+        </w:rPr>
+        <w:t xml:space="preserve">A zero field is still present. A </w:t>
+      </w:r>
+      <w:r>
+        <w:rPr>
+          <w:b/>
+        </w:rPr>
+        <w:t>dictionary</w:t>
+      </w:r>
+      <w:r>
+        <w:rPr>
+          <w:b w:val="0"/>
+        </w:rPr>
+        <w:t xml:space="preserve"> </w:t>
+      </w:r>
+      <w:r>
+        <w:rPr>
+          <w:b/>
+        </w:rPr>
+        <w:t>record</w:t>
+      </w:r>
+      <w:r>
+        <w:rPr>
+          <w:b w:val="0"/>
+        </w:rPr>
+        <w:t xml:space="preserve"> describes a shelf. The program distinguishes missing data from an actual zero.</w:t>
       </w:r>
     </w:p>
     <w:p>
@@ -2232,22 +3484,49 @@
       </w:r>
     </w:p>
     <w:p>
-      <w:r>
+      <w:pPr>
+        <w:spacing w:line="336" w:lineRule="auto" w:after="180"/>
+      </w:pPr>
+      <w:r>
+        <w:rPr>
+          <w:b w:val="0"/>
+        </w:rPr>
         <w:t>Which labelled step matches this detail? "count" in shelf is True even though its value is zero.</w:t>
       </w:r>
     </w:p>
     <w:p>
-      <w:r>
+      <w:pPr>
+        <w:spacing w:line="336" w:lineRule="auto" w:after="180"/>
+        <w:shd w:fill="F4F9FC"/>
+      </w:pPr>
+      <w:r>
+        <w:rPr>
+          <w:b w:val="0"/>
+        </w:rPr>
         <w:t>1. Test key membership</w:t>
       </w:r>
     </w:p>
     <w:p>
-      <w:r>
+      <w:pPr>
+        <w:spacing w:line="336" w:lineRule="auto" w:after="180"/>
+        <w:shd w:fill="F4F9FC"/>
+      </w:pPr>
+      <w:r>
+        <w:rPr>
+          <w:b w:val="0"/>
+        </w:rPr>
         <w:t>2. Read an absent field</w:t>
       </w:r>
     </w:p>
     <w:p>
-      <w:r>
+      <w:pPr>
+        <w:spacing w:line="336" w:lineRule="auto" w:after="180"/>
+        <w:shd w:fill="F4F9FC"/>
+      </w:pPr>
+      <w:r>
+        <w:rPr>
+          <w:b w:val="0"/>
+        </w:rPr>
         <w:t>3. Read a stored field</w:t>
       </w:r>
     </w:p>
@@ -2285,41 +3564,167 @@
       </w:r>
     </w:p>
     <w:p>
-      <w:r>
-        <w:t>Hint if needed: Read the steps in the pictorial case. Match the supplied detail to the stage that performs or records it.</w:t>
-      </w:r>
-    </w:p>
-    <w:p>
-      <w:r>
-        <w:t>After your attempt, compare with the supported explanation: Test key membership "count" in shelf is True even though its value is zero. Dictionary keys name fields. Presence is different from truthiness of a value; a measured zero should not be discarded as if the field were absent.</w:t>
-      </w:r>
-    </w:p>
-    <w:p>
       <w:pPr>
         <w:pStyle w:val="Heading3"/>
       </w:pPr>
       <w:r>
+        <w:t>Hint · try first</w:t>
+      </w:r>
+    </w:p>
+    <w:p>
+      <w:pPr>
+        <w:spacing w:line="336" w:lineRule="auto" w:after="180"/>
+        <w:shd w:fill="F1F6F8"/>
+      </w:pPr>
+      <w:r>
+        <w:rPr>
+          <w:b w:val="0"/>
+        </w:rPr>
+        <w:t xml:space="preserve">Hint if needed: Read the steps in the pictorial case. Match the supplied detail to the stage that performs or </w:t>
+      </w:r>
+      <w:r>
+        <w:rPr>
+          <w:b/>
+        </w:rPr>
+        <w:t>record</w:t>
+      </w:r>
+      <w:r>
+        <w:rPr>
+          <w:b w:val="0"/>
+        </w:rPr>
+        <w:t>s it.</w:t>
+      </w:r>
+    </w:p>
+    <w:p>
+      <w:pPr>
+        <w:pStyle w:val="Heading3"/>
+      </w:pPr>
+      <w:r>
+        <w:t>Feedback · compare after trying</w:t>
+      </w:r>
+    </w:p>
+    <w:p>
+      <w:pPr>
+        <w:spacing w:line="336" w:lineRule="auto" w:after="180"/>
+        <w:shd w:fill="F1F6FC"/>
+      </w:pPr>
+      <w:r>
+        <w:rPr>
+          <w:b w:val="0"/>
+        </w:rPr>
+        <w:t xml:space="preserve">After your attempt, compare with the supported explanation: Test key membership "count" in shelf is True even though its value is zero. </w:t>
+      </w:r>
+      <w:r>
+        <w:rPr>
+          <w:b/>
+        </w:rPr>
+        <w:t>Dictionary</w:t>
+      </w:r>
+      <w:r>
+        <w:rPr>
+          <w:b w:val="0"/>
+        </w:rPr>
+        <w:t xml:space="preserve"> keys name fields.</w:t>
+      </w:r>
+    </w:p>
+    <w:p>
+      <w:pPr>
+        <w:spacing w:line="336" w:lineRule="auto" w:after="180"/>
+        <w:shd w:fill="F1F6FC"/>
+      </w:pPr>
+      <w:r>
+        <w:rPr>
+          <w:b w:val="0"/>
+        </w:rPr>
+        <w:t>Presence is different from truthiness of a value; a measured zero should not be discarded as if the field were absent.</w:t>
+      </w:r>
+    </w:p>
+    <w:p>
+      <w:pPr>
+        <w:pStyle w:val="Heading3"/>
+      </w:pPr>
+      <w:r>
         <w:t>Practice 2: explain the deciding evidence</w:t>
       </w:r>
     </w:p>
     <w:p>
-      <w:r>
+      <w:pPr>
+        <w:pStyle w:val="Heading3"/>
+      </w:pPr>
+      <w:r>
+        <w:t>Changed case · predict first</w:t>
+      </w:r>
+    </w:p>
+    <w:p>
+      <w:pPr>
+        <w:spacing w:line="336" w:lineRule="auto" w:after="180"/>
+        <w:shd w:fill="F5F1FB"/>
+      </w:pPr>
+      <w:r>
+        <w:rPr>
+          <w:b w:val="0"/>
+        </w:rPr>
         <w:t>Changed-case practice: Add the field price with value 0. Which conclusion is supported by the supplied facts?</w:t>
       </w:r>
     </w:p>
     <w:p>
-      <w:r>
+      <w:pPr>
+        <w:spacing w:line="336" w:lineRule="auto" w:after="180"/>
+        <w:shd w:fill="F4F9FC"/>
+      </w:pPr>
+      <w:r>
+        <w:rPr>
+          <w:b w:val="0"/>
+        </w:rPr>
         <w:t>1. The price lookup now returns 0 instead of None.</w:t>
       </w:r>
     </w:p>
     <w:p>
-      <w:r>
-        <w:t>2. We can decide the result without examining the changed input or the procedure.</w:t>
-      </w:r>
-    </w:p>
-    <w:p>
-      <w:r>
-        <w:t>3. This one example guarantees correct results for every future input.</w:t>
+      <w:pPr>
+        <w:spacing w:line="336" w:lineRule="auto" w:after="180"/>
+        <w:shd w:fill="F4F9FC"/>
+      </w:pPr>
+      <w:r>
+        <w:rPr>
+          <w:b w:val="0"/>
+        </w:rPr>
+        <w:t xml:space="preserve">2. We can decide the result without examining the changed </w:t>
+      </w:r>
+      <w:r>
+        <w:rPr>
+          <w:b/>
+        </w:rPr>
+        <w:t>input</w:t>
+      </w:r>
+      <w:r>
+        <w:rPr>
+          <w:b w:val="0"/>
+        </w:rPr>
+        <w:t xml:space="preserve"> or the procedure.</w:t>
+      </w:r>
+    </w:p>
+    <w:p>
+      <w:pPr>
+        <w:spacing w:line="336" w:lineRule="auto" w:after="180"/>
+        <w:shd w:fill="F4F9FC"/>
+      </w:pPr>
+      <w:r>
+        <w:rPr>
+          <w:b w:val="0"/>
+        </w:rPr>
+        <w:t xml:space="preserve">3. This one example guarantees correct results for every future </w:t>
+      </w:r>
+      <w:r>
+        <w:rPr>
+          <w:b/>
+        </w:rPr>
+        <w:t>input</w:t>
+      </w:r>
+      <w:r>
+        <w:rPr>
+          <w:b w:val="0"/>
+        </w:rPr>
+        <w:t>.</w:t>
       </w:r>
     </w:p>
     <w:p>
@@ -2356,36 +3761,153 @@
       </w:r>
     </w:p>
     <w:p>
-      <w:r>
+      <w:pPr>
+        <w:pStyle w:val="Heading3"/>
+      </w:pPr>
+      <w:r>
+        <w:t>Hint · try first</w:t>
+      </w:r>
+    </w:p>
+    <w:p>
+      <w:pPr>
+        <w:spacing w:line="336" w:lineRule="auto" w:after="180"/>
+        <w:shd w:fill="F1F6F8"/>
+      </w:pPr>
+      <w:r>
+        <w:rPr>
+          <w:b w:val="0"/>
+        </w:rPr>
         <w:t>Hint if needed: Use the changed condition and the deciding step in the pictorial trace. The answer must say what follows from those facts.</w:t>
       </w:r>
     </w:p>
     <w:p>
-      <w:r>
-        <w:t>After your attempt, compare with the supported explanation: The price lookup now returns 0 instead of None. A recorded zero is a present value, whereas the earlier lookup had no field.</w:t>
-      </w:r>
-    </w:p>
-    <w:p>
       <w:pPr>
         <w:pStyle w:val="Heading3"/>
       </w:pPr>
       <w:r>
+        <w:t>Feedback · compare after trying</w:t>
+      </w:r>
+    </w:p>
+    <w:p>
+      <w:pPr>
+        <w:spacing w:line="336" w:lineRule="auto" w:after="180"/>
+        <w:shd w:fill="F1F6FC"/>
+      </w:pPr>
+      <w:r>
+        <w:rPr>
+          <w:b w:val="0"/>
+        </w:rPr>
+        <w:t xml:space="preserve">After your attempt, compare with the supported explanation: The price lookup now returns 0 instead of None. A </w:t>
+      </w:r>
+      <w:r>
+        <w:rPr>
+          <w:b/>
+        </w:rPr>
+        <w:t>record</w:t>
+      </w:r>
+      <w:r>
+        <w:rPr>
+          <w:b w:val="0"/>
+        </w:rPr>
+        <w:t>ed zero is a present value, whereas the earlier lookup had no field.</w:t>
+      </w:r>
+    </w:p>
+    <w:p>
+      <w:pPr>
+        <w:pStyle w:val="Heading3"/>
+      </w:pPr>
+      <w:r>
         <w:t>Repair a missing building block</w:t>
       </w:r>
     </w:p>
     <w:p>
-      <w:r>
-        <w:t>Review Return values and local state (python-bridge/9). Goal: Use a returned value in a later calculation. Short practice: Trace the two returned values and explain why first stays seven. What happens if the caller tries to print result directly?. Return to this week and explain what you changed.</w:t>
-      </w:r>
-    </w:p>
-    <w:p>
-      <w:r>
-        <w:t>Review Lists and indexing (python-bridge/7). Goal: Distinguish a list index from the value stored at that position. Short practice: Label the three index positions. Predict all original outputs, then name the first output and stopping point after using index 3.. Return to this week and explain what you changed.</w:t>
-      </w:r>
-    </w:p>
-    <w:p>
-      <w:r>
-        <w:t>Review Boolean conditions (python-bridge/4). Goal: Translate stated requirements into comparisons. Short practice: Give both comparison results for ages 11, 15 and 16. Which comparison rejects each outside value, and why does and matter?. Return to this week and explain what you changed.</w:t>
+      <w:pPr>
+        <w:spacing w:line="336" w:lineRule="auto" w:after="180"/>
+      </w:pPr>
+      <w:r>
+        <w:rPr>
+          <w:b w:val="0"/>
+        </w:rPr>
+        <w:t>Review Return values and local state (python-bridge/9). Goal: Use a returned value in a later calculation. Short practice: Trace the two returned values and explain why first stays seven.</w:t>
+      </w:r>
+    </w:p>
+    <w:p>
+      <w:pPr>
+        <w:spacing w:line="336" w:lineRule="auto" w:after="180"/>
+      </w:pPr>
+      <w:r>
+        <w:rPr>
+          <w:b w:val="0"/>
+        </w:rPr>
+        <w:t>What happens if the caller tries to print result directly?. Return to this week and explain what you changed.</w:t>
+      </w:r>
+    </w:p>
+    <w:p>
+      <w:pPr>
+        <w:spacing w:line="336" w:lineRule="auto" w:after="180"/>
+      </w:pPr>
+      <w:r>
+        <w:rPr>
+          <w:b w:val="0"/>
+        </w:rPr>
+        <w:t>Review Lists and indexing (python-bridge/7). Goal: Distinguish a list index from the value stored at that position. Short practice: Label the three index positions.</w:t>
+      </w:r>
+    </w:p>
+    <w:p>
+      <w:pPr>
+        <w:spacing w:line="336" w:lineRule="auto" w:after="180"/>
+      </w:pPr>
+      <w:r>
+        <w:rPr>
+          <w:b w:val="0"/>
+        </w:rPr>
+        <w:t xml:space="preserve">Predict all original </w:t>
+      </w:r>
+      <w:r>
+        <w:rPr>
+          <w:b/>
+        </w:rPr>
+        <w:t>output</w:t>
+      </w:r>
+      <w:r>
+        <w:rPr>
+          <w:b w:val="0"/>
+        </w:rPr>
+        <w:t xml:space="preserve">s, then name the first </w:t>
+      </w:r>
+      <w:r>
+        <w:rPr>
+          <w:b/>
+        </w:rPr>
+        <w:t>output</w:t>
+      </w:r>
+      <w:r>
+        <w:rPr>
+          <w:b w:val="0"/>
+        </w:rPr>
+        <w:t xml:space="preserve"> and stopping point after using index 3.. Return to this week and explain what you changed.</w:t>
+      </w:r>
+    </w:p>
+    <w:p>
+      <w:pPr>
+        <w:spacing w:line="336" w:lineRule="auto" w:after="180"/>
+      </w:pPr>
+      <w:r>
+        <w:rPr>
+          <w:b w:val="0"/>
+        </w:rPr>
+        <w:t>Review Boolean conditions (python-bridge/4). Goal: Translate stated requirements into comparisons. Short practice: Give both comparison results for ages 11, 15 and 16.</w:t>
+      </w:r>
+    </w:p>
+    <w:p>
+      <w:pPr>
+        <w:spacing w:line="336" w:lineRule="auto" w:after="180"/>
+      </w:pPr>
+      <w:r>
+        <w:rPr>
+          <w:b w:val="0"/>
+        </w:rPr>
+        <w:t>Which comparison rejects each outside value, and why does and matter?. Return to this week and explain what you changed.</w:t>
       </w:r>
     </w:p>
     <w:p>
@@ -2397,8 +3919,61 @@
       </w:r>
     </w:p>
     <w:p>
-      <w:r>
-        <w:t>The browser lab lets you edit the supported Python examples already included in this lesson. Predict first, run, inspect the actual output or error, change one input, then run again. Keep code, predictions, actual results and a reasoned revision together. On paper, label your result as a trace rather than an execution.</w:t>
+      <w:pPr>
+        <w:spacing w:line="336" w:lineRule="auto" w:after="180"/>
+      </w:pPr>
+      <w:r>
+        <w:rPr>
+          <w:b w:val="0"/>
+        </w:rPr>
+        <w:t xml:space="preserve">The browser lab lets you edit the supported Python examples already included in this lesson. Predict first, run, inspect the actual </w:t>
+      </w:r>
+      <w:r>
+        <w:rPr>
+          <w:b/>
+        </w:rPr>
+        <w:t>output</w:t>
+      </w:r>
+      <w:r>
+        <w:rPr>
+          <w:b w:val="0"/>
+        </w:rPr>
+        <w:t xml:space="preserve"> or error, change one </w:t>
+      </w:r>
+      <w:r>
+        <w:rPr>
+          <w:b/>
+        </w:rPr>
+        <w:t>input</w:t>
+      </w:r>
+      <w:r>
+        <w:rPr>
+          <w:b w:val="0"/>
+        </w:rPr>
+        <w:t>, then run again.</w:t>
+      </w:r>
+    </w:p>
+    <w:p>
+      <w:pPr>
+        <w:spacing w:line="336" w:lineRule="auto" w:after="180"/>
+      </w:pPr>
+      <w:r>
+        <w:rPr>
+          <w:b w:val="0"/>
+        </w:rPr>
+        <w:t xml:space="preserve">Keep code, </w:t>
+      </w:r>
+      <w:r>
+        <w:rPr>
+          <w:b/>
+        </w:rPr>
+        <w:t>prediction</w:t>
+      </w:r>
+      <w:r>
+        <w:rPr>
+          <w:b w:val="0"/>
+        </w:rPr>
+        <w:t>s, actual results and a reasoned revision together. On paper, label your result as a trace rather than an execution.</w:t>
       </w:r>
     </w:p>
     <w:p>
@@ -2410,8 +3985,646 @@
       </w:r>
     </w:p>
     <w:p>
-      <w:r>
-        <w:t>Use Download completed work in the hosted lesson to export your answers, reflections, practice feedback and code-run evidence. Open the HTML copy to read or print it. Drafts stay in this browser when storage is available; clear drafts on a shared device.</w:t>
+      <w:pPr>
+        <w:spacing w:line="336" w:lineRule="auto" w:after="180"/>
+      </w:pPr>
+      <w:r>
+        <w:rPr>
+          <w:b w:val="0"/>
+        </w:rPr>
+        <w:t xml:space="preserve">Use Download completed work in the hosted lesson to export your answers, reflections, practice feedback and code-run </w:t>
+      </w:r>
+      <w:r>
+        <w:rPr>
+          <w:b/>
+        </w:rPr>
+        <w:t>evidence</w:t>
+      </w:r>
+      <w:r>
+        <w:rPr>
+          <w:b w:val="0"/>
+        </w:rPr>
+        <w:t>. Open the HTML copy to read or print it.</w:t>
+      </w:r>
+    </w:p>
+    <w:p>
+      <w:pPr>
+        <w:spacing w:line="336" w:lineRule="auto" w:after="180"/>
+      </w:pPr>
+      <w:r>
+        <w:rPr>
+          <w:b w:val="0"/>
+        </w:rPr>
+        <w:t>Drafts stay in this browser when storage is available; clear drafts on a shared device.</w:t>
+      </w:r>
+    </w:p>
+    <w:p>
+      <w:pPr>
+        <w:pStyle w:val="Heading1"/>
+      </w:pPr>
+      <w:r>
+        <w:t>18. Visual concept journey</w:t>
+      </w:r>
+    </w:p>
+    <w:p>
+      <w:r>
+        <w:t>Explain each Dictionaries and records graphic using its labels, deciding evidence and relevant limitation.</w:t>
+      </w:r>
+    </w:p>
+    <w:p>
+      <w:pPr>
+        <w:pStyle w:val="Heading3"/>
+      </w:pPr>
+      <w:r>
+        <w:t>01. Dictionaries and records: the case</w:t>
+      </w:r>
+    </w:p>
+    <w:p>
+      <w:r>
+        <w:drawing>
+          <wp:inline xmlns:a="http://schemas.openxmlformats.org/drawingml/2006/main" xmlns:pic="http://schemas.openxmlformats.org/drawingml/2006/picture">
+            <wp:extent cx="5486400" cy="2834640"/>
+            <wp:docPr id="2" name="Picture 2" descr="A zero field is still present. A dictionary record describes a shelf. The program distinguishes missing data from an actual zero. Supplied facts: Python 3: shelf={&quot;count&quot;:0,&quot;name&quot;:&quot;Atlas&quot;}; print(shelf[&quot;count&quot;]); print(shelf.get(&quot;price&quot;)); print(&quot;count&quot; in shelf)."/>
+            <wp:cNvGraphicFramePr>
+              <a:graphicFrameLocks noChangeAspect="1"/>
+            </wp:cNvGraphicFramePr>
+            <a:graphic>
+              <a:graphicData uri="http://schemas.openxmlformats.org/drawingml/2006/picture">
+                <pic:pic>
+                  <pic:nvPicPr>
+                    <pic:cNvPr id="0" name="academy-story-python-bridge-10-01.png"/>
+                    <pic:cNvPicPr/>
+                  </pic:nvPicPr>
+                  <pic:blipFill>
+                    <a:blip r:embed="rId10"/>
+                    <a:stretch>
+                      <a:fillRect/>
+                    </a:stretch>
+                  </pic:blipFill>
+                  <pic:spPr>
+                    <a:xfrm>
+                      <a:off x="0" y="0"/>
+                      <a:ext cx="5486400" cy="2834640"/>
+                    </a:xfrm>
+                    <a:prstGeom prst="rect"/>
+                  </pic:spPr>
+                </pic:pic>
+              </a:graphicData>
+            </a:graphic>
+          </wp:inline>
+        </w:drawing>
+      </w:r>
+    </w:p>
+    <w:p>
+      <w:pPr>
+        <w:spacing w:line="336" w:lineRule="auto" w:after="180"/>
+      </w:pPr>
+      <w:r>
+        <w:rPr>
+          <w:b w:val="0"/>
+        </w:rPr>
+        <w:t xml:space="preserve">A zero field is still present. A </w:t>
+      </w:r>
+      <w:r>
+        <w:rPr>
+          <w:b/>
+        </w:rPr>
+        <w:t>dictionary</w:t>
+      </w:r>
+      <w:r>
+        <w:rPr>
+          <w:b w:val="0"/>
+        </w:rPr>
+        <w:t xml:space="preserve"> </w:t>
+      </w:r>
+      <w:r>
+        <w:rPr>
+          <w:b/>
+        </w:rPr>
+        <w:t>record</w:t>
+      </w:r>
+      <w:r>
+        <w:rPr>
+          <w:b w:val="0"/>
+        </w:rPr>
+        <w:t xml:space="preserve"> describes a shelf. The program distinguishes missing data from an actual zero.</w:t>
+      </w:r>
+    </w:p>
+    <w:p>
+      <w:pPr>
+        <w:spacing w:line="336" w:lineRule="auto" w:after="180"/>
+      </w:pPr>
+      <w:r>
+        <w:rPr>
+          <w:b w:val="0"/>
+        </w:rPr>
+        <w:t>Supplied facts: Python 3: shelf={"count":0,"name":"Atlas"}; print(shelf["count"]); print(shelf.get("price")); print("count" in shelf).</w:t>
+      </w:r>
+    </w:p>
+    <w:p>
+      <w:pPr>
+        <w:spacing w:line="336" w:lineRule="auto" w:after="180"/>
+        <w:shd w:fill="F5F1FB"/>
+      </w:pPr>
+      <w:r>
+        <w:rPr>
+          <w:b w:val="0"/>
+        </w:rPr>
+        <w:t>Point to the given fact that matters most. Explain why it matters.</w:t>
+      </w:r>
+    </w:p>
+    <w:p>
+      <w:pPr>
+        <w:pStyle w:val="Heading3"/>
+      </w:pPr>
+      <w:r>
+        <w:t>02. Follow the deciding steps</w:t>
+      </w:r>
+    </w:p>
+    <w:p>
+      <w:r>
+        <w:drawing>
+          <wp:inline xmlns:a="http://schemas.openxmlformats.org/drawingml/2006/main" xmlns:pic="http://schemas.openxmlformats.org/drawingml/2006/picture">
+            <wp:extent cx="5486400" cy="3182112"/>
+            <wp:docPr id="3" name="Picture 3" descr="Read a stored field: count exists with numeric value 0. → Read an absent field: get(&quot;price&quot;) returns None because price is missing and no default was supplied. → Test key membership: &quot;count&quot; in shelf is True even though its value is zero."/>
+            <wp:cNvGraphicFramePr>
+              <a:graphicFrameLocks noChangeAspect="1"/>
+            </wp:cNvGraphicFramePr>
+            <a:graphic>
+              <a:graphicData uri="http://schemas.openxmlformats.org/drawingml/2006/picture">
+                <pic:pic>
+                  <pic:nvPicPr>
+                    <pic:cNvPr id="0" name="academy-story-python-bridge-10-02.png"/>
+                    <pic:cNvPicPr/>
+                  </pic:nvPicPr>
+                  <pic:blipFill>
+                    <a:blip r:embed="rId11"/>
+                    <a:stretch>
+                      <a:fillRect/>
+                    </a:stretch>
+                  </pic:blipFill>
+                  <pic:spPr>
+                    <a:xfrm>
+                      <a:off x="0" y="0"/>
+                      <a:ext cx="5486400" cy="3182112"/>
+                    </a:xfrm>
+                    <a:prstGeom prst="rect"/>
+                  </pic:spPr>
+                </pic:pic>
+              </a:graphicData>
+            </a:graphic>
+          </wp:inline>
+        </w:drawing>
+      </w:r>
+    </w:p>
+    <w:p>
+      <w:pPr>
+        <w:spacing w:line="336" w:lineRule="auto" w:after="180"/>
+      </w:pPr>
+      <w:r>
+        <w:rPr>
+          <w:b w:val="0"/>
+        </w:rPr>
+        <w:t>Read a stored field: count exists with numeric value 0. → Read an absent field: get("price") returns None because price is missing and no default was supplied. → Test key membership: "count" in shelf is True even though its value is zero.</w:t>
+      </w:r>
+    </w:p>
+    <w:p>
+      <w:pPr>
+        <w:spacing w:line="336" w:lineRule="auto" w:after="180"/>
+        <w:shd w:fill="F5F1FB"/>
+      </w:pPr>
+      <w:r>
+        <w:rPr>
+          <w:b w:val="0"/>
+        </w:rPr>
+        <w:t xml:space="preserve">Point to each numbered stage and explain which </w:t>
+      </w:r>
+      <w:r>
+        <w:rPr>
+          <w:b/>
+        </w:rPr>
+        <w:t>record</w:t>
+      </w:r>
+      <w:r>
+        <w:rPr>
+          <w:b w:val="0"/>
+        </w:rPr>
+        <w:t xml:space="preserve">ed </w:t>
+      </w:r>
+      <w:r>
+        <w:rPr>
+          <w:b/>
+        </w:rPr>
+        <w:t>input</w:t>
+      </w:r>
+      <w:r>
+        <w:rPr>
+          <w:b w:val="0"/>
+        </w:rPr>
+        <w:t xml:space="preserve"> it uses.</w:t>
+      </w:r>
+    </w:p>
+    <w:p>
+      <w:pPr>
+        <w:pStyle w:val="Heading3"/>
+      </w:pPr>
+      <w:r>
+        <w:t>03. Follow the evidence</w:t>
+      </w:r>
+    </w:p>
+    <w:p>
+      <w:r>
+        <w:drawing>
+          <wp:inline xmlns:a="http://schemas.openxmlformats.org/drawingml/2006/main" xmlns:pic="http://schemas.openxmlformats.org/drawingml/2006/picture">
+            <wp:extent cx="5486400" cy="2834640"/>
+            <wp:docPr id="4" name="Picture 4" descr="Follow the evidence. Read used | 4 | 12 - 4 = 8. Update used | 6 | 12 - 6 = 6"/>
+            <wp:cNvGraphicFramePr>
+              <a:graphicFrameLocks noChangeAspect="1"/>
+            </wp:cNvGraphicFramePr>
+            <a:graphic>
+              <a:graphicData uri="http://schemas.openxmlformats.org/drawingml/2006/picture">
+                <pic:pic>
+                  <pic:nvPicPr>
+                    <pic:cNvPr id="0" name="academy-story-python-bridge-10-03.png"/>
+                    <pic:cNvPicPr/>
+                  </pic:nvPicPr>
+                  <pic:blipFill>
+                    <a:blip r:embed="rId12"/>
+                    <a:stretch>
+                      <a:fillRect/>
+                    </a:stretch>
+                  </pic:blipFill>
+                  <pic:spPr>
+                    <a:xfrm>
+                      <a:off x="0" y="0"/>
+                      <a:ext cx="5486400" cy="2834640"/>
+                    </a:xfrm>
+                    <a:prstGeom prst="rect"/>
+                  </pic:spPr>
+                </pic:pic>
+              </a:graphicData>
+            </a:graphic>
+          </wp:inline>
+        </w:drawing>
+      </w:r>
+    </w:p>
+    <w:p>
+      <w:pPr>
+        <w:spacing w:line="336" w:lineRule="auto" w:after="180"/>
+      </w:pPr>
+      <w:r>
+        <w:rPr>
+          <w:b w:val="0"/>
+        </w:rPr>
+        <w:t xml:space="preserve">Follow the </w:t>
+      </w:r>
+      <w:r>
+        <w:rPr>
+          <w:b/>
+        </w:rPr>
+        <w:t>evidence</w:t>
+      </w:r>
+      <w:r>
+        <w:rPr>
+          <w:b w:val="0"/>
+        </w:rPr>
+        <w:t>. Read used | 4 | 12 - 4 = 8. Update used | 6 | 12 - 6 = 6</w:t>
+      </w:r>
+    </w:p>
+    <w:p>
+      <w:pPr>
+        <w:spacing w:line="336" w:lineRule="auto" w:after="180"/>
+        <w:shd w:fill="F5F1FB"/>
+      </w:pPr>
+      <w:r>
+        <w:rPr>
+          <w:b w:val="0"/>
+        </w:rPr>
+        <w:t>Read the labels and values. Explain the relationship the model shows.</w:t>
+      </w:r>
+    </w:p>
+    <w:p>
+      <w:pPr>
+        <w:pStyle w:val="Heading3"/>
+      </w:pPr>
+      <w:r>
+        <w:t>04. Change one thing. Trace what follows.</w:t>
+      </w:r>
+    </w:p>
+    <w:p>
+      <w:r>
+        <w:drawing>
+          <wp:inline xmlns:a="http://schemas.openxmlformats.org/drawingml/2006/main" xmlns:pic="http://schemas.openxmlformats.org/drawingml/2006/picture">
+            <wp:extent cx="5486400" cy="3026664"/>
+            <wp:docPr id="5" name="Picture 5" descr="Original case: &quot;count&quot; in shelf is True even though its value is zero. Changed condition: Add the field price with value 0. Expected result: The price lookup now returns 0 instead of None. Reason: A recorded zero is a present value, whereas the earlier lookup had no field."/>
+            <wp:cNvGraphicFramePr>
+              <a:graphicFrameLocks noChangeAspect="1"/>
+            </wp:cNvGraphicFramePr>
+            <a:graphic>
+              <a:graphicData uri="http://schemas.openxmlformats.org/drawingml/2006/picture">
+                <pic:pic>
+                  <pic:nvPicPr>
+                    <pic:cNvPr id="0" name="academy-story-python-bridge-10-04.png"/>
+                    <pic:cNvPicPr/>
+                  </pic:nvPicPr>
+                  <pic:blipFill>
+                    <a:blip r:embed="rId13"/>
+                    <a:stretch>
+                      <a:fillRect/>
+                    </a:stretch>
+                  </pic:blipFill>
+                  <pic:spPr>
+                    <a:xfrm>
+                      <a:off x="0" y="0"/>
+                      <a:ext cx="5486400" cy="3026664"/>
+                    </a:xfrm>
+                    <a:prstGeom prst="rect"/>
+                  </pic:spPr>
+                </pic:pic>
+              </a:graphicData>
+            </a:graphic>
+          </wp:inline>
+        </w:drawing>
+      </w:r>
+    </w:p>
+    <w:p>
+      <w:pPr>
+        <w:spacing w:line="336" w:lineRule="auto" w:after="180"/>
+      </w:pPr>
+      <w:r>
+        <w:rPr>
+          <w:b w:val="0"/>
+        </w:rPr>
+        <w:t>Original case: "count" in shelf is True even though its value is zero. Changed condition: Add the field price with value 0. Expected result: The price lookup now returns 0 instead of None.</w:t>
+      </w:r>
+    </w:p>
+    <w:p>
+      <w:pPr>
+        <w:spacing w:line="336" w:lineRule="auto" w:after="180"/>
+      </w:pPr>
+      <w:r>
+        <w:rPr>
+          <w:b w:val="0"/>
+        </w:rPr>
+        <w:t xml:space="preserve">Reason: A </w:t>
+      </w:r>
+      <w:r>
+        <w:rPr>
+          <w:b/>
+        </w:rPr>
+        <w:t>record</w:t>
+      </w:r>
+      <w:r>
+        <w:rPr>
+          <w:b w:val="0"/>
+        </w:rPr>
+        <w:t>ed zero is a present value, whereas the earlier lookup had no field.</w:t>
+      </w:r>
+    </w:p>
+    <w:p>
+      <w:pPr>
+        <w:spacing w:line="336" w:lineRule="auto" w:after="180"/>
+        <w:shd w:fill="F5F1FB"/>
+      </w:pPr>
+      <w:r>
+        <w:rPr>
+          <w:b w:val="0"/>
+        </w:rPr>
+        <w:t>Predict before checking the worked changed-case result. Name what changed and what the supplied facts allow you to conclude.</w:t>
+      </w:r>
+    </w:p>
+    <w:p>
+      <w:pPr>
+        <w:pStyle w:val="Heading3"/>
+      </w:pPr>
+      <w:r>
+        <w:t>05. Connect the explanation to its limit</w:t>
+      </w:r>
+    </w:p>
+    <w:p>
+      <w:r>
+        <w:drawing>
+          <wp:inline xmlns:a="http://schemas.openxmlformats.org/drawingml/2006/main" xmlns:pic="http://schemas.openxmlformats.org/drawingml/2006/picture">
+            <wp:extent cx="5486400" cy="2834640"/>
+            <wp:docPr id="6" name="Picture 6" descr="Dictionary keys name fields. Presence is different from truthiness of a value; a measured zero should not be discarded as if the field were absent. Limit: None is also a possible explicitly stored value; real record contracts must define how missing and null values are represented."/>
+            <wp:cNvGraphicFramePr>
+              <a:graphicFrameLocks noChangeAspect="1"/>
+            </wp:cNvGraphicFramePr>
+            <a:graphic>
+              <a:graphicData uri="http://schemas.openxmlformats.org/drawingml/2006/picture">
+                <pic:pic>
+                  <pic:nvPicPr>
+                    <pic:cNvPr id="0" name="academy-story-python-bridge-10-05.png"/>
+                    <pic:cNvPicPr/>
+                  </pic:nvPicPr>
+                  <pic:blipFill>
+                    <a:blip r:embed="rId14"/>
+                    <a:stretch>
+                      <a:fillRect/>
+                    </a:stretch>
+                  </pic:blipFill>
+                  <pic:spPr>
+                    <a:xfrm>
+                      <a:off x="0" y="0"/>
+                      <a:ext cx="5486400" cy="2834640"/>
+                    </a:xfrm>
+                    <a:prstGeom prst="rect"/>
+                  </pic:spPr>
+                </pic:pic>
+              </a:graphicData>
+            </a:graphic>
+          </wp:inline>
+        </w:drawing>
+      </w:r>
+    </w:p>
+    <w:p>
+      <w:pPr>
+        <w:spacing w:line="336" w:lineRule="auto" w:after="180"/>
+      </w:pPr>
+      <w:r>
+        <w:rPr>
+          <w:b/>
+        </w:rPr>
+        <w:t>Dictionary</w:t>
+      </w:r>
+      <w:r>
+        <w:rPr>
+          <w:b w:val="0"/>
+        </w:rPr>
+        <w:t xml:space="preserve"> keys name fields. Presence is different from truthiness of a value; a measured zero should not be discarded as if the field were absent.</w:t>
+      </w:r>
+    </w:p>
+    <w:p>
+      <w:pPr>
+        <w:spacing w:line="336" w:lineRule="auto" w:after="180"/>
+      </w:pPr>
+      <w:r>
+        <w:rPr>
+          <w:b w:val="0"/>
+        </w:rPr>
+        <w:t xml:space="preserve">Limit: None is also a possible explicitly stored value; real </w:t>
+      </w:r>
+      <w:r>
+        <w:rPr>
+          <w:b/>
+        </w:rPr>
+        <w:t>record</w:t>
+      </w:r>
+      <w:r>
+        <w:rPr>
+          <w:b w:val="0"/>
+        </w:rPr>
+        <w:t xml:space="preserve"> contracts must define how missing and null values are represented.</w:t>
+      </w:r>
+    </w:p>
+    <w:p>
+      <w:pPr>
+        <w:spacing w:line="336" w:lineRule="auto" w:after="180"/>
+        <w:shd w:fill="F5F1FB"/>
+      </w:pPr>
+      <w:r>
+        <w:rPr>
+          <w:b w:val="0"/>
+        </w:rPr>
+        <w:t>Explain the case, then point to a limit on the claim.</w:t>
+      </w:r>
+    </w:p>
+    <w:p>
+      <w:pPr>
+        <w:pStyle w:val="Heading3"/>
+      </w:pPr>
+      <w:r>
+        <w:t>06. Make the idea visible in your project</w:t>
+      </w:r>
+    </w:p>
+    <w:p>
+      <w:r>
+        <w:drawing>
+          <wp:inline xmlns:a="http://schemas.openxmlformats.org/drawingml/2006/main" xmlns:pic="http://schemas.openxmlformats.org/drawingml/2006/picture">
+            <wp:extent cx="5486400" cy="3681984"/>
+            <wp:docPr id="7" name="Picture 7" descr="For Python readiness before the Responsible Plant Classifier, retain a trace of the values, the predicted outputs and the changed-case explanation. Use actual Python 3 results to check the prediction after reasoning first. Draw your input, deciding step, result and limit. Supported question: Predict all three original outputs. Explain the difference between count=0 and missing price, then predict the lookup after price=0 is added."/>
+            <wp:cNvGraphicFramePr>
+              <a:graphicFrameLocks noChangeAspect="1"/>
+            </wp:cNvGraphicFramePr>
+            <a:graphic>
+              <a:graphicData uri="http://schemas.openxmlformats.org/drawingml/2006/picture">
+                <pic:pic>
+                  <pic:nvPicPr>
+                    <pic:cNvPr id="0" name="academy-story-python-bridge-10-06.png"/>
+                    <pic:cNvPicPr/>
+                  </pic:nvPicPr>
+                  <pic:blipFill>
+                    <a:blip r:embed="rId15"/>
+                    <a:stretch>
+                      <a:fillRect/>
+                    </a:stretch>
+                  </pic:blipFill>
+                  <pic:spPr>
+                    <a:xfrm>
+                      <a:off x="0" y="0"/>
+                      <a:ext cx="5486400" cy="3681984"/>
+                    </a:xfrm>
+                    <a:prstGeom prst="rect"/>
+                  </pic:spPr>
+                </pic:pic>
+              </a:graphicData>
+            </a:graphic>
+          </wp:inline>
+        </w:drawing>
+      </w:r>
+    </w:p>
+    <w:p>
+      <w:pPr>
+        <w:spacing w:line="336" w:lineRule="auto" w:after="180"/>
+      </w:pPr>
+      <w:r>
+        <w:rPr>
+          <w:b w:val="0"/>
+        </w:rPr>
+        <w:t xml:space="preserve">For Python readiness before the Responsible Plant Classifier, retain a trace of the values, the predicted </w:t>
+      </w:r>
+      <w:r>
+        <w:rPr>
+          <w:b/>
+        </w:rPr>
+        <w:t>output</w:t>
+      </w:r>
+      <w:r>
+        <w:rPr>
+          <w:b w:val="0"/>
+        </w:rPr>
+        <w:t xml:space="preserve">s and the changed-case explanation. Use actual Python 3 results to check the </w:t>
+      </w:r>
+      <w:r>
+        <w:rPr>
+          <w:b/>
+        </w:rPr>
+        <w:t>prediction</w:t>
+      </w:r>
+      <w:r>
+        <w:rPr>
+          <w:b w:val="0"/>
+        </w:rPr>
+        <w:t xml:space="preserve"> after reasoning first.</w:t>
+      </w:r>
+    </w:p>
+    <w:p>
+      <w:pPr>
+        <w:spacing w:line="336" w:lineRule="auto" w:after="180"/>
+      </w:pPr>
+      <w:r>
+        <w:rPr>
+          <w:b w:val="0"/>
+        </w:rPr>
+        <w:t xml:space="preserve">Draw your </w:t>
+      </w:r>
+      <w:r>
+        <w:rPr>
+          <w:b/>
+        </w:rPr>
+        <w:t>input</w:t>
+      </w:r>
+      <w:r>
+        <w:rPr>
+          <w:b w:val="0"/>
+        </w:rPr>
+        <w:t xml:space="preserve">, deciding step, result and limit. Supported question: Predict all three original </w:t>
+      </w:r>
+      <w:r>
+        <w:rPr>
+          <w:b/>
+        </w:rPr>
+        <w:t>output</w:t>
+      </w:r>
+      <w:r>
+        <w:rPr>
+          <w:b w:val="0"/>
+        </w:rPr>
+        <w:t>s. Explain the difference between count=0 and missing price, then predict the lookup after price=0 is added.</w:t>
+      </w:r>
+    </w:p>
+    <w:p>
+      <w:pPr>
+        <w:spacing w:line="336" w:lineRule="auto" w:after="180"/>
+        <w:shd w:fill="F5F1FB"/>
+      </w:pPr>
+      <w:r>
+        <w:rPr>
+          <w:b w:val="0"/>
+        </w:rPr>
+        <w:t xml:space="preserve">Draw your project trace and justify the deciding step using </w:t>
+      </w:r>
+      <w:r>
+        <w:rPr>
+          <w:b/>
+        </w:rPr>
+        <w:t>evidence</w:t>
+      </w:r>
+      <w:r>
+        <w:rPr>
+          <w:b w:val="0"/>
+        </w:rPr>
+        <w:t>.</w:t>
       </w:r>
     </w:p>
     <w:sectPr>

--- a/downloads/student/bridge-week-10.docx
+++ b/downloads/student/bridge-week-10.docx
@@ -25,12 +25,17 @@
         <w:pStyle w:val="Heading1"/>
       </w:pPr>
       <w:r>
-        <w:t>Before you start</w:t>
-      </w:r>
-    </w:p>
-    <w:p>
-      <w:r>
-        <w:t>What does remaining(8, 3) return when its body returns capacity - used?</w:t>
+        <w:t>Name the key. Inspect the value. Check the record contract.</w:t>
+      </w:r>
+    </w:p>
+    <w:p>
+      <w:r>
+        <w:t>Read and update dictionary records without erasing legitimate zero or inventing missing data.</w:t>
+      </w:r>
+    </w:p>
+    <w:p>
+      <w:r>
+        <w:t>Blue/Red record map → zero/membership trace → six schema/update cases → selected count function → portfolio evidence.</w:t>
       </w:r>
     </w:p>
     <w:p>
@@ -38,20 +43,20 @@
         <w:pStyle w:val="Heading1"/>
       </w:pPr>
       <w:r>
-        <w:t>01. Your mission</w:t>
-      </w:r>
-    </w:p>
-    <w:p>
-      <w:r>
-        <w:t>Start with the target: Read and update named dictionary fields. Try the recall before opening notes.</w:t>
-      </w:r>
-    </w:p>
-    <w:p>
-      <w:pPr>
-        <w:pStyle w:val="Heading3"/>
-      </w:pPr>
-      <w:r>
-        <w:t>Your learning target</w:t>
+        <w:t>01. Which named field exists, and what value does it hold?</w:t>
+      </w:r>
+    </w:p>
+    <w:p>
+      <w:r>
+        <w:t>Separate field identity, stored zero and unavailable data.</w:t>
+      </w:r>
+    </w:p>
+    <w:p>
+      <w:pPr>
+        <w:pStyle w:val="Heading2"/>
+      </w:pPr>
+      <w:r>
+        <w:t>Your learning goals</w:t>
       </w:r>
     </w:p>
     <w:p>
@@ -113,10 +118,121 @@
     </w:p>
     <w:p>
       <w:pPr>
+        <w:pStyle w:val="Heading2"/>
+      </w:pPr>
+      <w:r>
+        <w:t>Recall before notes</w:t>
+      </w:r>
+    </w:p>
+    <w:p>
+      <w:pPr>
+        <w:pStyle w:val="ListBullet"/>
+      </w:pPr>
+      <w:r>
+        <w:t>Close your notes first. A rough first answer helps us choose the right starting point; it is not a score for your ability.</w:t>
+      </w:r>
+    </w:p>
+    <w:p>
+      <w:pPr>
+        <w:pStyle w:val="ListBullet"/>
+      </w:pPr>
+      <w:r>
+        <w:t>Without opening the old lesson, explain one key idea from Return values and local state. Give an example and a mistake that the idea helps you avoid.</w:t>
+      </w:r>
+    </w:p>
+    <w:p>
+      <w:pPr>
+        <w:pStyle w:val="ListBullet"/>
+      </w:pPr>
+      <w:r>
+        <w:t>Without opening the old lesson, explain one key idea from Lists and indexing. Give an example and a mistake that the idea helps you avoid.</w:t>
+      </w:r>
+    </w:p>
+    <w:p>
+      <w:pPr>
+        <w:pStyle w:val="ListBullet"/>
+      </w:pPr>
+      <w:r>
+        <w:t>Without opening the old lesson, explain one key idea from Boolean conditions. Give an example and a mistake that the idea helps you avoid.</w:t>
+      </w:r>
+    </w:p>
+    <w:p>
+      <w:pPr>
+        <w:pStyle w:val="ListBullet"/>
+      </w:pPr>
+      <w:r>
+        <w:t>After trying, check the relevant lesson or ask your teacher. Change the part of your explanation that the evidence shows was wrong.</w:t>
+      </w:r>
+    </w:p>
+    <w:p>
+      <w:pPr>
+        <w:pStyle w:val="ListBullet"/>
+      </w:pPr>
+      <w:r>
+        <w:t>This week you will practise:</w:t>
+      </w:r>
+    </w:p>
+    <w:p>
+      <w:pPr>
+        <w:pStyle w:val="ListBullet"/>
+      </w:pPr>
+      <w:r>
+        <w:t>Read and update named dictionary fields</w:t>
+      </w:r>
+    </w:p>
+    <w:p>
+      <w:pPr>
+        <w:pStyle w:val="ListBullet"/>
+      </w:pPr>
+      <w:r>
+        <w:t>Connect a record to a function call</w:t>
+      </w:r>
+    </w:p>
+    <w:p>
+      <w:pPr>
+        <w:pStyle w:val="ListBullet"/>
+      </w:pPr>
+      <w:r>
+        <w:t>Distinguish missing fields from zero values</w:t>
+      </w:r>
+    </w:p>
+    <w:p>
+      <w:pPr>
+        <w:pStyle w:val="ListBullet"/>
+      </w:pPr>
+      <w:r>
+        <w:t>What does remaining(8, 3) return when its body returns capacity - used?</w:t>
+      </w:r>
+    </w:p>
+    <w:p>
+      <w:pPr>
         <w:pStyle w:val="Heading3"/>
       </w:pPr>
       <w:r>
-        <w:t>Remember before reading</w:t>
+        <w:t>My starting explanation</w:t>
+      </w:r>
+    </w:p>
+    <w:p>
+      <w:r>
+        <w:t>________________________________________________________________</w:t>
+      </w:r>
+    </w:p>
+    <w:p>
+      <w:r>
+        <w:t>________________________________________________________________</w:t>
+      </w:r>
+    </w:p>
+    <w:p>
+      <w:r>
+        <w:t>________________________________________________________________</w:t>
+      </w:r>
+    </w:p>
+    <w:p>
+      <w:pPr>
+        <w:pStyle w:val="Heading2"/>
+      </w:pPr>
+      <w:r>
+        <w:t>Your end goal</w:t>
       </w:r>
     </w:p>
     <w:p>
@@ -127,108 +243,7 @@
         <w:rPr>
           <w:b w:val="0"/>
         </w:rPr>
-        <w:t>Close your notes first. A rough first answer helps us choose the right starting point; it is not a score for your ability.</w:t>
-      </w:r>
-    </w:p>
-    <w:p>
-      <w:pPr>
-        <w:spacing w:line="336" w:lineRule="auto" w:after="180"/>
-      </w:pPr>
-      <w:r>
-        <w:rPr>
-          <w:b w:val="0"/>
-        </w:rPr>
-        <w:t>Without opening the old lesson, explain one key idea from Return values and local state. Give an example and a mistake that the idea helps you avoid.</w:t>
-      </w:r>
-    </w:p>
-    <w:p>
-      <w:pPr>
-        <w:spacing w:line="336" w:lineRule="auto" w:after="180"/>
-      </w:pPr>
-      <w:r>
-        <w:rPr>
-          <w:b w:val="0"/>
-        </w:rPr>
-        <w:t>Without opening the old lesson, explain one key idea from Lists and indexing. Give an example and a mistake that the idea helps you avoid.</w:t>
-      </w:r>
-    </w:p>
-    <w:p>
-      <w:pPr>
-        <w:spacing w:line="336" w:lineRule="auto" w:after="180"/>
-      </w:pPr>
-      <w:r>
-        <w:rPr>
-          <w:b w:val="0"/>
-        </w:rPr>
-        <w:t>Without opening the old lesson, explain one key idea from Boolean conditions. Give an example and a mistake that the idea helps you avoid.</w:t>
-      </w:r>
-    </w:p>
-    <w:p>
-      <w:pPr>
-        <w:spacing w:line="336" w:lineRule="auto" w:after="180"/>
-      </w:pPr>
-      <w:r>
-        <w:rPr>
-          <w:b w:val="0"/>
-        </w:rPr>
-        <w:t xml:space="preserve">After trying, check the relevant lesson or ask your teacher. Change the part of your explanation that the </w:t>
-      </w:r>
-      <w:r>
-        <w:rPr>
-          <w:b/>
-        </w:rPr>
-        <w:t>evidence</w:t>
-      </w:r>
-      <w:r>
-        <w:rPr>
-          <w:b w:val="0"/>
-        </w:rPr>
-        <w:t xml:space="preserve"> shows was wrong.</w:t>
-      </w:r>
-    </w:p>
-    <w:p>
-      <w:pPr>
-        <w:spacing w:line="336" w:lineRule="auto" w:after="180"/>
-      </w:pPr>
-      <w:r>
-        <w:rPr>
-          <w:b w:val="0"/>
-        </w:rPr>
-        <w:t>This week you will practise:</w:t>
-      </w:r>
-    </w:p>
-    <w:p>
-      <w:pPr>
-        <w:spacing w:line="336" w:lineRule="auto" w:after="180"/>
-      </w:pPr>
-      <w:r>
-        <w:rPr>
-          <w:b w:val="0"/>
-        </w:rPr>
-        <w:t xml:space="preserve">Read and update named </w:t>
-      </w:r>
-      <w:r>
-        <w:rPr>
-          <w:b/>
-        </w:rPr>
-        <w:t>dictionary</w:t>
-      </w:r>
-      <w:r>
-        <w:rPr>
-          <w:b w:val="0"/>
-        </w:rPr>
-        <w:t xml:space="preserve"> fields</w:t>
-      </w:r>
-    </w:p>
-    <w:p>
-      <w:pPr>
-        <w:spacing w:line="336" w:lineRule="auto" w:after="180"/>
-      </w:pPr>
-      <w:r>
-        <w:rPr>
-          <w:b w:val="0"/>
-        </w:rPr>
-        <w:t xml:space="preserve">Connect a </w:t>
+        <w:t xml:space="preserve">Trace dictionaries and </w:t>
       </w:r>
       <w:r>
         <w:rPr>
@@ -240,7 +255,68 @@
         <w:rPr>
           <w:b w:val="0"/>
         </w:rPr>
-        <w:t xml:space="preserve"> to a function call</w:t>
+        <w:t>s and explain the changed program before running it.</w:t>
+      </w:r>
+    </w:p>
+    <w:p>
+      <w:pPr>
+        <w:pStyle w:val="Heading2"/>
+      </w:pPr>
+      <w:r>
+        <w:t>Earlier wording, alternatives and picture transcripts · reference / check after trying</w:t>
+      </w:r>
+    </w:p>
+    <w:p>
+      <w:pPr>
+        <w:pStyle w:val="Heading3"/>
+      </w:pPr>
+      <w:r>
+        <w:t>Your learning target</w:t>
+      </w:r>
+    </w:p>
+    <w:p>
+      <w:pPr>
+        <w:pStyle w:val="Heading3"/>
+      </w:pPr>
+      <w:r>
+        <w:t>Remember before reading</w:t>
+      </w:r>
+    </w:p>
+    <w:p>
+      <w:pPr>
+        <w:pStyle w:val="Heading3"/>
+      </w:pPr>
+      <w:r>
+        <w:t>Retrieve what you already know</w:t>
+      </w:r>
+    </w:p>
+    <w:p>
+      <w:pPr>
+        <w:pStyle w:val="Heading3"/>
+      </w:pPr>
+      <w:r>
+        <w:t>This week’s end goal</w:t>
+      </w:r>
+    </w:p>
+    <w:p>
+      <w:pPr>
+        <w:pStyle w:val="Heading1"/>
+      </w:pPr>
+      <w:r>
+        <w:t>02. Give each count a named field</w:t>
+      </w:r>
+    </w:p>
+    <w:p>
+      <w:r>
+        <w:t>A readable field name helps interpretation but does not validate the record.</w:t>
+      </w:r>
+    </w:p>
+    <w:p>
+      <w:pPr>
+        <w:pStyle w:val="Heading2"/>
+      </w:pPr>
+      <w:r>
+        <w:t>Read the cupboard schema</w:t>
       </w:r>
     </w:p>
     <w:p>
@@ -251,69 +327,7 @@
         <w:rPr>
           <w:b w:val="0"/>
         </w:rPr>
-        <w:t>Distinguish missing fields from zero values</w:t>
-      </w:r>
-    </w:p>
-    <w:p>
-      <w:pPr>
-        <w:pStyle w:val="Heading3"/>
-      </w:pPr>
-      <w:r>
-        <w:t>Retrieve what you already know</w:t>
-      </w:r>
-    </w:p>
-    <w:p>
-      <w:pPr>
-        <w:spacing w:line="336" w:lineRule="auto" w:after="180"/>
-        <w:shd w:fill="F5F1FB"/>
-      </w:pPr>
-      <w:r>
-        <w:rPr>
-          <w:b w:val="0"/>
-        </w:rPr>
-        <w:t>What does remaining(8, 3) return when its body returns capacity - used?</w:t>
-      </w:r>
-    </w:p>
-    <w:p>
-      <w:pPr>
-        <w:pStyle w:val="Heading3"/>
-      </w:pPr>
-      <w:r>
-        <w:t>My starting explanation</w:t>
-      </w:r>
-    </w:p>
-    <w:p>
-      <w:r>
-        <w:t>________________________________________________________________</w:t>
-      </w:r>
-    </w:p>
-    <w:p>
-      <w:r>
-        <w:t>________________________________________________________________</w:t>
-      </w:r>
-    </w:p>
-    <w:p>
-      <w:r>
-        <w:t>________________________________________________________________</w:t>
-      </w:r>
-    </w:p>
-    <w:p>
-      <w:pPr>
-        <w:pStyle w:val="Heading3"/>
-      </w:pPr>
-      <w:r>
-        <w:t>This week’s end goal</w:t>
-      </w:r>
-    </w:p>
-    <w:p>
-      <w:pPr>
-        <w:spacing w:line="336" w:lineRule="auto" w:after="180"/>
-      </w:pPr>
-      <w:r>
-        <w:rPr>
-          <w:b w:val="0"/>
-        </w:rPr>
-        <w:t xml:space="preserve">Trace dictionaries and </w:t>
+        <w:t xml:space="preserve">A fictional cupboard </w:t>
       </w:r>
       <w:r>
         <w:rPr>
@@ -325,42 +339,6 @@
         <w:rPr>
           <w:b w:val="0"/>
         </w:rPr>
-        <w:t>s and explain the changed program before running it.</w:t>
-      </w:r>
-    </w:p>
-    <w:p>
-      <w:pPr>
-        <w:pStyle w:val="Heading1"/>
-      </w:pPr>
-      <w:r>
-        <w:t>02. Notice the evidence</w:t>
-      </w:r>
-    </w:p>
-    <w:p>
-      <w:r>
-        <w:t>Investigate the supplied Dictionaries and records case. Separate observations, given facts and assumptions before choosing an explanation.</w:t>
-      </w:r>
-    </w:p>
-    <w:p>
-      <w:pPr>
-        <w:spacing w:line="336" w:lineRule="auto" w:after="180"/>
-      </w:pPr>
-      <w:r>
-        <w:rPr>
-          <w:b w:val="0"/>
-        </w:rPr>
-        <w:t xml:space="preserve">A fictional cupboard </w:t>
-      </w:r>
-      <w:r>
-        <w:rPr>
-          <w:b/>
-        </w:rPr>
-        <w:t>record</w:t>
-      </w:r>
-      <w:r>
-        <w:rPr>
-          <w:b w:val="0"/>
-        </w:rPr>
         <w:t xml:space="preserve"> has a name, capacity and used count. A list asks us to remember positions. Named fields make the intended meaning visible.</w:t>
       </w:r>
     </w:p>
@@ -377,6 +355,33 @@
     </w:p>
     <w:p>
       <w:pPr>
+        <w:pStyle w:val="Heading2"/>
+      </w:pPr>
+      <w:r>
+        <w:t>Understand key/value and schema roles</w:t>
+      </w:r>
+    </w:p>
+    <w:p>
+      <w:pPr>
+        <w:spacing w:line="336" w:lineRule="auto" w:after="180"/>
+      </w:pPr>
+      <w:r>
+        <w:rPr>
+          <w:b w:val="0"/>
+        </w:rPr>
+        <w:t>A dictionary maps keys to values. In a record, a named key such as "used" states what its value means, instead of relying on a list position. The dictionary can represent a schema-breaking record just as easily as a valid one. Keep the task’s field types, count constraints and missing-data rules separate from successful lookup or arithmetic.</w:t>
+      </w:r>
+    </w:p>
+    <w:p>
+      <w:pPr>
+        <w:pStyle w:val="Heading2"/>
+      </w:pPr>
+      <w:r>
+        <w:t>Your first explanation</w:t>
+      </w:r>
+    </w:p>
+    <w:p>
+      <w:pPr>
         <w:pStyle w:val="Heading3"/>
       </w:pPr>
       <w:r>
@@ -403,12 +408,20 @@
         <w:pStyle w:val="Heading1"/>
       </w:pPr>
       <w:r>
-        <w:t>03. See how it works</w:t>
-      </w:r>
-    </w:p>
-    <w:p>
-      <w:r>
-        <w:t>Follow the mechanism for Dictionaries and records. Connect each labelled input, deciding step and result.</w:t>
+        <w:t>03. Read fields and update one named value</w:t>
+      </w:r>
+    </w:p>
+    <w:p>
+      <w:r>
+        <w:t>The complete Blue and Red inputs are labelled before comparing them.</w:t>
+      </w:r>
+    </w:p>
+    <w:p>
+      <w:pPr>
+        <w:pStyle w:val="Heading2"/>
+      </w:pPr>
+      <w:r>
+        <w:t>Complete main dictionary-to-function script</w:t>
       </w:r>
     </w:p>
     <w:p>
@@ -429,6 +442,14 @@
         <w:t>cupboard["used"] = 6</w:t>
         <w:br/>
         <w:t>print(remaining(cupboard["capacity"], cupboard["used"]))</w:t>
+      </w:r>
+    </w:p>
+    <w:p>
+      <w:pPr>
+        <w:pStyle w:val="Heading2"/>
+      </w:pPr>
+      <w:r>
+        <w:t>Trace Blue read and update</w:t>
       </w:r>
     </w:p>
     <w:p>
@@ -557,237 +578,10 @@
     </w:p>
     <w:p>
       <w:pPr>
-        <w:spacing w:line="336" w:lineRule="auto" w:after="180"/>
-      </w:pPr>
-      <w:r>
-        <w:rPr>
-          <w:b w:val="0"/>
-        </w:rPr>
-        <w:t>Square brackets look up the value for a key. The quoted key "used" is text; its value is an integer. Assigning to an existing key replaces that field. Other fields remain the same.</w:t>
-      </w:r>
-    </w:p>
-    <w:p>
-      <w:pPr>
-        <w:spacing w:line="336" w:lineRule="auto" w:after="180"/>
-      </w:pPr>
-      <w:r>
-        <w:rPr>
-          <w:b/>
-        </w:rPr>
-        <w:t>Dictionary</w:t>
-      </w:r>
-      <w:r>
-        <w:rPr>
-          <w:b w:val="0"/>
-        </w:rPr>
-        <w:t xml:space="preserve"> syntax does not enforce our schema: the programmer must check it.</w:t>
-      </w:r>
-    </w:p>
-    <w:p>
-      <w:pPr>
-        <w:pStyle w:val="Heading3"/>
-      </w:pPr>
-      <w:r>
-        <w:t>Connect the picture and the explanation</w:t>
-      </w:r>
-    </w:p>
-    <w:p>
-      <w:pPr>
-        <w:spacing w:line="336" w:lineRule="auto" w:after="180"/>
-      </w:pPr>
-      <w:r>
-        <w:rPr>
-          <w:b w:val="0"/>
-        </w:rPr>
-        <w:t xml:space="preserve">Point to the </w:t>
-      </w:r>
-      <w:r>
-        <w:rPr>
-          <w:b/>
-        </w:rPr>
-        <w:t>input</w:t>
-      </w:r>
-      <w:r>
-        <w:rPr>
-          <w:b w:val="0"/>
-        </w:rPr>
-        <w:t>, the deciding step and the result in this week’s visual. Explain the same step in ordinary words. A picture helps when you can say what each part represents.</w:t>
-      </w:r>
-    </w:p>
-    <w:p>
-      <w:pPr>
-        <w:pStyle w:val="Heading1"/>
-      </w:pPr>
-      <w:r>
-        <w:t>04. Compare the cases</w:t>
-      </w:r>
-    </w:p>
-    <w:p>
-      <w:r>
-        <w:t>Compare the supplied cases for Dictionaries and records. Identify the detail that changes the conclusion.</w:t>
-      </w:r>
-    </w:p>
-    <w:p>
-      <w:pPr>
-        <w:pStyle w:val="Heading3"/>
-      </w:pPr>
-      <w:r>
-        <w:t>Compare a familiar case with a changed case</w:t>
-      </w:r>
-    </w:p>
-    <w:p>
-      <w:pPr>
-        <w:spacing w:line="336" w:lineRule="auto" w:after="180"/>
-      </w:pPr>
-      <w:r>
-        <w:rPr>
-          <w:b w:val="0"/>
-        </w:rPr>
-        <w:t xml:space="preserve">Change the Red </w:t>
-      </w:r>
-      <w:r>
-        <w:rPr>
-          <w:b/>
-        </w:rPr>
-        <w:t>record</w:t>
-      </w:r>
-      <w:r>
-        <w:rPr>
-          <w:b w:val="0"/>
-        </w:rPr>
-        <w:t xml:space="preserve"> used to 9. State remaining spaces and whether capacity changes.</w:t>
-      </w:r>
-    </w:p>
-    <w:p>
-      <w:pPr>
-        <w:pStyle w:val="Heading3"/>
-      </w:pPr>
-      <w:r>
-        <w:t>Keep the procedure fixed. Explain what changed in the inputs and result.</w:t>
-      </w:r>
-    </w:p>
-    <w:p>
-      <w:r>
-        <w:t>________________________________________________________________</w:t>
-      </w:r>
-    </w:p>
-    <w:p>
-      <w:r>
-        <w:t>________________________________________________________________</w:t>
-      </w:r>
-    </w:p>
-    <w:p>
-      <w:r>
-        <w:t>________________________________________________________________</w:t>
-      </w:r>
-    </w:p>
-    <w:p>
-      <w:r>
-        <w:t>________________________________________________________________</w:t>
-      </w:r>
-    </w:p>
-    <w:p>
-      <w:r>
-        <w:t>________________________________________________________________</w:t>
-      </w:r>
-    </w:p>
-    <w:p>
-      <w:pPr>
-        <w:pStyle w:val="Heading3"/>
-      </w:pPr>
-      <w:r>
-        <w:t>Change one thing in the pictured case</w:t>
-      </w:r>
-    </w:p>
-    <w:p>
-      <w:pPr>
-        <w:pStyle w:val="Heading3"/>
-      </w:pPr>
-      <w:r>
-        <w:t>Change one thing</w:t>
-      </w:r>
-    </w:p>
-    <w:p>
-      <w:pPr>
-        <w:spacing w:line="336" w:lineRule="auto" w:after="180"/>
-        <w:shd w:fill="F5F1FB"/>
-      </w:pPr>
-      <w:r>
-        <w:rPr>
-          <w:b w:val="0"/>
-        </w:rPr>
-        <w:t>Change: Add the field price with value 0.</w:t>
-      </w:r>
-    </w:p>
-    <w:p>
-      <w:pPr>
-        <w:pStyle w:val="Heading3"/>
-      </w:pPr>
-      <w:r>
-        <w:t>Predicted result</w:t>
-      </w:r>
-    </w:p>
-    <w:p>
-      <w:pPr>
-        <w:spacing w:line="336" w:lineRule="auto" w:after="180"/>
-        <w:shd w:fill="F1F6FC"/>
-      </w:pPr>
-      <w:r>
-        <w:rPr>
-          <w:b/>
-        </w:rPr>
-        <w:t>Prediction</w:t>
-      </w:r>
-      <w:r>
-        <w:rPr>
-          <w:b w:val="0"/>
-        </w:rPr>
-        <w:t>: The price lookup now returns 0 instead of None.</w:t>
-      </w:r>
-    </w:p>
-    <w:p>
-      <w:pPr>
-        <w:pStyle w:val="Heading3"/>
-      </w:pPr>
-      <w:r>
-        <w:t>Why the result follows</w:t>
-      </w:r>
-    </w:p>
-    <w:p>
-      <w:pPr>
-        <w:spacing w:line="336" w:lineRule="auto" w:after="180"/>
-        <w:shd w:fill="F1F6FC"/>
-      </w:pPr>
-      <w:r>
-        <w:rPr>
-          <w:b w:val="0"/>
-        </w:rPr>
-        <w:t xml:space="preserve">Reason: A </w:t>
-      </w:r>
-      <w:r>
-        <w:rPr>
-          <w:b/>
-        </w:rPr>
-        <w:t>record</w:t>
-      </w:r>
-      <w:r>
-        <w:rPr>
-          <w:b w:val="0"/>
-        </w:rPr>
-        <w:t>ed zero is a present value, whereas the earlier lookup had no field.</w:t>
-      </w:r>
-    </w:p>
-    <w:p>
-      <w:pPr>
-        <w:pStyle w:val="Heading1"/>
-      </w:pPr>
-      <w:r>
-        <w:t>05. Words that unlock the idea</w:t>
-      </w:r>
-    </w:p>
-    <w:p>
-      <w:r>
-        <w:t>Use the vocabulary of Dictionaries and records to explain a concrete decision, rather than only memorising definitions.</w:t>
+        <w:pStyle w:val="Heading2"/>
+      </w:pPr>
+      <w:r>
+        <w:t>Keep the practice records distinct</w:t>
       </w:r>
     </w:p>
     <w:tbl>
@@ -810,7 +604,7 @@
           </w:tcPr>
           <w:p>
             <w:r>
-              <w:t>Word</w:t>
+              <w:t>Separate complete fictional record</w:t>
             </w:r>
           </w:p>
         </w:tc>
@@ -820,7 +614,7 @@
           </w:tcPr>
           <w:p>
             <w:r>
-              <w:t>Meaning</w:t>
+              <w:t>Initial data and intended use</w:t>
             </w:r>
           </w:p>
         </w:tc>
@@ -832,7 +626,7 @@
           </w:tcPr>
           <w:p>
             <w:r>
-              <w:t>Dictionary</w:t>
+              <w:t>Blue · Main script</w:t>
             </w:r>
           </w:p>
         </w:tc>
@@ -842,7 +636,7 @@
           </w:tcPr>
           <w:p>
             <w:r>
-              <w:t>A mapping from unique keys to values</w:t>
+              <w:t>{"name":"Blue","capacity":12,"used":4}; update used to 6, remaining 8 then 6</w:t>
             </w:r>
           </w:p>
         </w:tc>
@@ -854,7 +648,7 @@
           </w:tcPr>
           <w:p>
             <w:r>
-              <w:t>Key</w:t>
+              <w:t>Red · W1/W2 and error practice</w:t>
             </w:r>
           </w:p>
         </w:tc>
@@ -864,7 +658,7 @@
           </w:tcPr>
           <w:p>
             <w:r>
-              <w:t>A name used to look up a value</w:t>
+              <w:t>{"name":"Red","capacity":9,"used":2}; W2 changes used to 9, remaining 0</w:t>
             </w:r>
           </w:p>
         </w:tc>
@@ -876,7 +670,7 @@
           </w:tcPr>
           <w:p>
             <w:r>
-              <w:t>Record</w:t>
+              <w:t>Green · Earlier additional transfer</w:t>
             </w:r>
           </w:p>
         </w:tc>
@@ -886,7 +680,7 @@
           </w:tcPr>
           <w:p>
             <w:r>
-              <w:t>Related fields describing one item</w:t>
+              <w:t>Its own task supplies capacity 15/used 6 then used 10; keep separate</w:t>
             </w:r>
           </w:p>
         </w:tc>
@@ -898,7 +692,7 @@
           </w:tcPr>
           <w:p>
             <w:r>
-              <w:t>KeyError</w:t>
+              <w:t>Schema</w:t>
             </w:r>
           </w:p>
         </w:tc>
@@ -908,7 +702,7 @@
           </w:tcPr>
           <w:p>
             <w:r>
-              <w:t>The error from looking up an absent dictionary key</w:t>
+              <w:t>name text, capacity/used nonnegative integers and used&lt;=capacity. Example arithmetic does not enforce it.</w:t>
             </w:r>
           </w:p>
         </w:tc>
@@ -916,84 +710,10 @@
     </w:tbl>
     <w:p>
       <w:pPr>
-        <w:pStyle w:val="Heading3"/>
-      </w:pPr>
-      <w:r>
-        <w:t>Use two terms to explain a step in this week’s example.</w:t>
-      </w:r>
-    </w:p>
-    <w:p>
-      <w:r>
-        <w:t>________________________________________________________________</w:t>
-      </w:r>
-    </w:p>
-    <w:p>
-      <w:r>
-        <w:t>________________________________________________________________</w:t>
-      </w:r>
-    </w:p>
-    <w:p>
-      <w:r>
-        <w:t>________________________________________________________________</w:t>
-      </w:r>
-    </w:p>
-    <w:p>
-      <w:pPr>
-        <w:pStyle w:val="Heading1"/>
-      </w:pPr>
-      <w:r>
-        <w:t>06. Follow a worked example</w:t>
-      </w:r>
-    </w:p>
-    <w:p>
-      <w:r>
-        <w:t>Follow the worked trace for Dictionaries and records, predict a step, then compare with its explanation.</w:t>
-      </w:r>
-    </w:p>
-    <w:p>
-      <w:pPr>
-        <w:pStyle w:val="Heading3"/>
-      </w:pPr>
-      <w:r>
-        <w:t>Set used to 12. Predict the returned spaces. Does a used value of 0 mean the field is missing?</w:t>
-      </w:r>
-    </w:p>
-    <w:p>
-      <w:r>
-        <w:t>________________________________________________________________</w:t>
-      </w:r>
-    </w:p>
-    <w:p>
-      <w:r>
-        <w:t>________________________________________________________________</w:t>
-      </w:r>
-    </w:p>
-    <w:p>
-      <w:r>
-        <w:t>________________________________________________________________</w:t>
-      </w:r>
-    </w:p>
-    <w:p>
-      <w:r>
-        <w:t>________________________________________________________________</w:t>
-      </w:r>
-    </w:p>
-    <w:p>
-      <w:r>
-        <w:t>________________________________________________________________</w:t>
-      </w:r>
-    </w:p>
-    <w:p>
-      <w:r>
-        <w:t>________________________________________________________________</w:t>
-      </w:r>
-    </w:p>
-    <w:p>
-      <w:pPr>
-        <w:pStyle w:val="Heading3"/>
-      </w:pPr>
-      <w:r>
-        <w:t>Learn from the worked case</w:t>
+        <w:pStyle w:val="Heading2"/>
+      </w:pPr>
+      <w:r>
+        <w:t>Read lookup and schema limitations</w:t>
       </w:r>
     </w:p>
     <w:p>
@@ -1004,7 +724,48 @@
         <w:rPr>
           <w:b w:val="0"/>
         </w:rPr>
-        <w:t>Cover the result before checking it. Say what is given, choose the procedure, and follow one step at a time. Then uncover the result and explain your first mismatch. Ask why a step is allowed, not only what number it produces.</w:t>
+        <w:t>Square brackets look up the value for a key. The quoted key "used" is text; its value is an integer. Assigning to an existing key replaces that field. Other fields remain the same.</w:t>
+      </w:r>
+    </w:p>
+    <w:p>
+      <w:pPr>
+        <w:spacing w:line="336" w:lineRule="auto" w:after="180"/>
+      </w:pPr>
+      <w:r>
+        <w:rPr>
+          <w:b/>
+        </w:rPr>
+        <w:t>Dictionary</w:t>
+      </w:r>
+      <w:r>
+        <w:rPr>
+          <w:b w:val="0"/>
+        </w:rPr>
+        <w:t xml:space="preserve"> syntax does not enforce our schema: the programmer must check it.</w:t>
+      </w:r>
+    </w:p>
+    <w:p>
+      <w:pPr>
+        <w:pStyle w:val="Heading2"/>
+      </w:pPr>
+      <w:r>
+        <w:t>Explain the deciding check</w:t>
+      </w:r>
+    </w:p>
+    <w:p>
+      <w:pPr>
+        <w:pStyle w:val="ListBullet"/>
+      </w:pPr>
+      <w:r>
+        <w:t>Point to the input, the deciding step and the result in this week’s visual. Explain the same step in ordinary words. A picture helps when you can say what each part represents.</w:t>
+      </w:r>
+    </w:p>
+    <w:p>
+      <w:pPr>
+        <w:pStyle w:val="Heading2"/>
+      </w:pPr>
+      <w:r>
+        <w:t>Earlier wording, alternatives and picture transcripts · reference / check after trying</w:t>
       </w:r>
     </w:p>
     <w:p>
@@ -1012,7 +773,178 @@
         <w:pStyle w:val="Heading3"/>
       </w:pPr>
       <w:r>
-        <w:t>A pictorial worked case: Dictionaries and records</w:t>
+        <w:t>Connect the picture and the explanation</w:t>
+      </w:r>
+    </w:p>
+    <w:p>
+      <w:pPr>
+        <w:pStyle w:val="Heading1"/>
+      </w:pPr>
+      <w:r>
+        <w:t>04. Compare a present zero with a missing field</w:t>
+      </w:r>
+    </w:p>
+    <w:p>
+      <w:r>
+        <w:t>A successful arithmetic result can still violate the declared record schema.</w:t>
+      </w:r>
+    </w:p>
+    <w:p>
+      <w:pPr>
+        <w:pStyle w:val="Heading2"/>
+      </w:pPr>
+      <w:r>
+        <w:t>Predict the supported change</w:t>
+      </w:r>
+    </w:p>
+    <w:p>
+      <w:pPr>
+        <w:pStyle w:val="ListBullet"/>
+      </w:pPr>
+      <w:r>
+        <w:t>Change the Red record used to 9. State remaining spaces and whether capacity changes.</w:t>
+      </w:r>
+    </w:p>
+    <w:p>
+      <w:pPr>
+        <w:pStyle w:val="Heading3"/>
+      </w:pPr>
+      <w:r>
+        <w:t>Keep the procedure fixed. Explain what changed in the inputs and result.</w:t>
+      </w:r>
+    </w:p>
+    <w:p>
+      <w:r>
+        <w:t>________________________________________________________________</w:t>
+      </w:r>
+    </w:p>
+    <w:p>
+      <w:r>
+        <w:t>________________________________________________________________</w:t>
+      </w:r>
+    </w:p>
+    <w:p>
+      <w:r>
+        <w:t>________________________________________________________________</w:t>
+      </w:r>
+    </w:p>
+    <w:p>
+      <w:r>
+        <w:t>________________________________________________________________</w:t>
+      </w:r>
+    </w:p>
+    <w:p>
+      <w:r>
+        <w:t>________________________________________________________________</w:t>
+      </w:r>
+    </w:p>
+    <w:p>
+      <w:pPr>
+        <w:pStyle w:val="Heading2"/>
+      </w:pPr>
+      <w:r>
+        <w:t>Predict the pictured variant</w:t>
+      </w:r>
+    </w:p>
+    <w:p>
+      <w:pPr>
+        <w:pStyle w:val="ListBullet"/>
+      </w:pPr>
+      <w:r>
+        <w:t>Change: Add the field price with value 0.</w:t>
+      </w:r>
+    </w:p>
+    <w:p>
+      <w:pPr>
+        <w:pStyle w:val="Heading2"/>
+      </w:pPr>
+      <w:r>
+        <w:t>Check after predicting · reference / check after trying</w:t>
+      </w:r>
+    </w:p>
+    <w:p>
+      <w:pPr>
+        <w:spacing w:line="336" w:lineRule="auto" w:after="180"/>
+      </w:pPr>
+      <w:r>
+        <w:rPr>
+          <w:b/>
+        </w:rPr>
+        <w:t>Prediction</w:t>
+      </w:r>
+      <w:r>
+        <w:rPr>
+          <w:b w:val="0"/>
+        </w:rPr>
+        <w:t>: The price lookup now returns 0 instead of None.</w:t>
+      </w:r>
+    </w:p>
+    <w:p>
+      <w:pPr>
+        <w:spacing w:line="336" w:lineRule="auto" w:after="180"/>
+      </w:pPr>
+      <w:r>
+        <w:rPr>
+          <w:b w:val="0"/>
+        </w:rPr>
+        <w:t xml:space="preserve">Reason: A </w:t>
+      </w:r>
+      <w:r>
+        <w:rPr>
+          <w:b/>
+        </w:rPr>
+        <w:t>record</w:t>
+      </w:r>
+      <w:r>
+        <w:rPr>
+          <w:b w:val="0"/>
+        </w:rPr>
+        <w:t>ed zero is a present value, whereas the earlier lookup had no field.</w:t>
+      </w:r>
+    </w:p>
+    <w:p>
+      <w:pPr>
+        <w:pStyle w:val="Heading2"/>
+      </w:pPr>
+      <w:r>
+        <w:t>Earlier wording, alternatives and picture transcripts · reference / check after trying</w:t>
+      </w:r>
+    </w:p>
+    <w:p>
+      <w:pPr>
+        <w:pStyle w:val="Heading3"/>
+      </w:pPr>
+      <w:r>
+        <w:t>Compare a familiar case with a changed case</w:t>
+      </w:r>
+    </w:p>
+    <w:p>
+      <w:pPr>
+        <w:pStyle w:val="Heading3"/>
+      </w:pPr>
+      <w:r>
+        <w:t>Change one thing in the pictured case</w:t>
+      </w:r>
+    </w:p>
+    <w:p>
+      <w:pPr>
+        <w:pStyle w:val="Heading1"/>
+      </w:pPr>
+      <w:r>
+        <w:t>06. Trace zero, absent lookup and key membership</w:t>
+      </w:r>
+    </w:p>
+    <w:p>
+      <w:r>
+        <w:t>Field existence and truthiness of the value are different questions.</w:t>
+      </w:r>
+    </w:p>
+    <w:p>
+      <w:pPr>
+        <w:pStyle w:val="Heading2"/>
+      </w:pPr>
+      <w:r>
+        <w:t>Read the complete shelf record and policy scope</w:t>
       </w:r>
     </w:p>
     <w:p>
@@ -1052,24 +984,7 @@
     </w:p>
     <w:p>
       <w:pPr>
-        <w:pStyle w:val="Heading3"/>
-      </w:pPr>
-      <w:r>
-        <w:t>The facts we will use</w:t>
-      </w:r>
-    </w:p>
-    <w:p>
-      <w:pPr>
-        <w:pStyle w:val="Heading3"/>
-      </w:pPr>
-      <w:r>
-        <w:t>Supplied facts</w:t>
-      </w:r>
-    </w:p>
-    <w:p>
-      <w:pPr>
         <w:spacing w:line="336" w:lineRule="auto" w:after="180"/>
-        <w:shd w:fill="F1F6FC"/>
       </w:pPr>
       <w:r>
         <w:rPr>
@@ -1079,11 +994,41 @@
       </w:r>
     </w:p>
     <w:p>
+      <w:pPr>
+        <w:spacing w:line="336" w:lineRule="auto" w:after="180"/>
+      </w:pPr>
+      <w:r>
+        <w:rPr>
+          <w:b w:val="0"/>
+        </w:rPr>
+        <w:t>For the pictured shelf, count is present with 0 and price is absent. get without a default returns None for absence, while membership checks whether the key exists. A present key can also explicitly hold None: get then gives None but membership is True. Do not call get alone a presence test.</w:t>
+      </w:r>
+    </w:p>
+    <w:p>
+      <w:pPr>
+        <w:spacing w:line="336" w:lineRule="auto" w:after="180"/>
+      </w:pPr>
+      <w:r>
+        <w:rPr>
+          <w:b w:val="0"/>
+        </w:rPr>
+        <w:t>The selected describe function uses its own narrow policy that absent/None count is unavailable and returns the label missing; supplied numeric 0 must remain a value. It does not validate arbitrary record types or all possible counts.</w:t>
+      </w:r>
+    </w:p>
+    <w:p>
+      <w:pPr>
+        <w:pStyle w:val="Heading2"/>
+      </w:pPr>
+      <w:r>
+        <w:t>Trace the three dictionary operations</w:t>
+      </w:r>
+    </w:p>
+    <w:p>
       <w:r>
         <w:drawing>
           <wp:inline xmlns:a="http://schemas.openxmlformats.org/drawingml/2006/main" xmlns:pic="http://schemas.openxmlformats.org/drawingml/2006/picture">
-            <wp:extent cx="5486400" cy="5185229"/>
-            <wp:docPr id="1" name="Picture 1" descr="Dictionaries and records. Read a stored field: count exists with numeric value 0.. Read an absent field: get(&quot;price&quot;) returns None because price is missing and no default was supplied.. Test key membership: &quot;count&quot; in shelf is True even though its value is zero."/>
+            <wp:extent cx="5486400" cy="3182112"/>
+            <wp:docPr id="1" name="Picture 1" descr="Read a stored field: count exists with numeric value 0. → Read an absent field: get(&quot;price&quot;) returns None because price is missing and no default was supplied. → Test key membership: &quot;count&quot; in shelf is True even though its value is zero."/>
             <wp:cNvGraphicFramePr>
               <a:graphicFrameLocks noChangeAspect="1"/>
             </wp:cNvGraphicFramePr>
@@ -1091,7 +1036,7 @@
               <a:graphicData uri="http://schemas.openxmlformats.org/drawingml/2006/picture">
                 <pic:pic>
                   <pic:nvPicPr>
-                    <pic:cNvPr id="0" name="academy-visual-python-bridge-10.png"/>
+                    <pic:cNvPr id="0" name="academy-story-python-bridge-10-02.png"/>
                     <pic:cNvPicPr/>
                   </pic:nvPicPr>
                   <pic:blipFill>
@@ -1103,7 +1048,7 @@
                   <pic:spPr>
                     <a:xfrm>
                       <a:off x="0" y="0"/>
-                      <a:ext cx="5486400" cy="5185229"/>
+                      <a:ext cx="5486400" cy="3182112"/>
                     </a:xfrm>
                     <a:prstGeom prst="rect"/>
                   </pic:spPr>
@@ -1231,24 +1176,7 @@
     </w:p>
     <w:p>
       <w:pPr>
-        <w:pStyle w:val="Heading3"/>
-      </w:pPr>
-      <w:r>
-        <w:t>Why this result follows</w:t>
-      </w:r>
-    </w:p>
-    <w:p>
-      <w:pPr>
-        <w:pStyle w:val="Heading3"/>
-      </w:pPr>
-      <w:r>
-        <w:t>Why the result follows</w:t>
-      </w:r>
-    </w:p>
-    <w:p>
-      <w:pPr>
         <w:spacing w:line="336" w:lineRule="auto" w:after="180"/>
-        <w:shd w:fill="F1F6FC"/>
       </w:pPr>
       <w:r>
         <w:rPr>
@@ -1265,10 +1193,156 @@
     </w:p>
     <w:p>
       <w:pPr>
+        <w:pStyle w:val="Heading2"/>
+      </w:pPr>
+      <w:r>
+        <w:t>Complete runnable shelf program</w:t>
+      </w:r>
+    </w:p>
+    <w:p>
+      <w:r>
+        <w:rPr>
+          <w:rFonts w:ascii="Courier New" w:hAnsi="Courier New"/>
+          <w:sz w:val="18"/>
+        </w:rPr>
+        <w:t>shelf = {"count": 0, "name": "Atlas"}</w:t>
+        <w:br/>
+        <w:t>print(shelf["count"])</w:t>
+        <w:br/>
+        <w:t>print(shelf.get("price"))</w:t>
+        <w:br/>
+        <w:t>print("count" in shelf)</w:t>
+        <w:br/>
+      </w:r>
+    </w:p>
+    <w:p>
+      <w:pPr>
+        <w:pStyle w:val="Heading2"/>
+      </w:pPr>
+      <w:r>
+        <w:t>Predict adding price with value 0</w:t>
+      </w:r>
+    </w:p>
+    <w:p>
+      <w:pPr>
+        <w:pStyle w:val="ListBullet"/>
+      </w:pPr>
+      <w:r>
+        <w:t>Change one thing: Add the field price with value 0. Predict the result before checking the explanation. What remains the same?</w:t>
+      </w:r>
+    </w:p>
+    <w:p>
+      <w:pPr>
+        <w:pStyle w:val="Heading2"/>
+      </w:pPr>
+      <w:r>
+        <w:t>Check after predicting · reference / check after trying</w:t>
+      </w:r>
+    </w:p>
+    <w:p>
+      <w:r>
+        <w:drawing>
+          <wp:inline xmlns:a="http://schemas.openxmlformats.org/drawingml/2006/main" xmlns:pic="http://schemas.openxmlformats.org/drawingml/2006/picture">
+            <wp:extent cx="5486400" cy="3026664"/>
+            <wp:docPr id="2" name="Picture 2" descr="Original case: &quot;count&quot; in shelf is True even though its value is zero. Changed condition: Add the field price with value 0. Expected result: The price lookup now returns 0 instead of None. Reason: A recorded zero is a present value, whereas the earlier lookup had no field."/>
+            <wp:cNvGraphicFramePr>
+              <a:graphicFrameLocks noChangeAspect="1"/>
+            </wp:cNvGraphicFramePr>
+            <a:graphic>
+              <a:graphicData uri="http://schemas.openxmlformats.org/drawingml/2006/picture">
+                <pic:pic>
+                  <pic:nvPicPr>
+                    <pic:cNvPr id="0" name="academy-story-python-bridge-10-04.png"/>
+                    <pic:cNvPicPr/>
+                  </pic:nvPicPr>
+                  <pic:blipFill>
+                    <a:blip r:embed="rId10"/>
+                    <a:stretch>
+                      <a:fillRect/>
+                    </a:stretch>
+                  </pic:blipFill>
+                  <pic:spPr>
+                    <a:xfrm>
+                      <a:off x="0" y="0"/>
+                      <a:ext cx="5486400" cy="3026664"/>
+                    </a:xfrm>
+                    <a:prstGeom prst="rect"/>
+                  </pic:spPr>
+                </pic:pic>
+              </a:graphicData>
+            </a:graphic>
+          </wp:inline>
+        </w:drawing>
+      </w:r>
+    </w:p>
+    <w:p>
+      <w:pPr>
+        <w:pStyle w:val="Heading2"/>
+      </w:pPr>
+      <w:r>
+        <w:t>State explicit None and schema limits</w:t>
+      </w:r>
+    </w:p>
+    <w:p>
+      <w:pPr>
+        <w:pStyle w:val="ListBullet"/>
+      </w:pPr>
+      <w:r>
+        <w:t>None is also a possible explicitly stored value; real record contracts must define how missing and null values are represented.</w:t>
+      </w:r>
+    </w:p>
+    <w:p>
+      <w:pPr>
+        <w:pStyle w:val="ListBullet"/>
+      </w:pPr>
+      <w:r>
+        <w:t>Read the labelled picture: Predict all three original outputs. Explain the difference between count=0 and missing price, then predict the lookup after price=0 is added.</w:t>
+      </w:r>
+    </w:p>
+    <w:p>
+      <w:pPr>
+        <w:pStyle w:val="Heading2"/>
+      </w:pPr>
+      <w:r>
+        <w:t>Earlier wording, alternatives and picture transcripts · reference / check after trying</w:t>
+      </w:r>
+    </w:p>
+    <w:p>
+      <w:pPr>
         <w:pStyle w:val="Heading3"/>
       </w:pPr>
       <w:r>
-        <w:t>What this example does not establish</w:t>
+        <w:t>Set used to 12. Predict the returned spaces. Does a used value of 0 mean the field is missing?</w:t>
+      </w:r>
+    </w:p>
+    <w:p>
+      <w:r>
+        <w:t>________________________________________________________________</w:t>
+      </w:r>
+    </w:p>
+    <w:p>
+      <w:r>
+        <w:t>________________________________________________________________</w:t>
+      </w:r>
+    </w:p>
+    <w:p>
+      <w:r>
+        <w:t>________________________________________________________________</w:t>
+      </w:r>
+    </w:p>
+    <w:p>
+      <w:r>
+        <w:t>________________________________________________________________</w:t>
+      </w:r>
+    </w:p>
+    <w:p>
+      <w:r>
+        <w:t>________________________________________________________________</w:t>
+      </w:r>
+    </w:p>
+    <w:p>
+      <w:r>
+        <w:t>________________________________________________________________</w:t>
       </w:r>
     </w:p>
     <w:p>
@@ -1276,31 +1350,18 @@
         <w:pStyle w:val="Heading3"/>
       </w:pPr>
       <w:r>
-        <w:t>Keep the stated limit</w:t>
+        <w:t>Learn from the worked case</w:t>
       </w:r>
     </w:p>
     <w:p>
       <w:pPr>
         <w:spacing w:line="336" w:lineRule="auto" w:after="180"/>
-        <w:shd w:fill="FFF5E6"/>
       </w:pPr>
       <w:r>
         <w:rPr>
           <w:b w:val="0"/>
         </w:rPr>
-        <w:t xml:space="preserve">None is also a possible explicitly stored value; real </w:t>
-      </w:r>
-      <w:r>
-        <w:rPr>
-          <w:b/>
-        </w:rPr>
-        <w:t>record</w:t>
-      </w:r>
-      <w:r>
-        <w:rPr>
-          <w:b w:val="0"/>
-        </w:rPr>
-        <w:t xml:space="preserve"> contracts must define how missing and null values are represented.</w:t>
+        <w:t>Cover the result before checking it. Say what is given, choose the procedure, and follow one step at a time. Then uncover the result and explain your first mismatch. Ask why a step is allowed, not only what number it produces.</w:t>
       </w:r>
     </w:p>
     <w:p>
@@ -1308,31 +1369,7 @@
         <w:pStyle w:val="Heading3"/>
       </w:pPr>
       <w:r>
-        <w:t>Keep the stated limit</w:t>
-      </w:r>
-    </w:p>
-    <w:p>
-      <w:pPr>
-        <w:spacing w:line="336" w:lineRule="auto" w:after="180"/>
-        <w:shd w:fill="FFF5E6"/>
-      </w:pPr>
-      <w:r>
-        <w:rPr>
-          <w:b w:val="0"/>
-        </w:rPr>
-        <w:t xml:space="preserve">Read the labelled picture: Predict all three original </w:t>
-      </w:r>
-      <w:r>
-        <w:rPr>
-          <w:b/>
-        </w:rPr>
-        <w:t>output</w:t>
-      </w:r>
-      <w:r>
-        <w:rPr>
-          <w:b w:val="0"/>
-        </w:rPr>
-        <w:t>s. Explain the difference between count=0 and missing price, then predict the lookup after price=0 is added.</w:t>
+        <w:t>A pictorial worked case: Dictionaries and records</w:t>
       </w:r>
     </w:p>
     <w:p>
@@ -1340,19 +1377,59 @@
         <w:pStyle w:val="Heading3"/>
       </w:pPr>
       <w:r>
-        <w:t>Keep the stated limit</w:t>
-      </w:r>
-    </w:p>
-    <w:p>
-      <w:pPr>
-        <w:spacing w:line="336" w:lineRule="auto" w:after="180"/>
-        <w:shd w:fill="FFF5E6"/>
-      </w:pPr>
-      <w:r>
-        <w:rPr>
-          <w:b w:val="0"/>
-        </w:rPr>
-        <w:t>Change one thing: Add the field price with value 0. Predict the result before checking the explanation. What remains the same?</w:t>
+        <w:t>The facts we will use</w:t>
+      </w:r>
+    </w:p>
+    <w:p>
+      <w:r>
+        <w:drawing>
+          <wp:inline xmlns:a="http://schemas.openxmlformats.org/drawingml/2006/main" xmlns:pic="http://schemas.openxmlformats.org/drawingml/2006/picture">
+            <wp:extent cx="5486400" cy="5185229"/>
+            <wp:docPr id="3" name="Picture 3" descr="Dictionaries and records. Read a stored field: count exists with numeric value 0.. Read an absent field: get(&quot;price&quot;) returns None because price is missing and no default was supplied.. Test key membership: &quot;count&quot; in shelf is True even though its value is zero."/>
+            <wp:cNvGraphicFramePr>
+              <a:graphicFrameLocks noChangeAspect="1"/>
+            </wp:cNvGraphicFramePr>
+            <a:graphic>
+              <a:graphicData uri="http://schemas.openxmlformats.org/drawingml/2006/picture">
+                <pic:pic>
+                  <pic:nvPicPr>
+                    <pic:cNvPr id="0" name="academy-visual-python-bridge-10.png"/>
+                    <pic:cNvPicPr/>
+                  </pic:nvPicPr>
+                  <pic:blipFill>
+                    <a:blip r:embed="rId11"/>
+                    <a:stretch>
+                      <a:fillRect/>
+                    </a:stretch>
+                  </pic:blipFill>
+                  <pic:spPr>
+                    <a:xfrm>
+                      <a:off x="0" y="0"/>
+                      <a:ext cx="5486400" cy="5185229"/>
+                    </a:xfrm>
+                    <a:prstGeom prst="rect"/>
+                  </pic:spPr>
+                </pic:pic>
+              </a:graphicData>
+            </a:graphic>
+          </wp:inline>
+        </w:drawing>
+      </w:r>
+    </w:p>
+    <w:p>
+      <w:pPr>
+        <w:pStyle w:val="Heading3"/>
+      </w:pPr>
+      <w:r>
+        <w:t>Why this result follows</w:t>
+      </w:r>
+    </w:p>
+    <w:p>
+      <w:pPr>
+        <w:pStyle w:val="Heading3"/>
+      </w:pPr>
+      <w:r>
+        <w:t>What this example does not establish</w:t>
       </w:r>
     </w:p>
     <w:p>
@@ -1360,12 +1437,20 @@
         <w:pStyle w:val="Heading1"/>
       </w:pPr>
       <w:r>
-        <w:t>07. Find and repair a mistake</w:t>
-      </w:r>
-    </w:p>
-    <w:p>
-      <w:r>
-        <w:t>Find the unsupported step in the Dictionaries and records claim and explain a repair using the supplied evidence.</w:t>
+        <w:t>07. Find the wrong-case key without inventing a new field</w:t>
+      </w:r>
+    </w:p>
+    <w:p>
+      <w:r>
+        <w:t>Correct the intended lookup rather than adding an unrelated key.</w:t>
+      </w:r>
+    </w:p>
+    <w:p>
+      <w:pPr>
+        <w:pStyle w:val="Heading2"/>
+      </w:pPr>
+      <w:r>
+        <w:t>Read the Used-versus-used error</w:t>
       </w:r>
     </w:p>
     <w:p>
@@ -1393,45 +1478,101 @@
     </w:p>
     <w:p>
       <w:pPr>
+        <w:pStyle w:val="Heading2"/>
+      </w:pPr>
+      <w:r>
+        <w:t>Diagnose and repair the Red-record lookup</w:t>
+      </w:r>
+    </w:p>
+    <w:p>
+      <w:pPr>
+        <w:pStyle w:val="ListBullet"/>
+      </w:pPr>
+      <w:r>
+        <w:t>The code reads record["Used"] from the Red record. Explain the error and repair it without adding a field.</w:t>
+      </w:r>
+    </w:p>
+    <w:p>
+      <w:pPr>
         <w:pStyle w:val="Heading3"/>
       </w:pPr>
       <w:r>
+        <w:t>State one repair and the checks you would rerun.</w:t>
+      </w:r>
+    </w:p>
+    <w:p>
+      <w:r>
+        <w:t>________________________________________________________________</w:t>
+      </w:r>
+    </w:p>
+    <w:p>
+      <w:r>
+        <w:t>________________________________________________________________</w:t>
+      </w:r>
+    </w:p>
+    <w:p>
+      <w:r>
+        <w:t>________________________________________________________________</w:t>
+      </w:r>
+    </w:p>
+    <w:p>
+      <w:r>
+        <w:t>________________________________________________________________</w:t>
+      </w:r>
+    </w:p>
+    <w:p>
+      <w:r>
+        <w:t>________________________________________________________________</w:t>
+      </w:r>
+    </w:p>
+    <w:p>
+      <w:r>
+        <w:t>________________________________________________________________</w:t>
+      </w:r>
+    </w:p>
+    <w:p>
+      <w:pPr>
+        <w:pStyle w:val="Heading2"/>
+      </w:pPr>
+      <w:r>
+        <w:t>Earlier wording, alternatives and picture transcripts · reference / check after trying</w:t>
+      </w:r>
+    </w:p>
+    <w:p>
+      <w:pPr>
+        <w:pStyle w:val="Heading3"/>
+      </w:pPr>
+      <w:r>
         <w:t>Locate the earliest unsupported step</w:t>
       </w:r>
     </w:p>
     <w:p>
       <w:pPr>
-        <w:spacing w:line="336" w:lineRule="auto" w:after="180"/>
-      </w:pPr>
-      <w:r>
-        <w:rPr>
-          <w:b w:val="0"/>
-        </w:rPr>
-        <w:t xml:space="preserve">The code reads </w:t>
-      </w:r>
-      <w:r>
-        <w:rPr>
-          <w:b/>
-        </w:rPr>
-        <w:t>record</w:t>
-      </w:r>
-      <w:r>
-        <w:rPr>
-          <w:b w:val="0"/>
-        </w:rPr>
-        <w:t xml:space="preserve">["Used"] from the Red </w:t>
-      </w:r>
-      <w:r>
-        <w:rPr>
-          <w:b/>
-        </w:rPr>
-        <w:t>record</w:t>
-      </w:r>
-      <w:r>
-        <w:rPr>
-          <w:b w:val="0"/>
-        </w:rPr>
-        <w:t>. Explain the error and repair it without adding a field.</w:t>
+        <w:pStyle w:val="Heading1"/>
+      </w:pPr>
+      <w:r>
+        <w:t>08. Practise the complete Red update with less help</w:t>
+      </w:r>
+    </w:p>
+    <w:p>
+      <w:r>
+        <w:t>Use Red capacity 9 rather than carrying Blue capacity 12 into the task.</w:t>
+      </w:r>
+    </w:p>
+    <w:p>
+      <w:pPr>
+        <w:pStyle w:val="Heading2"/>
+      </w:pPr>
+      <w:r>
+        <w:t>Read and explain Red fields</w:t>
+      </w:r>
+    </w:p>
+    <w:p>
+      <w:pPr>
+        <w:pStyle w:val="ListBullet"/>
+      </w:pPr>
+      <w:r>
+        <w:t>For {"name": "Red", "capacity": 9, "used": 2}, state the keys, value of used and remaining spaces.</w:t>
       </w:r>
     </w:p>
     <w:p>
@@ -1439,7 +1580,7 @@
         <w:pStyle w:val="Heading3"/>
       </w:pPr>
       <w:r>
-        <w:t>State one repair and the checks you would rerun.</w:t>
+        <w:t>Set used to 12. Predict the returned spaces. Does a used value of 0 mean the field is missing?</w:t>
       </w:r>
     </w:p>
     <w:p>
@@ -1474,34 +1615,10 @@
     </w:p>
     <w:p>
       <w:pPr>
-        <w:pStyle w:val="Heading1"/>
-      </w:pPr>
-      <w:r>
-        <w:t>08. Practise together</w:t>
-      </w:r>
-    </w:p>
-    <w:p>
-      <w:r>
-        <w:t>Practise Dictionaries and records with support, then explain the deciding step in your own words.</w:t>
-      </w:r>
-    </w:p>
-    <w:p>
-      <w:pPr>
-        <w:spacing w:line="336" w:lineRule="auto" w:after="180"/>
-      </w:pPr>
-      <w:r>
-        <w:rPr>
-          <w:b w:val="0"/>
-        </w:rPr>
-        <w:t>For {"name": "Red", "capacity": 9, "used": 2}, state the keys, value of used and remaining spaces.</w:t>
-      </w:r>
-    </w:p>
-    <w:p>
-      <w:pPr>
         <w:pStyle w:val="Heading3"/>
       </w:pPr>
       <w:r>
-        <w:t>Set used to 12. Predict the returned spaces. Does a used value of 0 mean the field is missing?</w:t>
+        <w:t>Explain your prediction to a partner before comparing results.</w:t>
       </w:r>
     </w:p>
     <w:p>
@@ -1525,49 +1642,11 @@
       </w:r>
     </w:p>
     <w:p>
-      <w:r>
-        <w:t>________________________________________________________________</w:t>
-      </w:r>
-    </w:p>
-    <w:p>
-      <w:r>
-        <w:t>________________________________________________________________</w:t>
-      </w:r>
-    </w:p>
-    <w:p>
-      <w:pPr>
-        <w:pStyle w:val="Heading3"/>
-      </w:pPr>
-      <w:r>
-        <w:t>Explain your prediction to a partner before comparing results.</w:t>
-      </w:r>
-    </w:p>
-    <w:p>
-      <w:r>
-        <w:t>________________________________________________________________</w:t>
-      </w:r>
-    </w:p>
-    <w:p>
-      <w:r>
-        <w:t>________________________________________________________________</w:t>
-      </w:r>
-    </w:p>
-    <w:p>
-      <w:r>
-        <w:t>________________________________________________________________</w:t>
-      </w:r>
-    </w:p>
-    <w:p>
-      <w:r>
-        <w:t>________________________________________________________________</w:t>
-      </w:r>
-    </w:p>
-    <w:p>
-      <w:pPr>
-        <w:pStyle w:val="Heading3"/>
-      </w:pPr>
-      <w:r>
-        <w:t>Practise with less help: Trace an update</w:t>
+      <w:pPr>
+        <w:pStyle w:val="Heading2"/>
+      </w:pPr>
+      <w:r>
+        <w:t>Complete W2 Red update</w:t>
       </w:r>
     </w:p>
     <w:p>
@@ -1686,6 +1765,109 @@
     </w:tbl>
     <w:p>
       <w:pPr>
+        <w:pStyle w:val="Heading2"/>
+      </w:pPr>
+      <w:r>
+        <w:t>Audit run-success-as-validity reasoning</w:t>
+      </w:r>
+    </w:p>
+    <w:p>
+      <w:pPr>
+        <w:pStyle w:val="ListBullet"/>
+      </w:pPr>
+      <w:r>
+        <w:t>Use the worked case for Dictionaries and records. Proposed explanation: “A successful run proves the conclusion”. Decide whether this explanation is supported. Point to the step or supplied fact that decides; explain your repair if needed.</w:t>
+      </w:r>
+    </w:p>
+    <w:p>
+      <w:pPr>
+        <w:pStyle w:val="ListBullet"/>
+      </w:pPr>
+      <w:r>
+        <w:t>Answer on your own before discussion. If you are unsure, say which step you need help with.</w:t>
+      </w:r>
+    </w:p>
+    <w:p>
+      <w:pPr>
+        <w:pStyle w:val="Heading2"/>
+      </w:pPr>
+      <w:r>
+        <w:t>Explain the pictured zero/missing contrast</w:t>
+      </w:r>
+    </w:p>
+    <w:p>
+      <w:pPr>
+        <w:pStyle w:val="ListBullet"/>
+      </w:pPr>
+      <w:r>
+        <w:t>Predict all three original outputs. Explain the difference between count=0 and missing price, then predict the lookup after price=0 is added.</w:t>
+      </w:r>
+    </w:p>
+    <w:p>
+      <w:pPr>
+        <w:pStyle w:val="Heading3"/>
+      </w:pPr>
+      <w:r>
+        <w:t>My explanation using a pictured step and the given facts</w:t>
+      </w:r>
+    </w:p>
+    <w:p>
+      <w:r>
+        <w:t>________________________________________________________________</w:t>
+      </w:r>
+    </w:p>
+    <w:p>
+      <w:r>
+        <w:t>________________________________________________________________</w:t>
+      </w:r>
+    </w:p>
+    <w:p>
+      <w:r>
+        <w:t>________________________________________________________________</w:t>
+      </w:r>
+    </w:p>
+    <w:p>
+      <w:r>
+        <w:t>________________________________________________________________</w:t>
+      </w:r>
+    </w:p>
+    <w:p>
+      <w:pPr>
+        <w:pStyle w:val="Heading2"/>
+      </w:pPr>
+      <w:r>
+        <w:t>Reserve selected work</w:t>
+      </w:r>
+    </w:p>
+    <w:p>
+      <w:pPr>
+        <w:spacing w:line="336" w:lineRule="auto" w:after="180"/>
+      </w:pPr>
+      <w:r>
+        <w:rPr>
+          <w:b w:val="0"/>
+        </w:rPr>
+        <w:t>This is supported practice. Keep the separately named independent case for an attempt before feedback.</w:t>
+      </w:r>
+    </w:p>
+    <w:p>
+      <w:pPr>
+        <w:pStyle w:val="Heading2"/>
+      </w:pPr>
+      <w:r>
+        <w:t>Earlier wording, alternatives and picture transcripts · reference / check after trying</w:t>
+      </w:r>
+    </w:p>
+    <w:p>
+      <w:pPr>
+        <w:pStyle w:val="Heading3"/>
+      </w:pPr>
+      <w:r>
+        <w:t>Practise with less help: Trace an update</w:t>
+      </w:r>
+    </w:p>
+    <w:p>
+      <w:pPr>
         <w:spacing w:line="336" w:lineRule="auto" w:after="180"/>
       </w:pPr>
       <w:r>
@@ -1705,51 +1887,6 @@
     </w:p>
     <w:p>
       <w:pPr>
-        <w:spacing w:line="336" w:lineRule="auto" w:after="180"/>
-      </w:pPr>
-      <w:r>
-        <w:rPr>
-          <w:b w:val="0"/>
-        </w:rPr>
-        <w:t xml:space="preserve">Use the worked case for Dictionaries and </w:t>
-      </w:r>
-      <w:r>
-        <w:rPr>
-          <w:b/>
-        </w:rPr>
-        <w:t>record</w:t>
-      </w:r>
-      <w:r>
-        <w:rPr>
-          <w:b w:val="0"/>
-        </w:rPr>
-        <w:t>s. Proposed explanation: “A successful run proves the conclusion”. Decide whether this explanation is supported.</w:t>
-      </w:r>
-    </w:p>
-    <w:p>
-      <w:pPr>
-        <w:spacing w:line="336" w:lineRule="auto" w:after="180"/>
-      </w:pPr>
-      <w:r>
-        <w:rPr>
-          <w:b w:val="0"/>
-        </w:rPr>
-        <w:t>Point to the step or supplied fact that decides; explain your repair if needed.</w:t>
-      </w:r>
-    </w:p>
-    <w:p>
-      <w:pPr>
-        <w:spacing w:line="336" w:lineRule="auto" w:after="180"/>
-      </w:pPr>
-      <w:r>
-        <w:rPr>
-          <w:b w:val="0"/>
-        </w:rPr>
-        <w:t>Answer on your own before discussion. If you are unsure, say which step you need help with.</w:t>
-      </w:r>
-    </w:p>
-    <w:p>
-      <w:pPr>
         <w:pStyle w:val="Heading3"/>
       </w:pPr>
       <w:r>
@@ -1758,108 +1895,199 @@
     </w:p>
     <w:p>
       <w:pPr>
-        <w:spacing w:line="336" w:lineRule="auto" w:after="180"/>
-      </w:pPr>
-      <w:r>
-        <w:rPr>
-          <w:b w:val="0"/>
-        </w:rPr>
-        <w:t xml:space="preserve">Predict all three original </w:t>
-      </w:r>
-      <w:r>
-        <w:rPr>
-          <w:b/>
-        </w:rPr>
-        <w:t>output</w:t>
-      </w:r>
-      <w:r>
-        <w:rPr>
-          <w:b w:val="0"/>
-        </w:rPr>
-        <w:t>s. Explain the difference between count=0 and missing price, then predict the lookup after price=0 is added.</w:t>
-      </w:r>
-    </w:p>
-    <w:p>
-      <w:pPr>
-        <w:pStyle w:val="Heading3"/>
-      </w:pPr>
-      <w:r>
-        <w:t>My explanation using a pictured step and the given facts</w:t>
-      </w:r>
-    </w:p>
-    <w:p>
-      <w:r>
-        <w:t>________________________________________________________________</w:t>
-      </w:r>
-    </w:p>
-    <w:p>
-      <w:r>
-        <w:t>________________________________________________________________</w:t>
-      </w:r>
-    </w:p>
-    <w:p>
-      <w:r>
-        <w:t>________________________________________________________________</w:t>
-      </w:r>
-    </w:p>
-    <w:p>
-      <w:r>
-        <w:t>________________________________________________________________</w:t>
-      </w:r>
-    </w:p>
-    <w:p>
-      <w:pPr>
-        <w:spacing w:line="336" w:lineRule="auto" w:after="180"/>
-      </w:pPr>
-      <w:r>
-        <w:rPr>
-          <w:b w:val="0"/>
-        </w:rPr>
-        <w:t>This is supported practice. Keep the separately named independent case for an attempt before feedback.</w:t>
-      </w:r>
-    </w:p>
-    <w:p>
-      <w:pPr>
         <w:pStyle w:val="Heading1"/>
       </w:pPr>
       <w:r>
-        <w:t>09. Run the investigation</w:t>
-      </w:r>
-    </w:p>
-    <w:p>
-      <w:r>
-        <w:t>Investigate Dictionaries and records. Record the prediction, actual observation or labelled paper trace, explanation and next test separately.</w:t>
-      </w:r>
-    </w:p>
-    <w:p>
-      <w:pPr>
-        <w:pStyle w:val="Heading3"/>
-      </w:pPr>
-      <w:r>
-        <w:t>Predict, investigate and preserve the evidence</w:t>
-      </w:r>
-    </w:p>
-    <w:p>
-      <w:pPr>
-        <w:spacing w:line="336" w:lineRule="auto" w:after="180"/>
-      </w:pPr>
-      <w:r>
-        <w:rPr>
-          <w:b w:val="0"/>
-        </w:rPr>
-        <w:t xml:space="preserve">Change the Red </w:t>
-      </w:r>
-      <w:r>
-        <w:rPr>
-          <w:b/>
-        </w:rPr>
-        <w:t>record</w:t>
-      </w:r>
-      <w:r>
-        <w:rPr>
-          <w:b w:val="0"/>
-        </w:rPr>
-        <w:t xml:space="preserve"> used to 9. State remaining spaces and whether capacity changes.</w:t>
+        <w:t>09. Check six complete record, update and missing-data cases</w:t>
+      </w:r>
+    </w:p>
+    <w:p>
+      <w:r>
+        <w:t>Named fields improve interpretation; validation and source accuracy still need their own checks.</w:t>
+      </w:r>
+    </w:p>
+    <w:p>
+      <w:pPr>
+        <w:pStyle w:val="Heading2"/>
+      </w:pPr>
+      <w:r>
+        <w:t>All supplied record cases</w:t>
+      </w:r>
+    </w:p>
+    <w:tbl>
+      <w:tblPr>
+        <w:tblStyle w:val="LightShading-Accent1"/>
+        <w:tblW w:type="auto" w:w="0"/>
+        <w:tblLook w:firstColumn="1" w:firstRow="1" w:lastColumn="0" w:lastRow="0" w:noHBand="0" w:noVBand="1" w:val="04A0"/>
+      </w:tblPr>
+      <w:tblGrid>
+        <w:gridCol w:w="5112"/>
+        <w:gridCol w:w="5112"/>
+      </w:tblGrid>
+      <w:tr>
+        <w:trPr>
+          <w:tblHeader/>
+        </w:trPr>
+        <w:tc>
+          <w:tcPr>
+            <w:tcW w:type="dxa" w:w="5112"/>
+          </w:tcPr>
+          <w:p>
+            <w:r>
+              <w:t>Complete case</w:t>
+            </w:r>
+          </w:p>
+        </w:tc>
+        <w:tc>
+          <w:tcPr>
+            <w:tcW w:type="dxa" w:w="5112"/>
+          </w:tcPr>
+          <w:p>
+            <w:r>
+              <w:t>Expected evidence</w:t>
+            </w:r>
+          </w:p>
+        </w:tc>
+      </w:tr>
+      <w:tr>
+        <w:tc>
+          <w:tcPr>
+            <w:tcW w:type="dxa" w:w="5112"/>
+          </w:tcPr>
+          <w:p>
+            <w:r>
+              <w:t>A · Red initial 9 capacity/2 used</w:t>
+            </w:r>
+          </w:p>
+        </w:tc>
+        <w:tc>
+          <w:tcPr>
+            <w:tcW w:type="dxa" w:w="5112"/>
+          </w:tcPr>
+          <w:p>
+            <w:r>
+              <w:t>Keys name/capacity/used; used 2, remaining 7</w:t>
+            </w:r>
+          </w:p>
+        </w:tc>
+      </w:tr>
+      <w:tr>
+        <w:tc>
+          <w:tcPr>
+            <w:tcW w:type="dxa" w:w="5112"/>
+          </w:tcPr>
+          <w:p>
+            <w:r>
+              <w:t>B · Correct W2 sets Red used 9</w:t>
+            </w:r>
+          </w:p>
+        </w:tc>
+        <w:tc>
+          <w:tcPr>
+            <w:tcW w:type="dxa" w:w="5112"/>
+          </w:tcPr>
+          <w:p>
+            <w:r>
+              <w:t>Remaining 0; capacity still 9</w:t>
+            </w:r>
+          </w:p>
+        </w:tc>
+      </w:tr>
+      <w:tr>
+        <w:tc>
+          <w:tcPr>
+            <w:tcW w:type="dxa" w:w="5112"/>
+          </w:tcPr>
+          <w:p>
+            <w:r>
+              <w:t>C · Read Red["Used"] with only lowercase used supplied</w:t>
+            </w:r>
+          </w:p>
+        </w:tc>
+        <w:tc>
+          <w:tcPr>
+            <w:tcW w:type="dxa" w:w="5112"/>
+          </w:tcPr>
+          <w:p>
+            <w:r>
+              <w:t>KeyError; fix the lookup to lowercase, no new key needed</w:t>
+            </w:r>
+          </w:p>
+        </w:tc>
+      </w:tr>
+      <w:tr>
+        <w:tc>
+          <w:tcPr>
+            <w:tcW w:type="dxa" w:w="5112"/>
+          </w:tcPr>
+          <w:p>
+            <w:r>
+              <w:t>D · {"name":"Test","capacity":3,"used":4}</w:t>
+            </w:r>
+          </w:p>
+        </w:tc>
+        <w:tc>
+          <w:tcPr>
+            <w:tcW w:type="dxa" w:w="5112"/>
+          </w:tcPr>
+          <w:p>
+            <w:r>
+              <w:t>Arithmetic -1 is representable, but violates used&lt;=capacity schema</w:t>
+            </w:r>
+          </w:p>
+        </w:tc>
+      </w:tr>
+      <w:tr>
+        <w:tc>
+          <w:tcPr>
+            <w:tcW w:type="dxa" w:w="5112"/>
+          </w:tcPr>
+          <w:p>
+            <w:r>
+              <w:t>E · Shelf count 0, price absent</w:t>
+            </w:r>
+          </w:p>
+        </w:tc>
+        <w:tc>
+          <w:tcPr>
+            <w:tcW w:type="dxa" w:w="5112"/>
+          </w:tcPr>
+          <w:p>
+            <w:r>
+              <w:t>count membership True, value 0; price get None</w:t>
+            </w:r>
+          </w:p>
+        </w:tc>
+      </w:tr>
+      <w:tr>
+        <w:tc>
+          <w:tcPr>
+            <w:tcW w:type="dxa" w:w="5112"/>
+          </w:tcPr>
+          <w:p>
+            <w:r>
+              <w:t>F · Add price 0, then compare explicit price None</w:t>
+            </w:r>
+          </w:p>
+        </w:tc>
+        <w:tc>
+          <w:tcPr>
+            <w:tcW w:type="dxa" w:w="5112"/>
+          </w:tcPr>
+          <w:p>
+            <w:r>
+              <w:t>Both keys are present; values differ. None is not a recorded zero.</w:t>
+            </w:r>
+          </w:p>
+        </w:tc>
+      </w:tr>
+    </w:tbl>
+    <w:p>
+      <w:pPr>
+        <w:pStyle w:val="Heading2"/>
+      </w:pPr>
+      <w:r>
+        <w:t>Complete Red W2 update program</w:t>
       </w:r>
     </w:p>
     <w:p>
@@ -1868,18 +2096,66 @@
           <w:rFonts w:ascii="Courier New" w:hAnsi="Courier New"/>
           <w:sz w:val="18"/>
         </w:rPr>
-        <w:t>cupboard = {"name": "Blue", "capacity": 12, "used": 4}</w:t>
+        <w:t>record = {"name": "Red", "capacity": 9, "used": 2}</w:t>
         <w:br/>
         <w:t>def remaining(capacity, used):</w:t>
         <w:br/>
         <w:t xml:space="preserve">    return capacity - used</w:t>
         <w:br/>
         <w:br/>
-        <w:t>print(remaining(cupboard["capacity"], cupboard["used"]))</w:t>
+        <w:t>record["used"] = 9</w:t>
         <w:br/>
-        <w:t>cupboard["used"] = 6</w:t>
+        <w:t>print(remaining(record["capacity"], record["used"]))</w:t>
         <w:br/>
-        <w:t>print(remaining(cupboard["capacity"], cupboard["used"]))</w:t>
+        <w:t>print(record["capacity"])</w:t>
+        <w:br/>
+      </w:r>
+    </w:p>
+    <w:p>
+      <w:pPr>
+        <w:pStyle w:val="Heading2"/>
+      </w:pPr>
+      <w:r>
+        <w:t>Predict, run or trace and preserve the schema boundary</w:t>
+      </w:r>
+    </w:p>
+    <w:p>
+      <w:pPr>
+        <w:pStyle w:val="ListNumber"/>
+      </w:pPr>
+      <w:r>
+        <w:t>Use the complete Red input and W2 script, then trace C–F one at a time from their stated initial records. Keep Blue’s earlier update separate. For C, preserve the KeyError and correct only key spelling. For D, reject the schema-breaking record even though subtraction finishes. For E/F, inspect both key membership and lookup value; a missing key and an explicit None can share a get result without being the same key-presence state. Never default missing measurements to zero to make arithmetic run. Record predicted, executed or paper-traced evidence. Keep the selected describe-count function unused until the individual attempt.</w:t>
+      </w:r>
+    </w:p>
+    <w:p>
+      <w:pPr>
+        <w:pStyle w:val="Heading2"/>
+      </w:pPr>
+      <w:r>
+        <w:t>Keep the evidence record</w:t>
+      </w:r>
+    </w:p>
+    <w:p>
+      <w:pPr>
+        <w:spacing w:line="336" w:lineRule="auto" w:after="180"/>
+      </w:pPr>
+      <w:r>
+        <w:rPr>
+          <w:b w:val="0"/>
+        </w:rPr>
+        <w:t xml:space="preserve">Change the Red </w:t>
+      </w:r>
+      <w:r>
+        <w:rPr>
+          <w:b/>
+        </w:rPr>
+        <w:t>record</w:t>
+      </w:r>
+      <w:r>
+        <w:rPr>
+          <w:b w:val="0"/>
+        </w:rPr>
+        <w:t xml:space="preserve"> used to 9. State remaining spaces and whether capacity changes.</w:t>
       </w:r>
     </w:p>
     <w:tbl>
@@ -2031,14 +2307,6 @@
     </w:p>
     <w:p>
       <w:pPr>
-        <w:pStyle w:val="Heading3"/>
-      </w:pPr>
-      <w:r>
-        <w:t>Plan → try → check</w:t>
-      </w:r>
-    </w:p>
-    <w:p>
-      <w:pPr>
         <w:spacing w:line="336" w:lineRule="auto" w:after="180"/>
       </w:pPr>
       <w:r>
@@ -2050,23 +2318,75 @@
     </w:p>
     <w:p>
       <w:pPr>
+        <w:pStyle w:val="Heading2"/>
+      </w:pPr>
+      <w:r>
+        <w:t>Reference · Original Blue program · reference / check after trying</w:t>
+      </w:r>
+    </w:p>
+    <w:p>
+      <w:r>
+        <w:rPr>
+          <w:rFonts w:ascii="Courier New" w:hAnsi="Courier New"/>
+          <w:sz w:val="18"/>
+        </w:rPr>
+        <w:t>cupboard = {"name": "Blue", "capacity": 12, "used": 4}</w:t>
+        <w:br/>
+        <w:t>def remaining(capacity, used):</w:t>
+        <w:br/>
+        <w:t xml:space="preserve">    return capacity - used</w:t>
+        <w:br/>
+        <w:br/>
+        <w:t>print(remaining(cupboard["capacity"], cupboard["used"]))</w:t>
+        <w:br/>
+        <w:t>cupboard["used"] = 6</w:t>
+        <w:br/>
+        <w:t>print(remaining(cupboard["capacity"], cupboard["used"]))</w:t>
+      </w:r>
+    </w:p>
+    <w:p>
+      <w:pPr>
+        <w:pStyle w:val="Heading2"/>
+      </w:pPr>
+      <w:r>
+        <w:t>Earlier wording, alternatives and picture transcripts · reference / check after trying</w:t>
+      </w:r>
+    </w:p>
+    <w:p>
+      <w:pPr>
+        <w:pStyle w:val="Heading3"/>
+      </w:pPr>
+      <w:r>
+        <w:t>Predict, investigate and preserve the evidence</w:t>
+      </w:r>
+    </w:p>
+    <w:p>
+      <w:pPr>
+        <w:pStyle w:val="Heading3"/>
+      </w:pPr>
+      <w:r>
+        <w:t>Plan → try → check</w:t>
+      </w:r>
+    </w:p>
+    <w:p>
+      <w:pPr>
         <w:pStyle w:val="Heading1"/>
       </w:pPr>
       <w:r>
-        <w:t>10. Build your understanding</w:t>
-      </w:r>
-    </w:p>
-    <w:p>
-      <w:r>
-        <w:t>Move from recall to tracing, diagnosis and transfer in Dictionaries and records. Explain why each step is justified.</w:t>
-      </w:r>
-    </w:p>
-    <w:p>
-      <w:pPr>
-        <w:pStyle w:val="Heading3"/>
-      </w:pPr>
-      <w:r>
-        <w:t>Explain → apply → challenge</w:t>
+        <w:t>14. Try alone: trace the selected count-record function</w:t>
+      </w:r>
+    </w:p>
+    <w:p>
+      <w:r>
+        <w:t>Zero is supplied data even though its Boolean truth test is False.</w:t>
+      </w:r>
+    </w:p>
+    <w:p>
+      <w:pPr>
+        <w:pStyle w:val="Heading2"/>
+      </w:pPr>
+      <w:r>
+        <w:t>Selected complete task and missing-data policy</w:t>
       </w:r>
     </w:p>
     <w:p>
@@ -2077,18 +2397,19 @@
         <w:rPr>
           <w:b w:val="0"/>
         </w:rPr>
-        <w:t>For {"name": "Red", "capacity": 9, "used": 2}, state the keys, value of used and remaining spaces.</w:t>
-      </w:r>
-    </w:p>
-    <w:p>
-      <w:pPr>
-        <w:spacing w:line="336" w:lineRule="auto" w:after="180"/>
-      </w:pPr>
+        <w:t xml:space="preserve">Predict the three </w:t>
+      </w:r>
+      <w:r>
+        <w:rPr>
+          <w:b/>
+        </w:rPr>
+        <w:t>output</w:t>
+      </w:r>
       <w:r>
         <w:rPr>
           <w:b w:val="0"/>
         </w:rPr>
-        <w:t xml:space="preserve">The code reads </w:t>
+        <w:t xml:space="preserve">s and trace the named-field update. Explain why zero and a missing count produce different results. If the condition becomes if not count, which supplied </w:t>
       </w:r>
       <w:r>
         <w:rPr>
@@ -2100,7 +2421,181 @@
         <w:rPr>
           <w:b w:val="0"/>
         </w:rPr>
-        <w:t xml:space="preserve">["Used"] from the Red </w:t>
+        <w:t xml:space="preserve"> is first handled incorrectly?</w:t>
+      </w:r>
+    </w:p>
+    <w:p>
+      <w:r>
+        <w:rPr>
+          <w:rFonts w:ascii="Courier New" w:hAnsi="Courier New"/>
+          <w:sz w:val="18"/>
+        </w:rPr>
+        <w:t>def describe(record):</w:t>
+        <w:br/>
+        <w:t xml:space="preserve">    count = record.get("count")</w:t>
+        <w:br/>
+        <w:t xml:space="preserve">    if count is None:</w:t>
+        <w:br/>
+        <w:t xml:space="preserve">        return "missing"</w:t>
+        <w:br/>
+        <w:t xml:space="preserve">    return count</w:t>
+        <w:br/>
+        <w:t>record = {"count": 0}</w:t>
+        <w:br/>
+        <w:t>print(describe(record))</w:t>
+        <w:br/>
+        <w:t>record["count"] = 3</w:t>
+        <w:br/>
+        <w:t>print(describe(record))</w:t>
+        <w:br/>
+        <w:t>print(describe({}))</w:t>
+        <w:br/>
+      </w:r>
+    </w:p>
+    <w:p>
+      <w:pPr>
+        <w:spacing w:line="336" w:lineRule="auto" w:after="180"/>
+      </w:pPr>
+      <w:r>
+        <w:rPr>
+          <w:b w:val="0"/>
+        </w:rPr>
+        <w:t>Use the selected function’s supplied records 0, updated 3 and absent field. Its None check handles unavailable data under this toy policy; it is not a general key-membership or type validator. Trace the changed if not count condition separately and identify the first supplied value it misclassifies.</w:t>
+      </w:r>
+    </w:p>
+    <w:p>
+      <w:pPr>
+        <w:pStyle w:val="Heading2"/>
+      </w:pPr>
+      <w:r>
+        <w:t>Your response and help record</w:t>
+      </w:r>
+    </w:p>
+    <w:p>
+      <w:pPr>
+        <w:pStyle w:val="Heading3"/>
+      </w:pPr>
+      <w:r>
+        <w:t>My independent explanation, trace and limits</w:t>
+      </w:r>
+    </w:p>
+    <w:p>
+      <w:r>
+        <w:t>________________________________________________________________</w:t>
+      </w:r>
+    </w:p>
+    <w:p>
+      <w:r>
+        <w:t>________________________________________________________________</w:t>
+      </w:r>
+    </w:p>
+    <w:p>
+      <w:r>
+        <w:t>________________________________________________________________</w:t>
+      </w:r>
+    </w:p>
+    <w:p>
+      <w:r>
+        <w:t>________________________________________________________________</w:t>
+      </w:r>
+    </w:p>
+    <w:p>
+      <w:r>
+        <w:t>________________________________________________________________</w:t>
+      </w:r>
+    </w:p>
+    <w:p>
+      <w:r>
+        <w:t>________________________________________________________________</w:t>
+      </w:r>
+    </w:p>
+    <w:p>
+      <w:r>
+        <w:t>________________________________________________________________</w:t>
+      </w:r>
+    </w:p>
+    <w:p>
+      <w:pPr>
+        <w:spacing w:line="336" w:lineRule="auto" w:after="180"/>
+      </w:pPr>
+      <w:r>
+        <w:rPr>
+          <w:b w:val="0"/>
+        </w:rPr>
+        <w:t xml:space="preserve">Attempt this case before feedback. </w:t>
+      </w:r>
+      <w:r>
+        <w:rPr>
+          <w:b/>
+        </w:rPr>
+        <w:t>Record</w:t>
+      </w:r>
+      <w:r>
+        <w:rPr>
+          <w:b w:val="0"/>
+        </w:rPr>
+        <w:t xml:space="preserve"> any help. Earlier examples below are further practice; a case already practised with feedback cannot establish fresh transfer.</w:t>
+      </w:r>
+    </w:p>
+    <w:p>
+      <w:pPr>
+        <w:pStyle w:val="Heading2"/>
+      </w:pPr>
+      <w:r>
+        <w:t>Use feedback afterwards</w:t>
+      </w:r>
+    </w:p>
+    <w:p>
+      <w:pPr>
+        <w:spacing w:line="336" w:lineRule="auto" w:after="180"/>
+      </w:pPr>
+      <w:r>
+        <w:rPr>
+          <w:b w:val="0"/>
+        </w:rPr>
+        <w:t xml:space="preserve">Attempt the independent case before hints. </w:t>
+      </w:r>
+      <w:r>
+        <w:rPr>
+          <w:b/>
+        </w:rPr>
+        <w:t>Record</w:t>
+      </w:r>
+      <w:r>
+        <w:rPr>
+          <w:b w:val="0"/>
+        </w:rPr>
+        <w:t xml:space="preserve"> whether you worked alone, used a hint or followed a model. After feedback, fix the first unsupported step and explain why it changed.</w:t>
+      </w:r>
+    </w:p>
+    <w:p>
+      <w:pPr>
+        <w:spacing w:line="336" w:lineRule="auto" w:after="180"/>
+      </w:pPr>
+      <w:r>
+        <w:rPr>
+          <w:b w:val="0"/>
+        </w:rPr>
+        <w:t>A later check uses a changed case, not a copied answer.</w:t>
+      </w:r>
+    </w:p>
+    <w:p>
+      <w:pPr>
+        <w:pStyle w:val="Heading2"/>
+      </w:pPr>
+      <w:r>
+        <w:t>Additional practice · Earlier Green record transfer · reference / check after trying</w:t>
+      </w:r>
+    </w:p>
+    <w:p>
+      <w:pPr>
+        <w:spacing w:line="336" w:lineRule="auto" w:after="180"/>
+      </w:pPr>
+      <w:r>
+        <w:rPr>
+          <w:b w:val="0"/>
+        </w:rPr>
+        <w:t xml:space="preserve">Create a Green </w:t>
       </w:r>
       <w:r>
         <w:rPr>
@@ -2112,18 +2607,136 @@
         <w:rPr>
           <w:b w:val="0"/>
         </w:rPr>
-        <w:t>. Explain the error and repair it without adding a field.</w:t>
+        <w:t xml:space="preserve"> with capacity 15 and used 6. Pass its fields to remaining and store the result. Update used to 10 and repeat. Predict both results.</w:t>
+      </w:r>
+    </w:p>
+    <w:p>
+      <w:pPr>
+        <w:pStyle w:val="Heading3"/>
+      </w:pPr>
+      <w:r>
+        <w:t>My independent procedure, result and limitation</w:t>
+      </w:r>
+    </w:p>
+    <w:p>
+      <w:r>
+        <w:t>________________________________________________________________</w:t>
+      </w:r>
+    </w:p>
+    <w:p>
+      <w:r>
+        <w:t>________________________________________________________________</w:t>
+      </w:r>
+    </w:p>
+    <w:p>
+      <w:r>
+        <w:t>________________________________________________________________</w:t>
+      </w:r>
+    </w:p>
+    <w:p>
+      <w:r>
+        <w:t>________________________________________________________________</w:t>
+      </w:r>
+    </w:p>
+    <w:p>
+      <w:r>
+        <w:t>________________________________________________________________</w:t>
+      </w:r>
+    </w:p>
+    <w:p>
+      <w:r>
+        <w:t>________________________________________________________________</w:t>
+      </w:r>
+    </w:p>
+    <w:p>
+      <w:r>
+        <w:t>________________________________________________________________</w:t>
+      </w:r>
+    </w:p>
+    <w:p>
+      <w:r>
+        <w:t>________________________________________________________________</w:t>
       </w:r>
     </w:p>
     <w:p>
       <w:pPr>
         <w:spacing w:line="336" w:lineRule="auto" w:after="180"/>
       </w:pPr>
+      <w:r>
+        <w:rPr>
+          <w:b/>
+        </w:rPr>
+        <w:t>Record</w:t>
+      </w:r>
       <w:r>
         <w:rPr>
           <w:b w:val="0"/>
         </w:rPr>
-        <w:t xml:space="preserve">A </w:t>
+        <w:t xml:space="preserve"> support used: none, hint or teacher explanation. After feedback, a different case is needed to demonstrate independence.</w:t>
+      </w:r>
+    </w:p>
+    <w:p>
+      <w:pPr>
+        <w:pStyle w:val="Heading2"/>
+      </w:pPr>
+      <w:r>
+        <w:t>Earlier wording, alternatives and picture transcripts · reference / check after trying</w:t>
+      </w:r>
+    </w:p>
+    <w:p>
+      <w:pPr>
+        <w:pStyle w:val="Heading3"/>
+      </w:pPr>
+      <w:r>
+        <w:t>Independent case: Read, update and pass a dictionary record</w:t>
+      </w:r>
+    </w:p>
+    <w:p>
+      <w:pPr>
+        <w:pStyle w:val="Heading3"/>
+      </w:pPr>
+      <w:r>
+        <w:t>Attempt this without hints</w:t>
+      </w:r>
+    </w:p>
+    <w:p>
+      <w:pPr>
+        <w:pStyle w:val="Heading3"/>
+      </w:pPr>
+      <w:r>
+        <w:t>Use feedback to improve</w:t>
+      </w:r>
+    </w:p>
+    <w:p>
+      <w:pPr>
+        <w:pStyle w:val="Heading1"/>
+      </w:pPr>
+      <w:r>
+        <w:t>11. Keep keys, values and the record schema on the portfolio sheet</w:t>
+      </w:r>
+    </w:p>
+    <w:p>
+      <w:r>
+        <w:t>A field update changes stored data, not the world it describes.</w:t>
+      </w:r>
+    </w:p>
+    <w:p>
+      <w:pPr>
+        <w:pStyle w:val="Heading2"/>
+      </w:pPr>
+      <w:r>
+        <w:t>This week’s contribution</w:t>
+      </w:r>
+    </w:p>
+    <w:p>
+      <w:pPr>
+        <w:spacing w:line="336" w:lineRule="auto" w:after="180"/>
+      </w:pPr>
+      <w:r>
+        <w:rPr>
+          <w:b w:val="0"/>
+        </w:rPr>
+        <w:t xml:space="preserve">Add a labelled dictionaries and </w:t>
       </w:r>
       <w:r>
         <w:rPr>
@@ -2135,64 +2748,66 @@
         <w:rPr>
           <w:b w:val="0"/>
         </w:rPr>
-        <w:t xml:space="preserve"> has capacity 3 and used 4. It gives -1 spaces without an error. Should it be accepted? Explain.</w:t>
-      </w:r>
-    </w:p>
-    <w:p>
-      <w:pPr>
-        <w:pStyle w:val="Heading3"/>
-      </w:pPr>
-      <w:r>
-        <w:t>Explain which evidence supports your conclusion and which claim remains unproved.</w:t>
-      </w:r>
-    </w:p>
-    <w:p>
-      <w:r>
-        <w:t>________________________________________________________________</w:t>
-      </w:r>
-    </w:p>
-    <w:p>
-      <w:r>
-        <w:t>________________________________________________________________</w:t>
-      </w:r>
-    </w:p>
-    <w:p>
-      <w:r>
-        <w:t>________________________________________________________________</w:t>
-      </w:r>
-    </w:p>
-    <w:p>
-      <w:r>
-        <w:t>________________________________________________________________</w:t>
-      </w:r>
-    </w:p>
-    <w:p>
-      <w:r>
-        <w:t>________________________________________________________________</w:t>
-      </w:r>
-    </w:p>
-    <w:p>
-      <w:pPr>
-        <w:pStyle w:val="Heading1"/>
-      </w:pPr>
-      <w:r>
-        <w:t>11. Connect your project</w:t>
-      </w:r>
-    </w:p>
-    <w:p>
-      <w:r>
-        <w:t>Apply this week’s idea to Python readiness portfolio. Keep an annotated decision and the evidence supporting it.</w:t>
-      </w:r>
-    </w:p>
-    <w:p>
-      <w:pPr>
-        <w:spacing w:line="336" w:lineRule="auto" w:after="180"/>
-      </w:pPr>
+        <w:t xml:space="preserve">s </w:t>
+      </w:r>
+      <w:r>
+        <w:rPr>
+          <w:b/>
+        </w:rPr>
+        <w:t>evidence</w:t>
+      </w:r>
       <w:r>
         <w:rPr>
           <w:b w:val="0"/>
         </w:rPr>
-        <w:t xml:space="preserve">Add a labelled dictionaries and </w:t>
+        <w:t xml:space="preserve"> sheet to Python readiness portfolio. Show how you can read and update named </w:t>
+      </w:r>
+      <w:r>
+        <w:rPr>
+          <w:b/>
+        </w:rPr>
+        <w:t>dictionary</w:t>
+      </w:r>
+      <w:r>
+        <w:rPr>
+          <w:b w:val="0"/>
+        </w:rPr>
+        <w:t xml:space="preserve"> fields.</w:t>
+      </w:r>
+    </w:p>
+    <w:p>
+      <w:pPr>
+        <w:spacing w:line="336" w:lineRule="auto" w:after="180"/>
+      </w:pPr>
+      <w:r>
+        <w:rPr>
+          <w:b w:val="0"/>
+        </w:rPr>
+        <w:t xml:space="preserve">Use the supplied fictional case and keep its </w:t>
+      </w:r>
+      <w:r>
+        <w:rPr>
+          <w:b/>
+        </w:rPr>
+        <w:t>input</w:t>
+      </w:r>
+      <w:r>
+        <w:rPr>
+          <w:b w:val="0"/>
+        </w:rPr>
+        <w:t xml:space="preserve">s, intermediate steps, calculation or </w:t>
+      </w:r>
+      <w:r>
+        <w:rPr>
+          <w:b/>
+        </w:rPr>
+        <w:t>prediction</w:t>
+      </w:r>
+      <w:r>
+        <w:rPr>
+          <w:b w:val="0"/>
+        </w:rPr>
+        <w:t xml:space="preserve">, and limitation. Connect this </w:t>
       </w:r>
       <w:r>
         <w:rPr>
@@ -2204,66 +2819,7 @@
         <w:rPr>
           <w:b w:val="0"/>
         </w:rPr>
-        <w:t xml:space="preserve">s </w:t>
-      </w:r>
-      <w:r>
-        <w:rPr>
-          <w:b/>
-        </w:rPr>
-        <w:t>evidence</w:t>
-      </w:r>
-      <w:r>
-        <w:rPr>
-          <w:b w:val="0"/>
-        </w:rPr>
-        <w:t xml:space="preserve"> sheet to Python readiness portfolio. Show how you can read and update named </w:t>
-      </w:r>
-      <w:r>
-        <w:rPr>
-          <w:b/>
-        </w:rPr>
-        <w:t>dictionary</w:t>
-      </w:r>
-      <w:r>
-        <w:rPr>
-          <w:b w:val="0"/>
-        </w:rPr>
-        <w:t xml:space="preserve"> fields.</w:t>
-      </w:r>
-    </w:p>
-    <w:p>
-      <w:pPr>
-        <w:spacing w:line="336" w:lineRule="auto" w:after="180"/>
-      </w:pPr>
-      <w:r>
-        <w:rPr>
-          <w:b w:val="0"/>
-        </w:rPr>
-        <w:t xml:space="preserve">Use the supplied fictional case and keep its </w:t>
-      </w:r>
-      <w:r>
-        <w:rPr>
-          <w:b/>
-        </w:rPr>
-        <w:t>input</w:t>
-      </w:r>
-      <w:r>
-        <w:rPr>
-          <w:b w:val="0"/>
-        </w:rPr>
-        <w:t xml:space="preserve">s, intermediate steps, calculation or </w:t>
-      </w:r>
-      <w:r>
-        <w:rPr>
-          <w:b/>
-        </w:rPr>
-        <w:t>prediction</w:t>
-      </w:r>
-      <w:r>
-        <w:rPr>
-          <w:b w:val="0"/>
-        </w:rPr>
-        <w:t xml:space="preserve">, and limitation. Connect this </w:t>
+        <w:t xml:space="preserve"> to last week’s </w:t>
       </w:r>
       <w:r>
         <w:rPr>
@@ -2275,19 +2831,15 @@
         <w:rPr>
           <w:b w:val="0"/>
         </w:rPr>
-        <w:t xml:space="preserve"> to last week’s </w:t>
-      </w:r>
-      <w:r>
-        <w:rPr>
-          <w:b/>
-        </w:rPr>
-        <w:t>record</w:t>
-      </w:r>
-      <w:r>
-        <w:rPr>
-          <w:b w:val="0"/>
-        </w:rPr>
         <w:t>; a matching answer without a trace is insufficient.</w:t>
+      </w:r>
+    </w:p>
+    <w:p>
+      <w:pPr>
+        <w:pStyle w:val="Heading2"/>
+      </w:pPr>
+      <w:r>
+        <w:t>Project checkpoint and evidence</w:t>
       </w:r>
     </w:p>
     <w:tbl>
@@ -2408,14 +2960,6 @@
     </w:tbl>
     <w:p>
       <w:pPr>
-        <w:pStyle w:val="Heading3"/>
-      </w:pPr>
-      <w:r>
-        <w:t>Evidence for your project</w:t>
-      </w:r>
-    </w:p>
-    <w:p>
-      <w:pPr>
         <w:spacing w:line="336" w:lineRule="auto" w:after="180"/>
       </w:pPr>
       <w:r>
@@ -2451,15 +2995,88 @@
     </w:p>
     <w:p>
       <w:pPr>
+        <w:pStyle w:val="Heading2"/>
+      </w:pPr>
+      <w:r>
+        <w:t>Earlier wording, alternatives and picture transcripts · reference / check after trying</w:t>
+      </w:r>
+    </w:p>
+    <w:p>
+      <w:pPr>
+        <w:pStyle w:val="Heading3"/>
+      </w:pPr>
+      <w:r>
+        <w:t>Evidence for your project</w:t>
+      </w:r>
+    </w:p>
+    <w:p>
+      <w:pPr>
         <w:pStyle w:val="Heading1"/>
       </w:pPr>
       <w:r>
-        <w:t>12. Show what you know</w:t>
-      </w:r>
-    </w:p>
-    <w:p>
-      <w:r>
-        <w:t>Use a genuinely new case for independent evidence. Previously discussed examples remain practice; use the separately named independent case before feedback.</w:t>
+        <w:t>16. Finish: explain key presence, lookup value and schema validity</w:t>
+      </w:r>
+    </w:p>
+    <w:p>
+      <w:r>
+        <w:t>A record can be readable, populated and still invalid for the task.</w:t>
+      </w:r>
+    </w:p>
+    <w:p>
+      <w:pPr>
+        <w:pStyle w:val="Heading2"/>
+      </w:pPr>
+      <w:r>
+        <w:t>Explain without notes</w:t>
+      </w:r>
+    </w:p>
+    <w:p>
+      <w:pPr>
+        <w:pStyle w:val="ListBullet"/>
+      </w:pPr>
+      <w:r>
+        <w:t>Close your notes. Explain this goal in your own words: Read and update named dictionary fields</w:t>
+      </w:r>
+    </w:p>
+    <w:p>
+      <w:pPr>
+        <w:pStyle w:val="Heading3"/>
+      </w:pPr>
+      <w:r>
+        <w:t>My deciding step, evidence and one remaining question</w:t>
+      </w:r>
+    </w:p>
+    <w:p>
+      <w:r>
+        <w:t>________________________________________________________________</w:t>
+      </w:r>
+    </w:p>
+    <w:p>
+      <w:r>
+        <w:t>________________________________________________________________</w:t>
+      </w:r>
+    </w:p>
+    <w:p>
+      <w:r>
+        <w:t>________________________________________________________________</w:t>
+      </w:r>
+    </w:p>
+    <w:p>
+      <w:r>
+        <w:t>________________________________________________________________</w:t>
+      </w:r>
+    </w:p>
+    <w:p>
+      <w:r>
+        <w:t>________________________________________________________________</w:t>
+      </w:r>
+    </w:p>
+    <w:p>
+      <w:pPr>
+        <w:pStyle w:val="Heading2"/>
+      </w:pPr>
+      <w:r>
+        <w:t>Plan a changed-case return</w:t>
       </w:r>
     </w:p>
     <w:p>
@@ -2470,69 +3087,31 @@
         <w:rPr>
           <w:b w:val="0"/>
         </w:rPr>
-        <w:t xml:space="preserve">Named fields reduce position mistakes but do not prove that a </w:t>
+        <w:t xml:space="preserve">If you are unsure, return to the worked picture and explain one arrow. If you are ready, change an </w:t>
       </w:r>
       <w:r>
         <w:rPr>
           <w:b/>
         </w:rPr>
-        <w:t>record</w:t>
+        <w:t>input</w:t>
       </w:r>
       <w:r>
         <w:rPr>
           <w:b w:val="0"/>
         </w:rPr>
-        <w:t xml:space="preserve"> is accurate. A capacity of 2 with used of 5 is representable in a </w:t>
+        <w:t xml:space="preserve"> or assumption and justify your </w:t>
       </w:r>
       <w:r>
         <w:rPr>
           <w:b/>
         </w:rPr>
-        <w:t>dictionary</w:t>
+        <w:t>prediction</w:t>
       </w:r>
       <w:r>
         <w:rPr>
           <w:b w:val="0"/>
         </w:rPr>
-        <w:t xml:space="preserve"> and violates this schema.</w:t>
-      </w:r>
-    </w:p>
-    <w:p>
-      <w:pPr>
-        <w:pStyle w:val="Heading3"/>
-      </w:pPr>
-      <w:r>
-        <w:t>A record has capacity 3 and used 4. It gives -1 spaces without an error. Should it be accepted? Explain.</w:t>
-      </w:r>
-    </w:p>
-    <w:p>
-      <w:r>
-        <w:t>________________________________________________________________</w:t>
-      </w:r>
-    </w:p>
-    <w:p>
-      <w:r>
-        <w:t>________________________________________________________________</w:t>
-      </w:r>
-    </w:p>
-    <w:p>
-      <w:r>
-        <w:t>________________________________________________________________</w:t>
-      </w:r>
-    </w:p>
-    <w:p>
-      <w:r>
-        <w:t>________________________________________________________________</w:t>
-      </w:r>
-    </w:p>
-    <w:p>
-      <w:r>
-        <w:t>________________________________________________________________</w:t>
-      </w:r>
-    </w:p>
-    <w:p>
-      <w:r>
-        <w:t>________________________________________________________________</w:t>
+        <w:t>.</w:t>
       </w:r>
     </w:p>
     <w:p>
@@ -2543,26 +3122,371 @@
         <w:rPr>
           <w:b w:val="0"/>
         </w:rPr>
-        <w:t xml:space="preserve">A </w:t>
+        <w:t xml:space="preserve">Save your workbook </w:t>
       </w:r>
       <w:r>
         <w:rPr>
           <w:b/>
         </w:rPr>
-        <w:t>record</w:t>
+        <w:t>evidence</w:t>
       </w:r>
       <w:r>
         <w:rPr>
           <w:b w:val="0"/>
         </w:rPr>
-        <w:t xml:space="preserve"> has capacity 3 and used 4. It gives -1 spaces without an error. Should it be accepted? Explain.</w:t>
-      </w:r>
-    </w:p>
+        <w:t>. At the next review, try a different case before opening your old answer.</w:t>
+      </w:r>
+    </w:p>
+    <w:p>
+      <w:pPr>
+        <w:pStyle w:val="Heading1"/>
+      </w:pPr>
+      <w:r>
+        <w:t>Reference bank and extra practice</w:t>
+      </w:r>
+    </w:p>
+    <w:p>
+      <w:pPr>
+        <w:pStyle w:val="Heading1"/>
+      </w:pPr>
+      <w:r>
+        <w:t>05. Reference · The words used in this procedure</w:t>
+      </w:r>
+    </w:p>
+    <w:p>
+      <w:r>
+        <w:t>Explain each term using a particular code line.</w:t>
+      </w:r>
+    </w:p>
+    <w:p>
+      <w:pPr>
+        <w:pStyle w:val="Heading2"/>
+      </w:pPr>
+      <w:r>
+        <w:t>Vocabulary and response</w:t>
+      </w:r>
+    </w:p>
+    <w:tbl>
+      <w:tblPr>
+        <w:tblStyle w:val="LightShading-Accent1"/>
+        <w:tblW w:type="auto" w:w="0"/>
+        <w:tblLook w:firstColumn="1" w:firstRow="1" w:lastColumn="0" w:lastRow="0" w:noHBand="0" w:noVBand="1" w:val="04A0"/>
+      </w:tblPr>
+      <w:tblGrid>
+        <w:gridCol w:w="5112"/>
+        <w:gridCol w:w="5112"/>
+      </w:tblGrid>
+      <w:tr>
+        <w:trPr>
+          <w:tblHeader/>
+        </w:trPr>
+        <w:tc>
+          <w:tcPr>
+            <w:tcW w:type="dxa" w:w="5112"/>
+          </w:tcPr>
+          <w:p>
+            <w:r>
+              <w:t>Word</w:t>
+            </w:r>
+          </w:p>
+        </w:tc>
+        <w:tc>
+          <w:tcPr>
+            <w:tcW w:type="dxa" w:w="5112"/>
+          </w:tcPr>
+          <w:p>
+            <w:r>
+              <w:t>Meaning</w:t>
+            </w:r>
+          </w:p>
+        </w:tc>
+      </w:tr>
+      <w:tr>
+        <w:tc>
+          <w:tcPr>
+            <w:tcW w:type="dxa" w:w="5112"/>
+          </w:tcPr>
+          <w:p>
+            <w:r>
+              <w:t>Dictionary</w:t>
+            </w:r>
+          </w:p>
+        </w:tc>
+        <w:tc>
+          <w:tcPr>
+            <w:tcW w:type="dxa" w:w="5112"/>
+          </w:tcPr>
+          <w:p>
+            <w:r>
+              <w:t>A mapping from unique keys to values</w:t>
+            </w:r>
+          </w:p>
+        </w:tc>
+      </w:tr>
+      <w:tr>
+        <w:tc>
+          <w:tcPr>
+            <w:tcW w:type="dxa" w:w="5112"/>
+          </w:tcPr>
+          <w:p>
+            <w:r>
+              <w:t>Key</w:t>
+            </w:r>
+          </w:p>
+        </w:tc>
+        <w:tc>
+          <w:tcPr>
+            <w:tcW w:type="dxa" w:w="5112"/>
+          </w:tcPr>
+          <w:p>
+            <w:r>
+              <w:t>A name used to look up a value</w:t>
+            </w:r>
+          </w:p>
+        </w:tc>
+      </w:tr>
+      <w:tr>
+        <w:tc>
+          <w:tcPr>
+            <w:tcW w:type="dxa" w:w="5112"/>
+          </w:tcPr>
+          <w:p>
+            <w:r>
+              <w:t>Record</w:t>
+            </w:r>
+          </w:p>
+        </w:tc>
+        <w:tc>
+          <w:tcPr>
+            <w:tcW w:type="dxa" w:w="5112"/>
+          </w:tcPr>
+          <w:p>
+            <w:r>
+              <w:t>Related fields describing one item</w:t>
+            </w:r>
+          </w:p>
+        </w:tc>
+      </w:tr>
+      <w:tr>
+        <w:tc>
+          <w:tcPr>
+            <w:tcW w:type="dxa" w:w="5112"/>
+          </w:tcPr>
+          <w:p>
+            <w:r>
+              <w:t>KeyError</w:t>
+            </w:r>
+          </w:p>
+        </w:tc>
+        <w:tc>
+          <w:tcPr>
+            <w:tcW w:type="dxa" w:w="5112"/>
+          </w:tcPr>
+          <w:p>
+            <w:r>
+              <w:t>The error from looking up an absent dictionary key</w:t>
+            </w:r>
+          </w:p>
+        </w:tc>
+      </w:tr>
+    </w:tbl>
     <w:p>
       <w:pPr>
         <w:pStyle w:val="Heading3"/>
       </w:pPr>
       <w:r>
+        <w:t>Use two terms to explain a step in this week’s example.</w:t>
+      </w:r>
+    </w:p>
+    <w:p>
+      <w:r>
+        <w:t>________________________________________________________________</w:t>
+      </w:r>
+    </w:p>
+    <w:p>
+      <w:r>
+        <w:t>________________________________________________________________</w:t>
+      </w:r>
+    </w:p>
+    <w:p>
+      <w:r>
+        <w:t>________________________________________________________________</w:t>
+      </w:r>
+    </w:p>
+    <w:p>
+      <w:pPr>
+        <w:pStyle w:val="Heading1"/>
+      </w:pPr>
+      <w:r>
+        <w:t>10. Extra challenge · Explain, apply and challenge</w:t>
+      </w:r>
+    </w:p>
+    <w:p>
+      <w:r>
+        <w:t>Choose the next useful task after supported practice.</w:t>
+      </w:r>
+    </w:p>
+    <w:p>
+      <w:pPr>
+        <w:pStyle w:val="Heading2"/>
+      </w:pPr>
+      <w:r>
+        <w:t>Choose a challenge</w:t>
+      </w:r>
+    </w:p>
+    <w:p>
+      <w:pPr>
+        <w:pStyle w:val="ListBullet"/>
+      </w:pPr>
+      <w:r>
+        <w:t>For {"name": "Red", "capacity": 9, "used": 2}, state the keys, value of used and remaining spaces.</w:t>
+      </w:r>
+    </w:p>
+    <w:p>
+      <w:pPr>
+        <w:pStyle w:val="ListBullet"/>
+      </w:pPr>
+      <w:r>
+        <w:t>The code reads record["Used"] from the Red record. Explain the error and repair it without adding a field.</w:t>
+      </w:r>
+    </w:p>
+    <w:p>
+      <w:pPr>
+        <w:pStyle w:val="ListBullet"/>
+      </w:pPr>
+      <w:r>
+        <w:t>A record has capacity 3 and used 4. It gives -1 spaces without an error. Should it be accepted? Explain.</w:t>
+      </w:r>
+    </w:p>
+    <w:p>
+      <w:pPr>
+        <w:pStyle w:val="Heading3"/>
+      </w:pPr>
+      <w:r>
+        <w:t>Explain which evidence supports your conclusion and which claim remains unproved.</w:t>
+      </w:r>
+    </w:p>
+    <w:p>
+      <w:r>
+        <w:t>________________________________________________________________</w:t>
+      </w:r>
+    </w:p>
+    <w:p>
+      <w:r>
+        <w:t>________________________________________________________________</w:t>
+      </w:r>
+    </w:p>
+    <w:p>
+      <w:r>
+        <w:t>________________________________________________________________</w:t>
+      </w:r>
+    </w:p>
+    <w:p>
+      <w:r>
+        <w:t>________________________________________________________________</w:t>
+      </w:r>
+    </w:p>
+    <w:p>
+      <w:r>
+        <w:t>________________________________________________________________</w:t>
+      </w:r>
+    </w:p>
+    <w:p>
+      <w:pPr>
+        <w:pStyle w:val="Heading2"/>
+      </w:pPr>
+      <w:r>
+        <w:t>Earlier wording, alternatives and picture transcripts · reference / check after trying</w:t>
+      </w:r>
+    </w:p>
+    <w:p>
+      <w:pPr>
+        <w:pStyle w:val="Heading3"/>
+      </w:pPr>
+      <w:r>
+        <w:t>Explain → apply → challenge</w:t>
+      </w:r>
+    </w:p>
+    <w:p>
+      <w:pPr>
+        <w:pStyle w:val="Heading1"/>
+      </w:pPr>
+      <w:r>
+        <w:t>12. Reference · Inspect your evidence</w:t>
+      </w:r>
+    </w:p>
+    <w:p>
+      <w:r>
+        <w:t>Use the record after practice rather than revealing the independent answer.</w:t>
+      </w:r>
+    </w:p>
+    <w:p>
+      <w:pPr>
+        <w:pStyle w:val="Heading2"/>
+      </w:pPr>
+      <w:r>
+        <w:t>Self-check and explanation</w:t>
+      </w:r>
+    </w:p>
+    <w:p>
+      <w:pPr>
+        <w:pStyle w:val="ListBullet"/>
+      </w:pPr>
+      <w:r>
+        <w:t>Named fields reduce position mistakes but do not prove that a record is accurate. A capacity of 2 with used of 5 is representable in a dictionary and violates this schema.</w:t>
+      </w:r>
+    </w:p>
+    <w:p>
+      <w:pPr>
+        <w:pStyle w:val="Heading3"/>
+      </w:pPr>
+      <w:r>
+        <w:t>A record has capacity 3 and used 4. It gives -1 spaces without an error. Should it be accepted? Explain.</w:t>
+      </w:r>
+    </w:p>
+    <w:p>
+      <w:r>
+        <w:t>________________________________________________________________</w:t>
+      </w:r>
+    </w:p>
+    <w:p>
+      <w:r>
+        <w:t>________________________________________________________________</w:t>
+      </w:r>
+    </w:p>
+    <w:p>
+      <w:r>
+        <w:t>________________________________________________________________</w:t>
+      </w:r>
+    </w:p>
+    <w:p>
+      <w:r>
+        <w:t>________________________________________________________________</w:t>
+      </w:r>
+    </w:p>
+    <w:p>
+      <w:r>
+        <w:t>________________________________________________________________</w:t>
+      </w:r>
+    </w:p>
+    <w:p>
+      <w:r>
+        <w:t>________________________________________________________________</w:t>
+      </w:r>
+    </w:p>
+    <w:p>
+      <w:pPr>
+        <w:pStyle w:val="ListBullet"/>
+      </w:pPr>
+      <w:r>
+        <w:t>A record has capacity 3 and used 4. It gives -1 spaces without an error. Should it be accepted? Explain.</w:t>
+      </w:r>
+    </w:p>
+    <w:p>
+      <w:pPr>
+        <w:pStyle w:val="Heading3"/>
+      </w:pPr>
+      <w:r>
         <w:t>My limited claim and a useful next check</w:t>
       </w:r>
     </w:p>
@@ -2591,12 +3515,28 @@
         <w:pStyle w:val="Heading1"/>
       </w:pPr>
       <w:r>
-        <w:t>13. Study a complete case</w:t>
-      </w:r>
-    </w:p>
-    <w:p>
-      <w:r>
-        <w:t>Revisit the complete Dictionaries and records case for supported practice. Repeated examples do not become fresh assessments.</w:t>
+        <w:t>13. Extra practice · A complete trace</w:t>
+      </w:r>
+    </w:p>
+    <w:p>
+      <w:r>
+        <w:t>Predict before opening the supplied trace.</w:t>
+      </w:r>
+    </w:p>
+    <w:p>
+      <w:pPr>
+        <w:pStyle w:val="Heading2"/>
+      </w:pPr>
+      <w:r>
+        <w:t>Explain the input and procedure</w:t>
+      </w:r>
+    </w:p>
+    <w:p>
+      <w:pPr>
+        <w:pStyle w:val="ListBullet"/>
+      </w:pPr>
+      <w:r>
+        <w:t>Follow the input through the stated procedure to its result. Cover the result first, predict it, then explain every intermediate step. The text/table accompanies the figure so the example can be read without colour.</w:t>
       </w:r>
     </w:p>
     <w:p>
@@ -2604,7 +3544,45 @@
         <w:pStyle w:val="Heading3"/>
       </w:pPr>
       <w:r>
-        <w:t>Complete evidence record</w:t>
+        <w:t>My complete trace of the worked case</w:t>
+      </w:r>
+    </w:p>
+    <w:p>
+      <w:r>
+        <w:t>________________________________________________________________</w:t>
+      </w:r>
+    </w:p>
+    <w:p>
+      <w:r>
+        <w:t>________________________________________________________________</w:t>
+      </w:r>
+    </w:p>
+    <w:p>
+      <w:r>
+        <w:t>________________________________________________________________</w:t>
+      </w:r>
+    </w:p>
+    <w:p>
+      <w:r>
+        <w:t>________________________________________________________________</w:t>
+      </w:r>
+    </w:p>
+    <w:p>
+      <w:r>
+        <w:t>________________________________________________________________</w:t>
+      </w:r>
+    </w:p>
+    <w:p>
+      <w:r>
+        <w:t>________________________________________________________________</w:t>
+      </w:r>
+    </w:p>
+    <w:p>
+      <w:pPr>
+        <w:pStyle w:val="Heading2"/>
+      </w:pPr>
+      <w:r>
+        <w:t>Check the complete trace · reference / check after trying</w:t>
       </w:r>
     </w:p>
     <w:p>
@@ -2733,25 +3711,10 @@
     </w:p>
     <w:p>
       <w:pPr>
-        <w:spacing w:line="336" w:lineRule="auto" w:after="180"/>
-      </w:pPr>
-      <w:r>
-        <w:rPr>
-          <w:b w:val="0"/>
-        </w:rPr>
-        <w:t xml:space="preserve">Follow the </w:t>
-      </w:r>
-      <w:r>
-        <w:rPr>
-          <w:b/>
-        </w:rPr>
-        <w:t>input</w:t>
-      </w:r>
-      <w:r>
-        <w:rPr>
-          <w:b w:val="0"/>
-        </w:rPr>
-        <w:t xml:space="preserve"> through the stated procedure to its result. Cover the result first, predict it, then explain every intermediate step. The text/table accompanies the figure so the example can be read without colour.</w:t>
+        <w:pStyle w:val="Heading2"/>
+      </w:pPr>
+      <w:r>
+        <w:t>Earlier wording, alternatives and picture transcripts · reference / check after trying</w:t>
       </w:r>
     </w:p>
     <w:p>
@@ -2759,37 +3722,7 @@
         <w:pStyle w:val="Heading3"/>
       </w:pPr>
       <w:r>
-        <w:t>My complete trace of the worked case</w:t>
-      </w:r>
-    </w:p>
-    <w:p>
-      <w:r>
-        <w:t>________________________________________________________________</w:t>
-      </w:r>
-    </w:p>
-    <w:p>
-      <w:r>
-        <w:t>________________________________________________________________</w:t>
-      </w:r>
-    </w:p>
-    <w:p>
-      <w:r>
-        <w:t>________________________________________________________________</w:t>
-      </w:r>
-    </w:p>
-    <w:p>
-      <w:r>
-        <w:t>________________________________________________________________</w:t>
-      </w:r>
-    </w:p>
-    <w:p>
-      <w:r>
-        <w:t>________________________________________________________________</w:t>
-      </w:r>
-    </w:p>
-    <w:p>
-      <w:r>
-        <w:t>________________________________________________________________</w:t>
+        <w:t>Complete evidence record</w:t>
       </w:r>
     </w:p>
     <w:p>
@@ -2797,336 +3730,20 @@
         <w:pStyle w:val="Heading1"/>
       </w:pPr>
       <w:r>
-        <w:t>14. Try a new case independently</w:t>
-      </w:r>
-    </w:p>
-    <w:p>
-      <w:r>
-        <w:t>Attempt the reserved new case before feedback. Record support; the earlier examples below remain additional practice.</w:t>
-      </w:r>
-    </w:p>
-    <w:p>
-      <w:pPr>
-        <w:pStyle w:val="Heading3"/>
-      </w:pPr>
-      <w:r>
-        <w:t>Independent case: Read, update and pass a dictionary record</w:t>
-      </w:r>
-    </w:p>
-    <w:p>
-      <w:pPr>
-        <w:spacing w:line="336" w:lineRule="auto" w:after="180"/>
-        <w:shd w:fill="F5F1FB"/>
-      </w:pPr>
-      <w:r>
-        <w:rPr>
-          <w:b w:val="0"/>
-        </w:rPr>
-        <w:t xml:space="preserve">Predict the three </w:t>
-      </w:r>
-      <w:r>
-        <w:rPr>
-          <w:b/>
-        </w:rPr>
-        <w:t>output</w:t>
-      </w:r>
-      <w:r>
-        <w:rPr>
-          <w:b w:val="0"/>
-        </w:rPr>
-        <w:t xml:space="preserve">s and trace the named-field update. Explain why zero and a missing count produce different results. If the condition becomes if not count, which supplied </w:t>
-      </w:r>
-      <w:r>
-        <w:rPr>
-          <w:b/>
-        </w:rPr>
-        <w:t>record</w:t>
-      </w:r>
-      <w:r>
-        <w:rPr>
-          <w:b w:val="0"/>
-        </w:rPr>
-        <w:t xml:space="preserve"> is first handled incorrectly?</w:t>
-      </w:r>
-    </w:p>
-    <w:p>
-      <w:r>
-        <w:rPr>
-          <w:rFonts w:ascii="Courier New" w:hAnsi="Courier New"/>
-          <w:sz w:val="18"/>
-        </w:rPr>
-        <w:t>def describe(record):</w:t>
-        <w:br/>
-        <w:t xml:space="preserve">    count = record.get("count")</w:t>
-        <w:br/>
-        <w:t xml:space="preserve">    if count is None:</w:t>
-        <w:br/>
-        <w:t xml:space="preserve">        return "missing"</w:t>
-        <w:br/>
-        <w:t xml:space="preserve">    return count</w:t>
-        <w:br/>
-        <w:t>record = {"count": 0}</w:t>
-        <w:br/>
-        <w:t>print(describe(record))</w:t>
-        <w:br/>
-        <w:t>record["count"] = 3</w:t>
-        <w:br/>
-        <w:t>print(describe(record))</w:t>
-        <w:br/>
-        <w:t>print(describe({}))</w:t>
-        <w:br/>
-      </w:r>
-    </w:p>
-    <w:p>
-      <w:pPr>
-        <w:pStyle w:val="Heading3"/>
-      </w:pPr>
-      <w:r>
-        <w:t>My independent explanation, trace and limits</w:t>
-      </w:r>
-    </w:p>
-    <w:p>
-      <w:r>
-        <w:t>________________________________________________________________</w:t>
-      </w:r>
-    </w:p>
-    <w:p>
-      <w:r>
-        <w:t>________________________________________________________________</w:t>
-      </w:r>
-    </w:p>
-    <w:p>
-      <w:r>
-        <w:t>________________________________________________________________</w:t>
-      </w:r>
-    </w:p>
-    <w:p>
-      <w:r>
-        <w:t>________________________________________________________________</w:t>
-      </w:r>
-    </w:p>
-    <w:p>
-      <w:r>
-        <w:t>________________________________________________________________</w:t>
-      </w:r>
-    </w:p>
-    <w:p>
-      <w:r>
-        <w:t>________________________________________________________________</w:t>
-      </w:r>
-    </w:p>
-    <w:p>
-      <w:r>
-        <w:t>________________________________________________________________</w:t>
-      </w:r>
-    </w:p>
-    <w:p>
-      <w:pPr>
-        <w:spacing w:line="336" w:lineRule="auto" w:after="180"/>
-      </w:pPr>
-      <w:r>
-        <w:rPr>
-          <w:b w:val="0"/>
-        </w:rPr>
-        <w:t xml:space="preserve">Attempt this case before feedback. </w:t>
-      </w:r>
-      <w:r>
-        <w:rPr>
-          <w:b/>
-        </w:rPr>
-        <w:t>Record</w:t>
-      </w:r>
-      <w:r>
-        <w:rPr>
-          <w:b w:val="0"/>
-        </w:rPr>
-        <w:t xml:space="preserve"> any help. Earlier examples below are further practice; a case already practised with feedback cannot establish fresh transfer.</w:t>
-      </w:r>
-    </w:p>
-    <w:p>
-      <w:pPr>
-        <w:pStyle w:val="Heading3"/>
-      </w:pPr>
-      <w:r>
-        <w:t>Attempt this without hints</w:t>
-      </w:r>
-    </w:p>
-    <w:p>
-      <w:pPr>
-        <w:spacing w:line="336" w:lineRule="auto" w:after="180"/>
-      </w:pPr>
-      <w:r>
-        <w:rPr>
-          <w:b w:val="0"/>
-        </w:rPr>
-        <w:t xml:space="preserve">Create a Green </w:t>
-      </w:r>
-      <w:r>
-        <w:rPr>
-          <w:b/>
-        </w:rPr>
-        <w:t>record</w:t>
-      </w:r>
-      <w:r>
-        <w:rPr>
-          <w:b w:val="0"/>
-        </w:rPr>
-        <w:t xml:space="preserve"> with capacity 15 and used 6. Pass its fields to remaining and store the result. Update used to 10 and repeat. Predict both results.</w:t>
-      </w:r>
-    </w:p>
-    <w:p>
-      <w:pPr>
-        <w:pStyle w:val="Heading3"/>
-      </w:pPr>
-      <w:r>
-        <w:t>My independent procedure, result and limitation</w:t>
-      </w:r>
-    </w:p>
-    <w:p>
-      <w:r>
-        <w:t>________________________________________________________________</w:t>
-      </w:r>
-    </w:p>
-    <w:p>
-      <w:r>
-        <w:t>________________________________________________________________</w:t>
-      </w:r>
-    </w:p>
-    <w:p>
-      <w:r>
-        <w:t>________________________________________________________________</w:t>
-      </w:r>
-    </w:p>
-    <w:p>
-      <w:r>
-        <w:t>________________________________________________________________</w:t>
-      </w:r>
-    </w:p>
-    <w:p>
-      <w:r>
-        <w:t>________________________________________________________________</w:t>
-      </w:r>
-    </w:p>
-    <w:p>
-      <w:r>
-        <w:t>________________________________________________________________</w:t>
-      </w:r>
-    </w:p>
-    <w:p>
-      <w:r>
-        <w:t>________________________________________________________________</w:t>
-      </w:r>
-    </w:p>
-    <w:p>
-      <w:r>
-        <w:t>________________________________________________________________</w:t>
-      </w:r>
-    </w:p>
-    <w:p>
-      <w:pPr>
-        <w:spacing w:line="336" w:lineRule="auto" w:after="180"/>
-      </w:pPr>
-      <w:r>
-        <w:rPr>
-          <w:b/>
-        </w:rPr>
-        <w:t>Record</w:t>
-      </w:r>
-      <w:r>
-        <w:rPr>
-          <w:b w:val="0"/>
-        </w:rPr>
-        <w:t xml:space="preserve"> support used: none, hint or teacher explanation. After feedback, a different case is needed to demonstrate independence.</w:t>
-      </w:r>
-    </w:p>
-    <w:p>
-      <w:pPr>
-        <w:pStyle w:val="Heading3"/>
-      </w:pPr>
-      <w:r>
-        <w:t>Use feedback to improve</w:t>
-      </w:r>
-    </w:p>
-    <w:p>
-      <w:pPr>
-        <w:spacing w:line="336" w:lineRule="auto" w:after="180"/>
-      </w:pPr>
-      <w:r>
-        <w:rPr>
-          <w:b w:val="0"/>
-        </w:rPr>
-        <w:t xml:space="preserve">Attempt the independent case before hints. </w:t>
-      </w:r>
-      <w:r>
-        <w:rPr>
-          <w:b/>
-        </w:rPr>
-        <w:t>Record</w:t>
-      </w:r>
-      <w:r>
-        <w:rPr>
-          <w:b w:val="0"/>
-        </w:rPr>
-        <w:t xml:space="preserve"> whether you worked alone, used a hint or followed a model. After feedback, fix the first unsupported step and explain why it changed.</w:t>
-      </w:r>
-    </w:p>
-    <w:p>
-      <w:pPr>
-        <w:spacing w:line="336" w:lineRule="auto" w:after="180"/>
-      </w:pPr>
-      <w:r>
-        <w:rPr>
-          <w:b w:val="0"/>
-        </w:rPr>
-        <w:t>A later check uses a changed case, not a copied answer.</w:t>
-      </w:r>
-    </w:p>
-    <w:p>
-      <w:pPr>
-        <w:pStyle w:val="Heading1"/>
-      </w:pPr>
-      <w:r>
-        <w:t>15. Your lesson route</w:t>
-      </w:r>
-    </w:p>
-    <w:p>
-      <w:r>
-        <w:t>Use this map to navigate Dictionaries and records, connect the goals to tasks and keep one evidence record for each attempt.</w:t>
-      </w:r>
-    </w:p>
-    <w:p>
-      <w:pPr>
-        <w:spacing w:line="336" w:lineRule="auto" w:after="180"/>
-      </w:pPr>
-      <w:r>
-        <w:rPr>
-          <w:b w:val="0"/>
-        </w:rPr>
-        <w:t xml:space="preserve">Start with this question: A zero field is still present. A </w:t>
-      </w:r>
-      <w:r>
-        <w:rPr>
-          <w:b/>
-        </w:rPr>
-        <w:t>dictionary</w:t>
-      </w:r>
-      <w:r>
-        <w:rPr>
-          <w:b w:val="0"/>
-        </w:rPr>
-        <w:t xml:space="preserve"> </w:t>
-      </w:r>
-      <w:r>
-        <w:rPr>
-          <w:b/>
-        </w:rPr>
-        <w:t>record</w:t>
-      </w:r>
-      <w:r>
-        <w:rPr>
-          <w:b w:val="0"/>
-        </w:rPr>
-        <w:t xml:space="preserve"> describes a shelf. The program distinguishes missing data from an actual zero.</w:t>
+        <w:t>15. Reference · Earlier route checklist</w:t>
+      </w:r>
+    </w:p>
+    <w:p>
+      <w:r>
+        <w:t>Keep one main lesson route and use this as a reminder.</w:t>
+      </w:r>
+    </w:p>
+    <w:p>
+      <w:pPr>
+        <w:pStyle w:val="Heading2"/>
+      </w:pPr>
+      <w:r>
+        <w:t>Checklist and first prediction</w:t>
       </w:r>
     </w:p>
     <w:tbl>
@@ -3291,15 +3908,10 @@
     </w:p>
     <w:p>
       <w:pPr>
-        <w:pStyle w:val="Heading1"/>
-      </w:pPr>
-      <w:r>
-        <w:t>16. Finish and return</w:t>
-      </w:r>
-    </w:p>
-    <w:p>
-      <w:r>
-        <w:t>Explain Dictionaries and records without notes, identify a remaining question and plan a later check with a changed case.</w:t>
+        <w:pStyle w:val="Heading2"/>
+      </w:pPr>
+      <w:r>
+        <w:t>Earlier wording, alternatives and picture transcripts · reference / check after trying</w:t>
       </w:r>
     </w:p>
     <w:p>
@@ -3310,7 +3922,7 @@
         <w:rPr>
           <w:b w:val="0"/>
         </w:rPr>
-        <w:t xml:space="preserve">Close your notes. Explain this goal in your own words: Read and update named </w:t>
+        <w:t xml:space="preserve">Start with this question: A zero field is still present. A </w:t>
       </w:r>
       <w:r>
         <w:rPr>
@@ -3322,51 +3934,412 @@
         <w:rPr>
           <w:b w:val="0"/>
         </w:rPr>
-        <w:t xml:space="preserve"> fields</w:t>
-      </w:r>
-    </w:p>
-    <w:p>
-      <w:pPr>
-        <w:pStyle w:val="Heading3"/>
-      </w:pPr>
-      <w:r>
-        <w:t>My deciding step, evidence and one remaining question</w:t>
-      </w:r>
-    </w:p>
-    <w:p>
-      <w:r>
-        <w:t>________________________________________________________________</w:t>
-      </w:r>
-    </w:p>
-    <w:p>
-      <w:r>
-        <w:t>________________________________________________________________</w:t>
-      </w:r>
-    </w:p>
-    <w:p>
-      <w:r>
-        <w:t>________________________________________________________________</w:t>
-      </w:r>
-    </w:p>
-    <w:p>
-      <w:r>
-        <w:t>________________________________________________________________</w:t>
-      </w:r>
-    </w:p>
-    <w:p>
-      <w:r>
-        <w:t>________________________________________________________________</w:t>
-      </w:r>
-    </w:p>
-    <w:p>
-      <w:pPr>
-        <w:spacing w:line="336" w:lineRule="auto" w:after="180"/>
-      </w:pPr>
+        <w:t xml:space="preserve"> </w:t>
+      </w:r>
+      <w:r>
+        <w:rPr>
+          <w:b/>
+        </w:rPr>
+        <w:t>record</w:t>
+      </w:r>
       <w:r>
         <w:rPr>
           <w:b w:val="0"/>
         </w:rPr>
-        <w:t xml:space="preserve">If you are unsure, return to the worked picture and explain one arrow. If you are ready, change an </w:t>
+        <w:t xml:space="preserve"> describes a shelf. The program distinguishes missing data from an actual zero.</w:t>
+      </w:r>
+    </w:p>
+    <w:p>
+      <w:pPr>
+        <w:pStyle w:val="Heading1"/>
+      </w:pPr>
+      <w:r>
+        <w:t>17. Extra practice · Predict, check and repair</w:t>
+      </w:r>
+    </w:p>
+    <w:p>
+      <w:r>
+        <w:t>Use only after an attempt; keep the reserved assessment separate.</w:t>
+      </w:r>
+    </w:p>
+    <w:p>
+      <w:pPr>
+        <w:pStyle w:val="Heading2"/>
+      </w:pPr>
+      <w:r>
+        <w:t>First question and hint</w:t>
+      </w:r>
+    </w:p>
+    <w:p>
+      <w:pPr>
+        <w:pStyle w:val="ListBullet"/>
+      </w:pPr>
+      <w:r>
+        <w:t>A zero field is still present. A dictionary record describes a shelf. The program distinguishes missing data from an actual zero.</w:t>
+      </w:r>
+    </w:p>
+    <w:p>
+      <w:pPr>
+        <w:pStyle w:val="Heading3"/>
+      </w:pPr>
+      <w:r>
+        <w:t>Practice 1: explain the deciding evidence</w:t>
+      </w:r>
+    </w:p>
+    <w:p>
+      <w:pPr>
+        <w:pStyle w:val="ListBullet"/>
+      </w:pPr>
+      <w:r>
+        <w:t>Which labelled step matches this detail? "count" in shelf is True even though its value is zero.</w:t>
+      </w:r>
+    </w:p>
+    <w:p>
+      <w:pPr>
+        <w:pStyle w:val="ListBullet"/>
+      </w:pPr>
+      <w:r>
+        <w:t>1. Test key membership</w:t>
+      </w:r>
+    </w:p>
+    <w:p>
+      <w:pPr>
+        <w:pStyle w:val="ListBullet"/>
+      </w:pPr>
+      <w:r>
+        <w:t>2. Read an absent field</w:t>
+      </w:r>
+    </w:p>
+    <w:p>
+      <w:pPr>
+        <w:pStyle w:val="ListBullet"/>
+      </w:pPr>
+      <w:r>
+        <w:t>3. Read a stored field</w:t>
+      </w:r>
+    </w:p>
+    <w:p>
+      <w:pPr>
+        <w:pStyle w:val="Heading3"/>
+      </w:pPr>
+      <w:r>
+        <w:t>My selected conclusion, deciding fact and explanation</w:t>
+      </w:r>
+    </w:p>
+    <w:p>
+      <w:r>
+        <w:t>________________________________________________________________</w:t>
+      </w:r>
+    </w:p>
+    <w:p>
+      <w:r>
+        <w:t>________________________________________________________________</w:t>
+      </w:r>
+    </w:p>
+    <w:p>
+      <w:r>
+        <w:t>________________________________________________________________</w:t>
+      </w:r>
+    </w:p>
+    <w:p>
+      <w:r>
+        <w:t>________________________________________________________________</w:t>
+      </w:r>
+    </w:p>
+    <w:p>
+      <w:r>
+        <w:t>________________________________________________________________</w:t>
+      </w:r>
+    </w:p>
+    <w:p>
+      <w:pPr>
+        <w:pStyle w:val="ListBullet"/>
+      </w:pPr>
+      <w:r>
+        <w:t>Hint if needed: Read the steps in the pictorial case. Match the supplied detail to the stage that performs or records it.</w:t>
+      </w:r>
+    </w:p>
+    <w:p>
+      <w:pPr>
+        <w:pStyle w:val="Heading2"/>
+      </w:pPr>
+      <w:r>
+        <w:t>Check the first explanation · reference / check after trying</w:t>
+      </w:r>
+    </w:p>
+    <w:p>
+      <w:pPr>
+        <w:spacing w:line="336" w:lineRule="auto" w:after="180"/>
+      </w:pPr>
+      <w:r>
+        <w:rPr>
+          <w:b w:val="0"/>
+        </w:rPr>
+        <w:t xml:space="preserve">After your attempt, compare with the supported explanation: Test key membership "count" in shelf is True even though its value is zero. </w:t>
+      </w:r>
+      <w:r>
+        <w:rPr>
+          <w:b/>
+        </w:rPr>
+        <w:t>Dictionary</w:t>
+      </w:r>
+      <w:r>
+        <w:rPr>
+          <w:b w:val="0"/>
+        </w:rPr>
+        <w:t xml:space="preserve"> keys name fields.</w:t>
+      </w:r>
+    </w:p>
+    <w:p>
+      <w:pPr>
+        <w:spacing w:line="336" w:lineRule="auto" w:after="180"/>
+      </w:pPr>
+      <w:r>
+        <w:rPr>
+          <w:b w:val="0"/>
+        </w:rPr>
+        <w:t>Presence is different from truthiness of a value; a measured zero should not be discarded as if the field were absent.</w:t>
+      </w:r>
+    </w:p>
+    <w:p>
+      <w:pPr>
+        <w:pStyle w:val="Heading2"/>
+      </w:pPr>
+      <w:r>
+        <w:t>Changed-case question and hint</w:t>
+      </w:r>
+    </w:p>
+    <w:p>
+      <w:pPr>
+        <w:pStyle w:val="Heading3"/>
+      </w:pPr>
+      <w:r>
+        <w:t>Practice 2: explain the deciding evidence</w:t>
+      </w:r>
+    </w:p>
+    <w:p>
+      <w:pPr>
+        <w:pStyle w:val="ListBullet"/>
+      </w:pPr>
+      <w:r>
+        <w:t>Changed-case practice: Add the field price with value 0. Which conclusion is supported by the supplied facts?</w:t>
+      </w:r>
+    </w:p>
+    <w:p>
+      <w:pPr>
+        <w:pStyle w:val="ListBullet"/>
+      </w:pPr>
+      <w:r>
+        <w:t>1. The price lookup now returns 0 instead of None.</w:t>
+      </w:r>
+    </w:p>
+    <w:p>
+      <w:pPr>
+        <w:pStyle w:val="ListBullet"/>
+      </w:pPr>
+      <w:r>
+        <w:t>2. We can decide the result without examining the changed input or the procedure.</w:t>
+      </w:r>
+    </w:p>
+    <w:p>
+      <w:pPr>
+        <w:pStyle w:val="ListBullet"/>
+      </w:pPr>
+      <w:r>
+        <w:t>3. This one example guarantees correct results for every future input.</w:t>
+      </w:r>
+    </w:p>
+    <w:p>
+      <w:pPr>
+        <w:pStyle w:val="Heading3"/>
+      </w:pPr>
+      <w:r>
+        <w:t>My selected conclusion, deciding fact and explanation</w:t>
+      </w:r>
+    </w:p>
+    <w:p>
+      <w:r>
+        <w:t>________________________________________________________________</w:t>
+      </w:r>
+    </w:p>
+    <w:p>
+      <w:r>
+        <w:t>________________________________________________________________</w:t>
+      </w:r>
+    </w:p>
+    <w:p>
+      <w:r>
+        <w:t>________________________________________________________________</w:t>
+      </w:r>
+    </w:p>
+    <w:p>
+      <w:r>
+        <w:t>________________________________________________________________</w:t>
+      </w:r>
+    </w:p>
+    <w:p>
+      <w:r>
+        <w:t>________________________________________________________________</w:t>
+      </w:r>
+    </w:p>
+    <w:p>
+      <w:pPr>
+        <w:pStyle w:val="ListBullet"/>
+      </w:pPr>
+      <w:r>
+        <w:t>Hint if needed: Use the changed condition and the deciding step in the pictorial trace. The answer must say what follows from those facts.</w:t>
+      </w:r>
+    </w:p>
+    <w:p>
+      <w:pPr>
+        <w:pStyle w:val="Heading2"/>
+      </w:pPr>
+      <w:r>
+        <w:t>Check the changed explanation · reference / check after trying</w:t>
+      </w:r>
+    </w:p>
+    <w:p>
+      <w:pPr>
+        <w:spacing w:line="336" w:lineRule="auto" w:after="180"/>
+      </w:pPr>
+      <w:r>
+        <w:rPr>
+          <w:b w:val="0"/>
+        </w:rPr>
+        <w:t xml:space="preserve">After your attempt, compare with the supported explanation: The price lookup now returns 0 instead of None. A </w:t>
+      </w:r>
+      <w:r>
+        <w:rPr>
+          <w:b/>
+        </w:rPr>
+        <w:t>record</w:t>
+      </w:r>
+      <w:r>
+        <w:rPr>
+          <w:b w:val="0"/>
+        </w:rPr>
+        <w:t>ed zero is a present value, whereas the earlier lookup had no field.</w:t>
+      </w:r>
+    </w:p>
+    <w:p>
+      <w:pPr>
+        <w:pStyle w:val="Heading2"/>
+      </w:pPr>
+      <w:r>
+        <w:t>Repair and keep the record</w:t>
+      </w:r>
+    </w:p>
+    <w:p>
+      <w:pPr>
+        <w:spacing w:line="336" w:lineRule="auto" w:after="180"/>
+      </w:pPr>
+      <w:r>
+        <w:rPr>
+          <w:b w:val="0"/>
+        </w:rPr>
+        <w:t>Review Return values and local state (python-bridge/9). Goal: Use a returned value in a later calculation. Short practice: Trace the two returned values and explain why first stays seven.</w:t>
+      </w:r>
+    </w:p>
+    <w:p>
+      <w:pPr>
+        <w:spacing w:line="336" w:lineRule="auto" w:after="180"/>
+      </w:pPr>
+      <w:r>
+        <w:rPr>
+          <w:b w:val="0"/>
+        </w:rPr>
+        <w:t>What happens if the caller tries to print result directly?. Return to this week and explain what you changed.</w:t>
+      </w:r>
+    </w:p>
+    <w:p>
+      <w:pPr>
+        <w:spacing w:line="336" w:lineRule="auto" w:after="180"/>
+      </w:pPr>
+      <w:r>
+        <w:rPr>
+          <w:b w:val="0"/>
+        </w:rPr>
+        <w:t>Review Lists and indexing (python-bridge/7). Goal: Distinguish a list index from the value stored at that position. Short practice: Label the three index positions.</w:t>
+      </w:r>
+    </w:p>
+    <w:p>
+      <w:pPr>
+        <w:spacing w:line="336" w:lineRule="auto" w:after="180"/>
+      </w:pPr>
+      <w:r>
+        <w:rPr>
+          <w:b w:val="0"/>
+        </w:rPr>
+        <w:t xml:space="preserve">Predict all original </w:t>
+      </w:r>
+      <w:r>
+        <w:rPr>
+          <w:b/>
+        </w:rPr>
+        <w:t>output</w:t>
+      </w:r>
+      <w:r>
+        <w:rPr>
+          <w:b w:val="0"/>
+        </w:rPr>
+        <w:t xml:space="preserve">s, then name the first </w:t>
+      </w:r>
+      <w:r>
+        <w:rPr>
+          <w:b/>
+        </w:rPr>
+        <w:t>output</w:t>
+      </w:r>
+      <w:r>
+        <w:rPr>
+          <w:b w:val="0"/>
+        </w:rPr>
+        <w:t xml:space="preserve"> and stopping point after using index 3.. Return to this week and explain what you changed.</w:t>
+      </w:r>
+    </w:p>
+    <w:p>
+      <w:pPr>
+        <w:spacing w:line="336" w:lineRule="auto" w:after="180"/>
+      </w:pPr>
+      <w:r>
+        <w:rPr>
+          <w:b w:val="0"/>
+        </w:rPr>
+        <w:t>Review Boolean conditions (python-bridge/4). Goal: Translate stated requirements into comparisons. Short practice: Give both comparison results for ages 11, 15 and 16.</w:t>
+      </w:r>
+    </w:p>
+    <w:p>
+      <w:pPr>
+        <w:spacing w:line="336" w:lineRule="auto" w:after="180"/>
+      </w:pPr>
+      <w:r>
+        <w:rPr>
+          <w:b w:val="0"/>
+        </w:rPr>
+        <w:t>Which comparison rejects each outside value, and why does and matter?. Return to this week and explain what you changed.</w:t>
+      </w:r>
+    </w:p>
+    <w:p>
+      <w:pPr>
+        <w:spacing w:line="336" w:lineRule="auto" w:after="180"/>
+      </w:pPr>
+      <w:r>
+        <w:rPr>
+          <w:b w:val="0"/>
+        </w:rPr>
+        <w:t xml:space="preserve">The browser lab lets you edit the supported Python examples already included in this lesson. Predict first, run, inspect the actual </w:t>
+      </w:r>
+      <w:r>
+        <w:rPr>
+          <w:b/>
+        </w:rPr>
+        <w:t>output</w:t>
+      </w:r>
+      <w:r>
+        <w:rPr>
+          <w:b w:val="0"/>
+        </w:rPr>
+        <w:t xml:space="preserve"> or error, change one </w:t>
       </w:r>
       <w:r>
         <w:rPr>
@@ -3378,7 +4351,18 @@
         <w:rPr>
           <w:b w:val="0"/>
         </w:rPr>
-        <w:t xml:space="preserve"> or assumption and justify your </w:t>
+        <w:t>, then run again.</w:t>
+      </w:r>
+    </w:p>
+    <w:p>
+      <w:pPr>
+        <w:spacing w:line="336" w:lineRule="auto" w:after="180"/>
+      </w:pPr>
+      <w:r>
+        <w:rPr>
+          <w:b w:val="0"/>
+        </w:rPr>
+        <w:t xml:space="preserve">Keep code, </w:t>
       </w:r>
       <w:r>
         <w:rPr>
@@ -3390,7 +4374,7 @@
         <w:rPr>
           <w:b w:val="0"/>
         </w:rPr>
-        <w:t>.</w:t>
+        <w:t>s, actual results and a reasoned revision together. On paper, label your result as a trace rather than an execution.</w:t>
       </w:r>
     </w:p>
     <w:p>
@@ -3401,7 +4385,7 @@
         <w:rPr>
           <w:b w:val="0"/>
         </w:rPr>
-        <w:t xml:space="preserve">Save your workbook </w:t>
+        <w:t xml:space="preserve">Use Download completed work in the hosted lesson to export your answers, reflections, practice feedback and code-run </w:t>
       </w:r>
       <w:r>
         <w:rPr>
@@ -3413,20 +4397,26 @@
         <w:rPr>
           <w:b w:val="0"/>
         </w:rPr>
-        <w:t>. At the next review, try a different case before opening your old answer.</w:t>
-      </w:r>
-    </w:p>
-    <w:p>
-      <w:pPr>
-        <w:pStyle w:val="Heading1"/>
-      </w:pPr>
-      <w:r>
-        <w:t>17. Supported practice, repair and portfolio</w:t>
-      </w:r>
-    </w:p>
-    <w:p>
-      <w:r>
-        <w:t>Attempt supported questions before using hints or feedback. Review a missing building block, then keep the completed work.</w:t>
+        <w:t>. Open the HTML copy to read or print it.</w:t>
+      </w:r>
+    </w:p>
+    <w:p>
+      <w:pPr>
+        <w:spacing w:line="336" w:lineRule="auto" w:after="180"/>
+      </w:pPr>
+      <w:r>
+        <w:rPr>
+          <w:b w:val="0"/>
+        </w:rPr>
+        <w:t>Drafts stay in this browser when storage is available; clear drafts on a shared device.</w:t>
+      </w:r>
+    </w:p>
+    <w:p>
+      <w:pPr>
+        <w:pStyle w:val="Heading2"/>
+      </w:pPr>
+      <w:r>
+        <w:t>Earlier wording, alternatives and picture transcripts · reference / check after trying</w:t>
       </w:r>
     </w:p>
     <w:p>
@@ -3442,92 +4432,10 @@
     </w:p>
     <w:p>
       <w:pPr>
-        <w:spacing w:line="336" w:lineRule="auto" w:after="180"/>
-      </w:pPr>
-      <w:r>
-        <w:rPr>
-          <w:b w:val="0"/>
-        </w:rPr>
-        <w:t xml:space="preserve">A zero field is still present. A </w:t>
-      </w:r>
-      <w:r>
-        <w:rPr>
-          <w:b/>
-        </w:rPr>
-        <w:t>dictionary</w:t>
-      </w:r>
-      <w:r>
-        <w:rPr>
-          <w:b w:val="0"/>
-        </w:rPr>
-        <w:t xml:space="preserve"> </w:t>
-      </w:r>
-      <w:r>
-        <w:rPr>
-          <w:b/>
-        </w:rPr>
-        <w:t>record</w:t>
-      </w:r>
-      <w:r>
-        <w:rPr>
-          <w:b w:val="0"/>
-        </w:rPr>
-        <w:t xml:space="preserve"> describes a shelf. The program distinguishes missing data from an actual zero.</w:t>
-      </w:r>
-    </w:p>
-    <w:p>
-      <w:pPr>
         <w:pStyle w:val="Heading3"/>
       </w:pPr>
       <w:r>
-        <w:t>Practice 1: explain the deciding evidence</w:t>
-      </w:r>
-    </w:p>
-    <w:p>
-      <w:pPr>
-        <w:spacing w:line="336" w:lineRule="auto" w:after="180"/>
-      </w:pPr>
-      <w:r>
-        <w:rPr>
-          <w:b w:val="0"/>
-        </w:rPr>
-        <w:t>Which labelled step matches this detail? "count" in shelf is True even though its value is zero.</w:t>
-      </w:r>
-    </w:p>
-    <w:p>
-      <w:pPr>
-        <w:spacing w:line="336" w:lineRule="auto" w:after="180"/>
-        <w:shd w:fill="F4F9FC"/>
-      </w:pPr>
-      <w:r>
-        <w:rPr>
-          <w:b w:val="0"/>
-        </w:rPr>
-        <w:t>1. Test key membership</w:t>
-      </w:r>
-    </w:p>
-    <w:p>
-      <w:pPr>
-        <w:spacing w:line="336" w:lineRule="auto" w:after="180"/>
-        <w:shd w:fill="F4F9FC"/>
-      </w:pPr>
-      <w:r>
-        <w:rPr>
-          <w:b w:val="0"/>
-        </w:rPr>
-        <w:t>2. Read an absent field</w:t>
-      </w:r>
-    </w:p>
-    <w:p>
-      <w:pPr>
-        <w:spacing w:line="336" w:lineRule="auto" w:after="180"/>
-        <w:shd w:fill="F4F9FC"/>
-      </w:pPr>
-      <w:r>
-        <w:rPr>
-          <w:b w:val="0"/>
-        </w:rPr>
-        <w:t>3. Read a stored field</w:t>
+        <w:t>Repair a missing building block</w:t>
       </w:r>
     </w:p>
     <w:p>
@@ -3535,32 +4443,7 @@
         <w:pStyle w:val="Heading3"/>
       </w:pPr>
       <w:r>
-        <w:t>My selected conclusion, deciding fact and explanation</w:t>
-      </w:r>
-    </w:p>
-    <w:p>
-      <w:r>
-        <w:t>________________________________________________________________</w:t>
-      </w:r>
-    </w:p>
-    <w:p>
-      <w:r>
-        <w:t>________________________________________________________________</w:t>
-      </w:r>
-    </w:p>
-    <w:p>
-      <w:r>
-        <w:t>________________________________________________________________</w:t>
-      </w:r>
-    </w:p>
-    <w:p>
-      <w:r>
-        <w:t>________________________________________________________________</w:t>
-      </w:r>
-    </w:p>
-    <w:p>
-      <w:r>
-        <w:t>________________________________________________________________</w:t>
+        <w:t>Predict, run and debug</w:t>
       </w:r>
     </w:p>
     <w:p>
@@ -3568,472 +4451,25 @@
         <w:pStyle w:val="Heading3"/>
       </w:pPr>
       <w:r>
-        <w:t>Hint · try first</w:t>
-      </w:r>
-    </w:p>
-    <w:p>
-      <w:pPr>
-        <w:spacing w:line="336" w:lineRule="auto" w:after="180"/>
-        <w:shd w:fill="F1F6F8"/>
-      </w:pPr>
-      <w:r>
-        <w:rPr>
-          <w:b w:val="0"/>
-        </w:rPr>
-        <w:t xml:space="preserve">Hint if needed: Read the steps in the pictorial case. Match the supplied detail to the stage that performs or </w:t>
-      </w:r>
-      <w:r>
-        <w:rPr>
-          <w:b/>
-        </w:rPr>
-        <w:t>record</w:t>
-      </w:r>
-      <w:r>
-        <w:rPr>
-          <w:b w:val="0"/>
-        </w:rPr>
-        <w:t>s it.</w:t>
-      </w:r>
-    </w:p>
-    <w:p>
-      <w:pPr>
-        <w:pStyle w:val="Heading3"/>
-      </w:pPr>
-      <w:r>
-        <w:t>Feedback · compare after trying</w:t>
-      </w:r>
-    </w:p>
-    <w:p>
-      <w:pPr>
-        <w:spacing w:line="336" w:lineRule="auto" w:after="180"/>
-        <w:shd w:fill="F1F6FC"/>
-      </w:pPr>
-      <w:r>
-        <w:rPr>
-          <w:b w:val="0"/>
-        </w:rPr>
-        <w:t xml:space="preserve">After your attempt, compare with the supported explanation: Test key membership "count" in shelf is True even though its value is zero. </w:t>
-      </w:r>
-      <w:r>
-        <w:rPr>
-          <w:b/>
-        </w:rPr>
-        <w:t>Dictionary</w:t>
-      </w:r>
-      <w:r>
-        <w:rPr>
-          <w:b w:val="0"/>
-        </w:rPr>
-        <w:t xml:space="preserve"> keys name fields.</w:t>
-      </w:r>
-    </w:p>
-    <w:p>
-      <w:pPr>
-        <w:spacing w:line="336" w:lineRule="auto" w:after="180"/>
-        <w:shd w:fill="F1F6FC"/>
-      </w:pPr>
-      <w:r>
-        <w:rPr>
-          <w:b w:val="0"/>
-        </w:rPr>
-        <w:t>Presence is different from truthiness of a value; a measured zero should not be discarded as if the field were absent.</w:t>
-      </w:r>
-    </w:p>
-    <w:p>
-      <w:pPr>
-        <w:pStyle w:val="Heading3"/>
-      </w:pPr>
-      <w:r>
-        <w:t>Practice 2: explain the deciding evidence</w:t>
-      </w:r>
-    </w:p>
-    <w:p>
-      <w:pPr>
-        <w:pStyle w:val="Heading3"/>
-      </w:pPr>
-      <w:r>
-        <w:t>Changed case · predict first</w:t>
-      </w:r>
-    </w:p>
-    <w:p>
-      <w:pPr>
-        <w:spacing w:line="336" w:lineRule="auto" w:after="180"/>
-        <w:shd w:fill="F5F1FB"/>
-      </w:pPr>
-      <w:r>
-        <w:rPr>
-          <w:b w:val="0"/>
-        </w:rPr>
-        <w:t>Changed-case practice: Add the field price with value 0. Which conclusion is supported by the supplied facts?</w:t>
-      </w:r>
-    </w:p>
-    <w:p>
-      <w:pPr>
-        <w:spacing w:line="336" w:lineRule="auto" w:after="180"/>
-        <w:shd w:fill="F4F9FC"/>
-      </w:pPr>
-      <w:r>
-        <w:rPr>
-          <w:b w:val="0"/>
-        </w:rPr>
-        <w:t>1. The price lookup now returns 0 instead of None.</w:t>
-      </w:r>
-    </w:p>
-    <w:p>
-      <w:pPr>
-        <w:spacing w:line="336" w:lineRule="auto" w:after="180"/>
-        <w:shd w:fill="F4F9FC"/>
-      </w:pPr>
-      <w:r>
-        <w:rPr>
-          <w:b w:val="0"/>
-        </w:rPr>
-        <w:t xml:space="preserve">2. We can decide the result without examining the changed </w:t>
-      </w:r>
-      <w:r>
-        <w:rPr>
-          <w:b/>
-        </w:rPr>
-        <w:t>input</w:t>
-      </w:r>
-      <w:r>
-        <w:rPr>
-          <w:b w:val="0"/>
-        </w:rPr>
-        <w:t xml:space="preserve"> or the procedure.</w:t>
-      </w:r>
-    </w:p>
-    <w:p>
-      <w:pPr>
-        <w:spacing w:line="336" w:lineRule="auto" w:after="180"/>
-        <w:shd w:fill="F4F9FC"/>
-      </w:pPr>
-      <w:r>
-        <w:rPr>
-          <w:b w:val="0"/>
-        </w:rPr>
-        <w:t xml:space="preserve">3. This one example guarantees correct results for every future </w:t>
-      </w:r>
-      <w:r>
-        <w:rPr>
-          <w:b/>
-        </w:rPr>
-        <w:t>input</w:t>
-      </w:r>
-      <w:r>
-        <w:rPr>
-          <w:b w:val="0"/>
-        </w:rPr>
-        <w:t>.</w:t>
-      </w:r>
-    </w:p>
-    <w:p>
-      <w:pPr>
-        <w:pStyle w:val="Heading3"/>
-      </w:pPr>
-      <w:r>
-        <w:t>My selected conclusion, deciding fact and explanation</w:t>
-      </w:r>
-    </w:p>
-    <w:p>
-      <w:r>
-        <w:t>________________________________________________________________</w:t>
-      </w:r>
-    </w:p>
-    <w:p>
-      <w:r>
-        <w:t>________________________________________________________________</w:t>
-      </w:r>
-    </w:p>
-    <w:p>
-      <w:r>
-        <w:t>________________________________________________________________</w:t>
-      </w:r>
-    </w:p>
-    <w:p>
-      <w:r>
-        <w:t>________________________________________________________________</w:t>
-      </w:r>
-    </w:p>
-    <w:p>
-      <w:r>
-        <w:t>________________________________________________________________</w:t>
-      </w:r>
-    </w:p>
-    <w:p>
-      <w:pPr>
-        <w:pStyle w:val="Heading3"/>
-      </w:pPr>
-      <w:r>
-        <w:t>Hint · try first</w:t>
-      </w:r>
-    </w:p>
-    <w:p>
-      <w:pPr>
-        <w:spacing w:line="336" w:lineRule="auto" w:after="180"/>
-        <w:shd w:fill="F1F6F8"/>
-      </w:pPr>
-      <w:r>
-        <w:rPr>
-          <w:b w:val="0"/>
-        </w:rPr>
-        <w:t>Hint if needed: Use the changed condition and the deciding step in the pictorial trace. The answer must say what follows from those facts.</w:t>
-      </w:r>
-    </w:p>
-    <w:p>
-      <w:pPr>
-        <w:pStyle w:val="Heading3"/>
-      </w:pPr>
-      <w:r>
-        <w:t>Feedback · compare after trying</w:t>
-      </w:r>
-    </w:p>
-    <w:p>
-      <w:pPr>
-        <w:spacing w:line="336" w:lineRule="auto" w:after="180"/>
-        <w:shd w:fill="F1F6FC"/>
-      </w:pPr>
-      <w:r>
-        <w:rPr>
-          <w:b w:val="0"/>
-        </w:rPr>
-        <w:t xml:space="preserve">After your attempt, compare with the supported explanation: The price lookup now returns 0 instead of None. A </w:t>
-      </w:r>
-      <w:r>
-        <w:rPr>
-          <w:b/>
-        </w:rPr>
-        <w:t>record</w:t>
-      </w:r>
-      <w:r>
-        <w:rPr>
-          <w:b w:val="0"/>
-        </w:rPr>
-        <w:t>ed zero is a present value, whereas the earlier lookup had no field.</w:t>
-      </w:r>
-    </w:p>
-    <w:p>
-      <w:pPr>
-        <w:pStyle w:val="Heading3"/>
-      </w:pPr>
-      <w:r>
-        <w:t>Repair a missing building block</w:t>
-      </w:r>
-    </w:p>
-    <w:p>
-      <w:pPr>
-        <w:spacing w:line="336" w:lineRule="auto" w:after="180"/>
-      </w:pPr>
-      <w:r>
-        <w:rPr>
-          <w:b w:val="0"/>
-        </w:rPr>
-        <w:t>Review Return values and local state (python-bridge/9). Goal: Use a returned value in a later calculation. Short practice: Trace the two returned values and explain why first stays seven.</w:t>
-      </w:r>
-    </w:p>
-    <w:p>
-      <w:pPr>
-        <w:spacing w:line="336" w:lineRule="auto" w:after="180"/>
-      </w:pPr>
-      <w:r>
-        <w:rPr>
-          <w:b w:val="0"/>
-        </w:rPr>
-        <w:t>What happens if the caller tries to print result directly?. Return to this week and explain what you changed.</w:t>
-      </w:r>
-    </w:p>
-    <w:p>
-      <w:pPr>
-        <w:spacing w:line="336" w:lineRule="auto" w:after="180"/>
-      </w:pPr>
-      <w:r>
-        <w:rPr>
-          <w:b w:val="0"/>
-        </w:rPr>
-        <w:t>Review Lists and indexing (python-bridge/7). Goal: Distinguish a list index from the value stored at that position. Short practice: Label the three index positions.</w:t>
-      </w:r>
-    </w:p>
-    <w:p>
-      <w:pPr>
-        <w:spacing w:line="336" w:lineRule="auto" w:after="180"/>
-      </w:pPr>
-      <w:r>
-        <w:rPr>
-          <w:b w:val="0"/>
-        </w:rPr>
-        <w:t xml:space="preserve">Predict all original </w:t>
-      </w:r>
-      <w:r>
-        <w:rPr>
-          <w:b/>
-        </w:rPr>
-        <w:t>output</w:t>
-      </w:r>
-      <w:r>
-        <w:rPr>
-          <w:b w:val="0"/>
-        </w:rPr>
-        <w:t xml:space="preserve">s, then name the first </w:t>
-      </w:r>
-      <w:r>
-        <w:rPr>
-          <w:b/>
-        </w:rPr>
-        <w:t>output</w:t>
-      </w:r>
-      <w:r>
-        <w:rPr>
-          <w:b w:val="0"/>
-        </w:rPr>
-        <w:t xml:space="preserve"> and stopping point after using index 3.. Return to this week and explain what you changed.</w:t>
-      </w:r>
-    </w:p>
-    <w:p>
-      <w:pPr>
-        <w:spacing w:line="336" w:lineRule="auto" w:after="180"/>
-      </w:pPr>
-      <w:r>
-        <w:rPr>
-          <w:b w:val="0"/>
-        </w:rPr>
-        <w:t>Review Boolean conditions (python-bridge/4). Goal: Translate stated requirements into comparisons. Short practice: Give both comparison results for ages 11, 15 and 16.</w:t>
-      </w:r>
-    </w:p>
-    <w:p>
-      <w:pPr>
-        <w:spacing w:line="336" w:lineRule="auto" w:after="180"/>
-      </w:pPr>
-      <w:r>
-        <w:rPr>
-          <w:b w:val="0"/>
-        </w:rPr>
-        <w:t>Which comparison rejects each outside value, and why does and matter?. Return to this week and explain what you changed.</w:t>
-      </w:r>
-    </w:p>
-    <w:p>
-      <w:pPr>
-        <w:pStyle w:val="Heading3"/>
-      </w:pPr>
-      <w:r>
-        <w:t>Predict, run and debug</w:t>
-      </w:r>
-    </w:p>
-    <w:p>
-      <w:pPr>
-        <w:spacing w:line="336" w:lineRule="auto" w:after="180"/>
-      </w:pPr>
-      <w:r>
-        <w:rPr>
-          <w:b w:val="0"/>
-        </w:rPr>
-        <w:t xml:space="preserve">The browser lab lets you edit the supported Python examples already included in this lesson. Predict first, run, inspect the actual </w:t>
-      </w:r>
-      <w:r>
-        <w:rPr>
-          <w:b/>
-        </w:rPr>
-        <w:t>output</w:t>
-      </w:r>
-      <w:r>
-        <w:rPr>
-          <w:b w:val="0"/>
-        </w:rPr>
-        <w:t xml:space="preserve"> or error, change one </w:t>
-      </w:r>
-      <w:r>
-        <w:rPr>
-          <w:b/>
-        </w:rPr>
-        <w:t>input</w:t>
-      </w:r>
-      <w:r>
-        <w:rPr>
-          <w:b w:val="0"/>
-        </w:rPr>
-        <w:t>, then run again.</w:t>
-      </w:r>
-    </w:p>
-    <w:p>
-      <w:pPr>
-        <w:spacing w:line="336" w:lineRule="auto" w:after="180"/>
-      </w:pPr>
-      <w:r>
-        <w:rPr>
-          <w:b w:val="0"/>
-        </w:rPr>
-        <w:t xml:space="preserve">Keep code, </w:t>
-      </w:r>
-      <w:r>
-        <w:rPr>
-          <w:b/>
-        </w:rPr>
-        <w:t>prediction</w:t>
-      </w:r>
-      <w:r>
-        <w:rPr>
-          <w:b w:val="0"/>
-        </w:rPr>
-        <w:t>s, actual results and a reasoned revision together. On paper, label your result as a trace rather than an execution.</w:t>
-      </w:r>
-    </w:p>
-    <w:p>
-      <w:pPr>
-        <w:pStyle w:val="Heading3"/>
-      </w:pPr>
-      <w:r>
         <w:t>Keep your completed work</w:t>
       </w:r>
     </w:p>
     <w:p>
       <w:pPr>
-        <w:spacing w:line="336" w:lineRule="auto" w:after="180"/>
-      </w:pPr>
-      <w:r>
-        <w:rPr>
-          <w:b w:val="0"/>
-        </w:rPr>
-        <w:t xml:space="preserve">Use Download completed work in the hosted lesson to export your answers, reflections, practice feedback and code-run </w:t>
-      </w:r>
-      <w:r>
-        <w:rPr>
-          <w:b/>
-        </w:rPr>
-        <w:t>evidence</w:t>
-      </w:r>
-      <w:r>
-        <w:rPr>
-          <w:b w:val="0"/>
-        </w:rPr>
-        <w:t>. Open the HTML copy to read or print it.</w:t>
-      </w:r>
-    </w:p>
-    <w:p>
-      <w:pPr>
-        <w:spacing w:line="336" w:lineRule="auto" w:after="180"/>
-      </w:pPr>
-      <w:r>
-        <w:rPr>
-          <w:b w:val="0"/>
-        </w:rPr>
-        <w:t>Drafts stay in this browser when storage is available; clear drafts on a shared device.</w:t>
-      </w:r>
-    </w:p>
-    <w:p>
-      <w:pPr>
         <w:pStyle w:val="Heading1"/>
       </w:pPr>
       <w:r>
-        <w:t>18. Visual concept journey</w:t>
-      </w:r>
-    </w:p>
-    <w:p>
-      <w:r>
-        <w:t>Explain each Dictionaries and records graphic using its labels, deciding evidence and relevant limitation.</w:t>
-      </w:r>
-    </w:p>
-    <w:p>
-      <w:pPr>
-        <w:pStyle w:val="Heading3"/>
+        <w:t>18. Reference · The six-picture journey</w:t>
+      </w:r>
+    </w:p>
+    <w:p>
+      <w:r>
+        <w:t>Choose the picture needed for the present question.</w:t>
+      </w:r>
+    </w:p>
+    <w:p>
+      <w:pPr>
+        <w:pStyle w:val="Heading2"/>
       </w:pPr>
       <w:r>
         <w:t>01. Dictionaries and records: the case</w:t>
@@ -4044,7 +4480,7 @@
         <w:drawing>
           <wp:inline xmlns:a="http://schemas.openxmlformats.org/drawingml/2006/main" xmlns:pic="http://schemas.openxmlformats.org/drawingml/2006/picture">
             <wp:extent cx="5486400" cy="2834640"/>
-            <wp:docPr id="2" name="Picture 2" descr="A zero field is still present. A dictionary record describes a shelf. The program distinguishes missing data from an actual zero. Supplied facts: Python 3: shelf={&quot;count&quot;:0,&quot;name&quot;:&quot;Atlas&quot;}; print(shelf[&quot;count&quot;]); print(shelf.get(&quot;price&quot;)); print(&quot;count&quot; in shelf)."/>
+            <wp:docPr id="4" name="Picture 4" descr="A zero field is still present. A dictionary record describes a shelf. The program distinguishes missing data from an actual zero. Supplied facts: Python 3: shelf={&quot;count&quot;:0,&quot;name&quot;:&quot;Atlas&quot;}; print(shelf[&quot;count&quot;]); print(shelf.get(&quot;price&quot;)); print(&quot;count&quot; in shelf)."/>
             <wp:cNvGraphicFramePr>
               <a:graphicFrameLocks noChangeAspect="1"/>
             </wp:cNvGraphicFramePr>
@@ -4053,199 +4489,6 @@
                 <pic:pic>
                   <pic:nvPicPr>
                     <pic:cNvPr id="0" name="academy-story-python-bridge-10-01.png"/>
-                    <pic:cNvPicPr/>
-                  </pic:nvPicPr>
-                  <pic:blipFill>
-                    <a:blip r:embed="rId10"/>
-                    <a:stretch>
-                      <a:fillRect/>
-                    </a:stretch>
-                  </pic:blipFill>
-                  <pic:spPr>
-                    <a:xfrm>
-                      <a:off x="0" y="0"/>
-                      <a:ext cx="5486400" cy="2834640"/>
-                    </a:xfrm>
-                    <a:prstGeom prst="rect"/>
-                  </pic:spPr>
-                </pic:pic>
-              </a:graphicData>
-            </a:graphic>
-          </wp:inline>
-        </w:drawing>
-      </w:r>
-    </w:p>
-    <w:p>
-      <w:pPr>
-        <w:spacing w:line="336" w:lineRule="auto" w:after="180"/>
-      </w:pPr>
-      <w:r>
-        <w:rPr>
-          <w:b w:val="0"/>
-        </w:rPr>
-        <w:t xml:space="preserve">A zero field is still present. A </w:t>
-      </w:r>
-      <w:r>
-        <w:rPr>
-          <w:b/>
-        </w:rPr>
-        <w:t>dictionary</w:t>
-      </w:r>
-      <w:r>
-        <w:rPr>
-          <w:b w:val="0"/>
-        </w:rPr>
-        <w:t xml:space="preserve"> </w:t>
-      </w:r>
-      <w:r>
-        <w:rPr>
-          <w:b/>
-        </w:rPr>
-        <w:t>record</w:t>
-      </w:r>
-      <w:r>
-        <w:rPr>
-          <w:b w:val="0"/>
-        </w:rPr>
-        <w:t xml:space="preserve"> describes a shelf. The program distinguishes missing data from an actual zero.</w:t>
-      </w:r>
-    </w:p>
-    <w:p>
-      <w:pPr>
-        <w:spacing w:line="336" w:lineRule="auto" w:after="180"/>
-      </w:pPr>
-      <w:r>
-        <w:rPr>
-          <w:b w:val="0"/>
-        </w:rPr>
-        <w:t>Supplied facts: Python 3: shelf={"count":0,"name":"Atlas"}; print(shelf["count"]); print(shelf.get("price")); print("count" in shelf).</w:t>
-      </w:r>
-    </w:p>
-    <w:p>
-      <w:pPr>
-        <w:spacing w:line="336" w:lineRule="auto" w:after="180"/>
-        <w:shd w:fill="F5F1FB"/>
-      </w:pPr>
-      <w:r>
-        <w:rPr>
-          <w:b w:val="0"/>
-        </w:rPr>
-        <w:t>Point to the given fact that matters most. Explain why it matters.</w:t>
-      </w:r>
-    </w:p>
-    <w:p>
-      <w:pPr>
-        <w:pStyle w:val="Heading3"/>
-      </w:pPr>
-      <w:r>
-        <w:t>02. Follow the deciding steps</w:t>
-      </w:r>
-    </w:p>
-    <w:p>
-      <w:r>
-        <w:drawing>
-          <wp:inline xmlns:a="http://schemas.openxmlformats.org/drawingml/2006/main" xmlns:pic="http://schemas.openxmlformats.org/drawingml/2006/picture">
-            <wp:extent cx="5486400" cy="3182112"/>
-            <wp:docPr id="3" name="Picture 3" descr="Read a stored field: count exists with numeric value 0. → Read an absent field: get(&quot;price&quot;) returns None because price is missing and no default was supplied. → Test key membership: &quot;count&quot; in shelf is True even though its value is zero."/>
-            <wp:cNvGraphicFramePr>
-              <a:graphicFrameLocks noChangeAspect="1"/>
-            </wp:cNvGraphicFramePr>
-            <a:graphic>
-              <a:graphicData uri="http://schemas.openxmlformats.org/drawingml/2006/picture">
-                <pic:pic>
-                  <pic:nvPicPr>
-                    <pic:cNvPr id="0" name="academy-story-python-bridge-10-02.png"/>
-                    <pic:cNvPicPr/>
-                  </pic:nvPicPr>
-                  <pic:blipFill>
-                    <a:blip r:embed="rId11"/>
-                    <a:stretch>
-                      <a:fillRect/>
-                    </a:stretch>
-                  </pic:blipFill>
-                  <pic:spPr>
-                    <a:xfrm>
-                      <a:off x="0" y="0"/>
-                      <a:ext cx="5486400" cy="3182112"/>
-                    </a:xfrm>
-                    <a:prstGeom prst="rect"/>
-                  </pic:spPr>
-                </pic:pic>
-              </a:graphicData>
-            </a:graphic>
-          </wp:inline>
-        </w:drawing>
-      </w:r>
-    </w:p>
-    <w:p>
-      <w:pPr>
-        <w:spacing w:line="336" w:lineRule="auto" w:after="180"/>
-      </w:pPr>
-      <w:r>
-        <w:rPr>
-          <w:b w:val="0"/>
-        </w:rPr>
-        <w:t>Read a stored field: count exists with numeric value 0. → Read an absent field: get("price") returns None because price is missing and no default was supplied. → Test key membership: "count" in shelf is True even though its value is zero.</w:t>
-      </w:r>
-    </w:p>
-    <w:p>
-      <w:pPr>
-        <w:spacing w:line="336" w:lineRule="auto" w:after="180"/>
-        <w:shd w:fill="F5F1FB"/>
-      </w:pPr>
-      <w:r>
-        <w:rPr>
-          <w:b w:val="0"/>
-        </w:rPr>
-        <w:t xml:space="preserve">Point to each numbered stage and explain which </w:t>
-      </w:r>
-      <w:r>
-        <w:rPr>
-          <w:b/>
-        </w:rPr>
-        <w:t>record</w:t>
-      </w:r>
-      <w:r>
-        <w:rPr>
-          <w:b w:val="0"/>
-        </w:rPr>
-        <w:t xml:space="preserve">ed </w:t>
-      </w:r>
-      <w:r>
-        <w:rPr>
-          <w:b/>
-        </w:rPr>
-        <w:t>input</w:t>
-      </w:r>
-      <w:r>
-        <w:rPr>
-          <w:b w:val="0"/>
-        </w:rPr>
-        <w:t xml:space="preserve"> it uses.</w:t>
-      </w:r>
-    </w:p>
-    <w:p>
-      <w:pPr>
-        <w:pStyle w:val="Heading3"/>
-      </w:pPr>
-      <w:r>
-        <w:t>03. Follow the evidence</w:t>
-      </w:r>
-    </w:p>
-    <w:p>
-      <w:r>
-        <w:drawing>
-          <wp:inline xmlns:a="http://schemas.openxmlformats.org/drawingml/2006/main" xmlns:pic="http://schemas.openxmlformats.org/drawingml/2006/picture">
-            <wp:extent cx="5486400" cy="2834640"/>
-            <wp:docPr id="4" name="Picture 4" descr="Follow the evidence. Read used | 4 | 12 - 4 = 8. Update used | 6 | 12 - 6 = 6"/>
-            <wp:cNvGraphicFramePr>
-              <a:graphicFrameLocks noChangeAspect="1"/>
-            </wp:cNvGraphicFramePr>
-            <a:graphic>
-              <a:graphicData uri="http://schemas.openxmlformats.org/drawingml/2006/picture">
-                <pic:pic>
-                  <pic:nvPicPr>
-                    <pic:cNvPr id="0" name="academy-story-python-bridge-10-03.png"/>
                     <pic:cNvPicPr/>
                   </pic:nvPicPr>
                   <pic:blipFill>
@@ -4276,6 +4519,197 @@
         <w:rPr>
           <w:b w:val="0"/>
         </w:rPr>
+        <w:t xml:space="preserve">A zero field is still present. A </w:t>
+      </w:r>
+      <w:r>
+        <w:rPr>
+          <w:b/>
+        </w:rPr>
+        <w:t>dictionary</w:t>
+      </w:r>
+      <w:r>
+        <w:rPr>
+          <w:b w:val="0"/>
+        </w:rPr>
+        <w:t xml:space="preserve"> </w:t>
+      </w:r>
+      <w:r>
+        <w:rPr>
+          <w:b/>
+        </w:rPr>
+        <w:t>record</w:t>
+      </w:r>
+      <w:r>
+        <w:rPr>
+          <w:b w:val="0"/>
+        </w:rPr>
+        <w:t xml:space="preserve"> describes a shelf. The program distinguishes missing data from an actual zero.</w:t>
+      </w:r>
+    </w:p>
+    <w:p>
+      <w:pPr>
+        <w:spacing w:line="336" w:lineRule="auto" w:after="180"/>
+      </w:pPr>
+      <w:r>
+        <w:rPr>
+          <w:b w:val="0"/>
+        </w:rPr>
+        <w:t>Supplied facts: Python 3: shelf={"count":0,"name":"Atlas"}; print(shelf["count"]); print(shelf.get("price")); print("count" in shelf).</w:t>
+      </w:r>
+    </w:p>
+    <w:p>
+      <w:pPr>
+        <w:spacing w:line="336" w:lineRule="auto" w:after="180"/>
+      </w:pPr>
+      <w:r>
+        <w:rPr>
+          <w:b w:val="0"/>
+        </w:rPr>
+        <w:t>Point to the given fact that matters most. Explain why it matters.</w:t>
+      </w:r>
+    </w:p>
+    <w:p>
+      <w:pPr>
+        <w:pStyle w:val="Heading2"/>
+      </w:pPr>
+      <w:r>
+        <w:t>02. Follow the deciding steps</w:t>
+      </w:r>
+    </w:p>
+    <w:p>
+      <w:r>
+        <w:drawing>
+          <wp:inline xmlns:a="http://schemas.openxmlformats.org/drawingml/2006/main" xmlns:pic="http://schemas.openxmlformats.org/drawingml/2006/picture">
+            <wp:extent cx="5486400" cy="3182112"/>
+            <wp:docPr id="5" name="Picture 5" descr="Read a stored field: count exists with numeric value 0. → Read an absent field: get(&quot;price&quot;) returns None because price is missing and no default was supplied. → Test key membership: &quot;count&quot; in shelf is True even though its value is zero."/>
+            <wp:cNvGraphicFramePr>
+              <a:graphicFrameLocks noChangeAspect="1"/>
+            </wp:cNvGraphicFramePr>
+            <a:graphic>
+              <a:graphicData uri="http://schemas.openxmlformats.org/drawingml/2006/picture">
+                <pic:pic>
+                  <pic:nvPicPr>
+                    <pic:cNvPr id="0" name="academy-story-python-bridge-10-02.png"/>
+                    <pic:cNvPicPr/>
+                  </pic:nvPicPr>
+                  <pic:blipFill>
+                    <a:blip r:embed="rId9"/>
+                    <a:stretch>
+                      <a:fillRect/>
+                    </a:stretch>
+                  </pic:blipFill>
+                  <pic:spPr>
+                    <a:xfrm>
+                      <a:off x="0" y="0"/>
+                      <a:ext cx="5486400" cy="3182112"/>
+                    </a:xfrm>
+                    <a:prstGeom prst="rect"/>
+                  </pic:spPr>
+                </pic:pic>
+              </a:graphicData>
+            </a:graphic>
+          </wp:inline>
+        </w:drawing>
+      </w:r>
+    </w:p>
+    <w:p>
+      <w:pPr>
+        <w:spacing w:line="336" w:lineRule="auto" w:after="180"/>
+      </w:pPr>
+      <w:r>
+        <w:rPr>
+          <w:b w:val="0"/>
+        </w:rPr>
+        <w:t>Read a stored field: count exists with numeric value 0. → Read an absent field: get("price") returns None because price is missing and no default was supplied. → Test key membership: "count" in shelf is True even though its value is zero.</w:t>
+      </w:r>
+    </w:p>
+    <w:p>
+      <w:pPr>
+        <w:spacing w:line="336" w:lineRule="auto" w:after="180"/>
+      </w:pPr>
+      <w:r>
+        <w:rPr>
+          <w:b w:val="0"/>
+        </w:rPr>
+        <w:t xml:space="preserve">Point to each numbered stage and explain which </w:t>
+      </w:r>
+      <w:r>
+        <w:rPr>
+          <w:b/>
+        </w:rPr>
+        <w:t>record</w:t>
+      </w:r>
+      <w:r>
+        <w:rPr>
+          <w:b w:val="0"/>
+        </w:rPr>
+        <w:t xml:space="preserve">ed </w:t>
+      </w:r>
+      <w:r>
+        <w:rPr>
+          <w:b/>
+        </w:rPr>
+        <w:t>input</w:t>
+      </w:r>
+      <w:r>
+        <w:rPr>
+          <w:b w:val="0"/>
+        </w:rPr>
+        <w:t xml:space="preserve"> it uses.</w:t>
+      </w:r>
+    </w:p>
+    <w:p>
+      <w:pPr>
+        <w:pStyle w:val="Heading2"/>
+      </w:pPr>
+      <w:r>
+        <w:t>03. Follow the evidence</w:t>
+      </w:r>
+    </w:p>
+    <w:p>
+      <w:r>
+        <w:drawing>
+          <wp:inline xmlns:a="http://schemas.openxmlformats.org/drawingml/2006/main" xmlns:pic="http://schemas.openxmlformats.org/drawingml/2006/picture">
+            <wp:extent cx="5486400" cy="2834640"/>
+            <wp:docPr id="6" name="Picture 6" descr="Follow the evidence. Read used | 4 | 12 - 4 = 8. Update used | 6 | 12 - 6 = 6"/>
+            <wp:cNvGraphicFramePr>
+              <a:graphicFrameLocks noChangeAspect="1"/>
+            </wp:cNvGraphicFramePr>
+            <a:graphic>
+              <a:graphicData uri="http://schemas.openxmlformats.org/drawingml/2006/picture">
+                <pic:pic>
+                  <pic:nvPicPr>
+                    <pic:cNvPr id="0" name="academy-story-python-bridge-10-03.png"/>
+                    <pic:cNvPicPr/>
+                  </pic:nvPicPr>
+                  <pic:blipFill>
+                    <a:blip r:embed="rId13"/>
+                    <a:stretch>
+                      <a:fillRect/>
+                    </a:stretch>
+                  </pic:blipFill>
+                  <pic:spPr>
+                    <a:xfrm>
+                      <a:off x="0" y="0"/>
+                      <a:ext cx="5486400" cy="2834640"/>
+                    </a:xfrm>
+                    <a:prstGeom prst="rect"/>
+                  </pic:spPr>
+                </pic:pic>
+              </a:graphicData>
+            </a:graphic>
+          </wp:inline>
+        </w:drawing>
+      </w:r>
+    </w:p>
+    <w:p>
+      <w:pPr>
+        <w:spacing w:line="336" w:lineRule="auto" w:after="180"/>
+      </w:pPr>
+      <w:r>
+        <w:rPr>
+          <w:b w:val="0"/>
+        </w:rPr>
         <w:t xml:space="preserve">Follow the </w:t>
       </w:r>
       <w:r>
@@ -4294,7 +4728,6 @@
     <w:p>
       <w:pPr>
         <w:spacing w:line="336" w:lineRule="auto" w:after="180"/>
-        <w:shd w:fill="F5F1FB"/>
       </w:pPr>
       <w:r>
         <w:rPr>
@@ -4305,7 +4738,7 @@
     </w:p>
     <w:p>
       <w:pPr>
-        <w:pStyle w:val="Heading3"/>
+        <w:pStyle w:val="Heading2"/>
       </w:pPr>
       <w:r>
         <w:t>04. Change one thing. Trace what follows.</w:t>
@@ -4316,7 +4749,7 @@
         <w:drawing>
           <wp:inline xmlns:a="http://schemas.openxmlformats.org/drawingml/2006/main" xmlns:pic="http://schemas.openxmlformats.org/drawingml/2006/picture">
             <wp:extent cx="5486400" cy="3026664"/>
-            <wp:docPr id="5" name="Picture 5" descr="Original case: &quot;count&quot; in shelf is True even though its value is zero. Changed condition: Add the field price with value 0. Expected result: The price lookup now returns 0 instead of None. Reason: A recorded zero is a present value, whereas the earlier lookup had no field."/>
+            <wp:docPr id="7" name="Picture 7" descr="Original case: &quot;count&quot; in shelf is True even though its value is zero. Changed condition: Add the field price with value 0. Expected result: The price lookup now returns 0 instead of None. Reason: A recorded zero is a present value, whereas the earlier lookup had no field."/>
             <wp:cNvGraphicFramePr>
               <a:graphicFrameLocks noChangeAspect="1"/>
             </wp:cNvGraphicFramePr>
@@ -4328,7 +4761,7 @@
                     <pic:cNvPicPr/>
                   </pic:nvPicPr>
                   <pic:blipFill>
-                    <a:blip r:embed="rId13"/>
+                    <a:blip r:embed="rId10"/>
                     <a:stretch>
                       <a:fillRect/>
                     </a:stretch>
@@ -4384,7 +4817,6 @@
     <w:p>
       <w:pPr>
         <w:spacing w:line="336" w:lineRule="auto" w:after="180"/>
-        <w:shd w:fill="F5F1FB"/>
       </w:pPr>
       <w:r>
         <w:rPr>
@@ -4395,7 +4827,7 @@
     </w:p>
     <w:p>
       <w:pPr>
-        <w:pStyle w:val="Heading3"/>
+        <w:pStyle w:val="Heading2"/>
       </w:pPr>
       <w:r>
         <w:t>05. Connect the explanation to its limit</w:t>
@@ -4406,7 +4838,7 @@
         <w:drawing>
           <wp:inline xmlns:a="http://schemas.openxmlformats.org/drawingml/2006/main" xmlns:pic="http://schemas.openxmlformats.org/drawingml/2006/picture">
             <wp:extent cx="5486400" cy="2834640"/>
-            <wp:docPr id="6" name="Picture 6" descr="Dictionary keys name fields. Presence is different from truthiness of a value; a measured zero should not be discarded as if the field were absent. Limit: None is also a possible explicitly stored value; real record contracts must define how missing and null values are represented."/>
+            <wp:docPr id="8" name="Picture 8" descr="Dictionary keys name fields. Presence is different from truthiness of a value; a measured zero should not be discarded as if the field were absent. Limit: None is also a possible explicitly stored value; real record contracts must define how missing and null values are represented."/>
             <wp:cNvGraphicFramePr>
               <a:graphicFrameLocks noChangeAspect="1"/>
             </wp:cNvGraphicFramePr>
@@ -4480,7 +4912,6 @@
     <w:p>
       <w:pPr>
         <w:spacing w:line="336" w:lineRule="auto" w:after="180"/>
-        <w:shd w:fill="F5F1FB"/>
       </w:pPr>
       <w:r>
         <w:rPr>
@@ -4491,7 +4922,7 @@
     </w:p>
     <w:p>
       <w:pPr>
-        <w:pStyle w:val="Heading3"/>
+        <w:pStyle w:val="Heading2"/>
       </w:pPr>
       <w:r>
         <w:t>06. Make the idea visible in your project</w:t>
@@ -4502,7 +4933,7 @@
         <w:drawing>
           <wp:inline xmlns:a="http://schemas.openxmlformats.org/drawingml/2006/main" xmlns:pic="http://schemas.openxmlformats.org/drawingml/2006/picture">
             <wp:extent cx="5486400" cy="3681984"/>
-            <wp:docPr id="7" name="Picture 7" descr="For Python readiness before the Responsible Plant Classifier, retain a trace of the values, the predicted outputs and the changed-case explanation. Use actual Python 3 results to check the prediction after reasoning first. Draw your input, deciding step, result and limit. Supported question: Predict all three original outputs. Explain the difference between count=0 and missing price, then predict the lookup after price=0 is added."/>
+            <wp:docPr id="9" name="Picture 9" descr="For Python readiness before the Responsible Plant Classifier, retain a trace of the values, the predicted outputs and the changed-case explanation. Use actual Python 3 results to check the prediction after reasoning first. Draw your input, deciding step, result and limit. Supported question: Predict all three original outputs. Explain the difference between count=0 and missing price, then predict the lookup after price=0 is added."/>
             <wp:cNvGraphicFramePr>
               <a:graphicFrameLocks noChangeAspect="1"/>
             </wp:cNvGraphicFramePr>
@@ -4606,7 +5037,6 @@
     <w:p>
       <w:pPr>
         <w:spacing w:line="336" w:lineRule="auto" w:after="180"/>
-        <w:shd w:fill="F5F1FB"/>
       </w:pPr>
       <w:r>
         <w:rPr>
@@ -4625,6 +5055,62 @@
           <w:b w:val="0"/>
         </w:rPr>
         <w:t>.</w:t>
+      </w:r>
+    </w:p>
+    <w:p>
+      <w:pPr>
+        <w:pStyle w:val="Heading2"/>
+      </w:pPr>
+      <w:r>
+        <w:t>Earlier wording, alternatives and picture transcripts · reference / check after trying</w:t>
+      </w:r>
+    </w:p>
+    <w:p>
+      <w:pPr>
+        <w:pStyle w:val="Heading3"/>
+      </w:pPr>
+      <w:r>
+        <w:t>01. Dictionaries and records: the case</w:t>
+      </w:r>
+    </w:p>
+    <w:p>
+      <w:pPr>
+        <w:pStyle w:val="Heading3"/>
+      </w:pPr>
+      <w:r>
+        <w:t>02. Follow the deciding steps</w:t>
+      </w:r>
+    </w:p>
+    <w:p>
+      <w:pPr>
+        <w:pStyle w:val="Heading3"/>
+      </w:pPr>
+      <w:r>
+        <w:t>03. Follow the evidence</w:t>
+      </w:r>
+    </w:p>
+    <w:p>
+      <w:pPr>
+        <w:pStyle w:val="Heading3"/>
+      </w:pPr>
+      <w:r>
+        <w:t>04. Change one thing. Trace what follows.</w:t>
+      </w:r>
+    </w:p>
+    <w:p>
+      <w:pPr>
+        <w:pStyle w:val="Heading3"/>
+      </w:pPr>
+      <w:r>
+        <w:t>05. Connect the explanation to its limit</w:t>
+      </w:r>
+    </w:p>
+    <w:p>
+      <w:pPr>
+        <w:pStyle w:val="Heading3"/>
+      </w:pPr>
+      <w:r>
+        <w:t>06. Make the idea visible in your project</w:t>
       </w:r>
     </w:p>
     <w:sectPr>
